--- a/Backend/Python/Librerias y version de python.docx
+++ b/Backend/Python/Librerias y version de python.docx
@@ -8,19 +8,11 @@
           <w:lang w:val="en-US"/>
         </w:rPr>
       </w:pPr>
-      <w:proofErr w:type="spellStart"/>
       <w:r>
         <w:rPr>
           <w:lang w:val="en-US"/>
         </w:rPr>
-        <w:t>Librerias</w:t>
-      </w:r>
-      <w:proofErr w:type="spellEnd"/>
-      <w:r>
-        <w:rPr>
-          <w:lang w:val="en-US"/>
-        </w:rPr>
-        <w:t xml:space="preserve"> y version de python</w:t>
+        <w:t>Librerias y version de python</w:t>
       </w:r>
     </w:p>
     <w:p>
@@ -115,25 +107,7 @@
           <w:b/>
           <w:bCs/>
         </w:rPr>
-        <w:t xml:space="preserve">"Add Python </w:t>
-      </w:r>
-      <w:proofErr w:type="spellStart"/>
-      <w:r>
-        <w:rPr>
-          <w:rFonts w:ascii="Arial" w:hAnsi="Arial" w:cs="Arial"/>
-          <w:b/>
-          <w:bCs/>
-        </w:rPr>
-        <w:t>to</w:t>
-      </w:r>
-      <w:proofErr w:type="spellEnd"/>
-      <w:r>
-        <w:rPr>
-          <w:rFonts w:ascii="Arial" w:hAnsi="Arial" w:cs="Arial"/>
-          <w:b/>
-          <w:bCs/>
-        </w:rPr>
-        <w:t xml:space="preserve"> PATH"</w:t>
+        <w:t>"Add Python to PATH"</w:t>
       </w:r>
     </w:p>
     <w:p>
@@ -147,19 +121,11 @@
           <w:rFonts w:ascii="Arial" w:hAnsi="Arial" w:cs="Arial"/>
         </w:rPr>
       </w:pPr>
-      <w:proofErr w:type="spellStart"/>
-      <w:r>
-        <w:rPr>
-          <w:rFonts w:ascii="Arial" w:hAnsi="Arial" w:cs="Arial"/>
-        </w:rPr>
-        <w:t>python</w:t>
-      </w:r>
-      <w:proofErr w:type="spellEnd"/>
-      <w:r>
-        <w:rPr>
-          <w:rFonts w:ascii="Arial" w:hAnsi="Arial" w:cs="Arial"/>
-        </w:rPr>
-        <w:t xml:space="preserve"> </w:t>
+      <w:r>
+        <w:rPr>
+          <w:rFonts w:ascii="Arial" w:hAnsi="Arial" w:cs="Arial"/>
+        </w:rPr>
+        <w:t xml:space="preserve">python </w:t>
       </w:r>
       <w:r>
         <w:rPr>
@@ -167,14 +133,12 @@
         </w:rPr>
         <w:t>--</w:t>
       </w:r>
-      <w:proofErr w:type="spellStart"/>
       <w:r>
         <w:rPr>
           <w:rFonts w:ascii="Arial" w:hAnsi="Arial" w:cs="Arial"/>
         </w:rPr>
         <w:t>version</w:t>
       </w:r>
-      <w:proofErr w:type="spellEnd"/>
     </w:p>
     <w:p>
       <w:pPr>
@@ -194,1050 +158,288 @@
           <w:lang w:val="en-US"/>
         </w:rPr>
       </w:pPr>
-      <w:proofErr w:type="spellStart"/>
       <w:r>
         <w:rPr>
           <w:b/>
           <w:bCs/>
           <w:lang w:val="en-US"/>
         </w:rPr>
-        <w:t>Librerias</w:t>
-      </w:r>
-      <w:proofErr w:type="spellEnd"/>
-      <w:r>
-        <w:rPr>
-          <w:b/>
-          <w:bCs/>
+        <w:t>Librerias y versions instalación en windows con powershell:</w:t>
+      </w:r>
+    </w:p>
+    <w:p>
+      <w:pPr>
+        <w:rPr>
           <w:lang w:val="en-US"/>
         </w:rPr>
-        <w:t xml:space="preserve"> y versions </w:t>
-      </w:r>
-      <w:proofErr w:type="spellStart"/>
-      <w:r>
-        <w:rPr>
-          <w:b/>
-          <w:bCs/>
+      </w:pPr>
+    </w:p>
+    <w:p>
+      <w:pPr>
+        <w:rPr>
+          <w:rFonts w:ascii="Arial" w:hAnsi="Arial" w:cs="Arial"/>
+        </w:rPr>
+      </w:pPr>
+      <w:r>
+        <w:rPr>
+          <w:rFonts w:ascii="Arial" w:hAnsi="Arial" w:cs="Arial"/>
+        </w:rPr>
+        <w:t>pip install moviepy</w:t>
+      </w:r>
+    </w:p>
+    <w:p>
+      <w:pPr>
+        <w:rPr>
+          <w:rFonts w:ascii="Arial" w:hAnsi="Arial" w:cs="Arial"/>
+        </w:rPr>
+      </w:pPr>
+      <w:r>
+        <w:rPr>
+          <w:rFonts w:ascii="Arial" w:hAnsi="Arial" w:cs="Arial"/>
+        </w:rPr>
+        <w:t>pip install numpy</w:t>
+      </w:r>
+      <w:r>
+        <w:rPr>
+          <w:rFonts w:ascii="Arial" w:hAnsi="Arial" w:cs="Arial"/>
+        </w:rPr>
+        <w:t xml:space="preserve"> en el caso de que no se haya instalado con python</w:t>
+      </w:r>
+    </w:p>
+    <w:p>
+      <w:pPr>
+        <w:rPr>
+          <w:rFonts w:ascii="Arial" w:hAnsi="Arial" w:cs="Arial"/>
+        </w:rPr>
+      </w:pPr>
+      <w:r>
+        <w:rPr>
+          <w:rFonts w:ascii="Arial" w:hAnsi="Arial" w:cs="Arial"/>
+        </w:rPr>
+        <w:t>pip install scenedetect[opencv]</w:t>
+      </w:r>
+    </w:p>
+    <w:p>
+      <w:pPr>
+        <w:rPr>
+          <w:rFonts w:ascii="Arial" w:hAnsi="Arial" w:cs="Arial"/>
+        </w:rPr>
+      </w:pPr>
+      <w:r>
+        <w:rPr>
+          <w:rFonts w:ascii="Arial" w:hAnsi="Arial" w:cs="Arial"/>
+        </w:rPr>
+        <w:t>pip install librosa</w:t>
+      </w:r>
+    </w:p>
+    <w:p>
+      <w:pPr>
+        <w:rPr>
+          <w:rFonts w:ascii="Arial" w:hAnsi="Arial" w:cs="Arial"/>
+          <w:b/>
+          <w:bCs/>
+        </w:rPr>
+      </w:pPr>
+      <w:r>
+        <w:rPr>
+          <w:rFonts w:ascii="Arial" w:hAnsi="Arial" w:cs="Arial"/>
+        </w:rPr>
+        <w:t>pip install mediapipe==</w:t>
+      </w:r>
+      <w:r>
+        <w:rPr>
+          <w:rFonts w:ascii="Arial" w:hAnsi="Arial" w:cs="Arial"/>
+          <w:b/>
+          <w:bCs/>
+        </w:rPr>
+        <w:t>0.10.14</w:t>
+      </w:r>
+    </w:p>
+    <w:p>
+      <w:pPr>
+        <w:rPr>
           <w:lang w:val="en-US"/>
         </w:rPr>
-        <w:t>instalación</w:t>
-      </w:r>
-      <w:proofErr w:type="spellEnd"/>
-      <w:r>
-        <w:rPr>
-          <w:b/>
-          <w:bCs/>
+      </w:pPr>
+      <w:r>
+        <w:rPr>
           <w:lang w:val="en-US"/>
         </w:rPr>
-        <w:t xml:space="preserve"> </w:t>
-      </w:r>
-      <w:proofErr w:type="spellStart"/>
-      <w:r>
+        <w:t>Revisar màs Adelante como instalar FFmpeg, esta es importante que instalen</w:t>
+      </w:r>
+    </w:p>
+    <w:p>
+      <w:pPr>
         <w:rPr>
           <w:b/>
           <w:bCs/>
           <w:lang w:val="en-US"/>
         </w:rPr>
-        <w:t>en</w:t>
-      </w:r>
-      <w:proofErr w:type="spellEnd"/>
+      </w:pPr>
       <w:r>
         <w:rPr>
           <w:b/>
           <w:bCs/>
           <w:lang w:val="en-US"/>
         </w:rPr>
-        <w:t xml:space="preserve"> windows con </w:t>
-      </w:r>
-      <w:proofErr w:type="spellStart"/>
-      <w:r>
-        <w:rPr>
-          <w:b/>
-          <w:bCs/>
+        <w:t>verificación de la librerias en powershell</w:t>
+      </w:r>
+    </w:p>
+    <w:p>
+      <w:pPr>
+        <w:rPr>
           <w:lang w:val="en-US"/>
         </w:rPr>
-        <w:t>powershell</w:t>
-      </w:r>
-      <w:proofErr w:type="spellEnd"/>
-      <w:r>
-        <w:rPr>
-          <w:b/>
-          <w:bCs/>
+      </w:pPr>
+    </w:p>
+    <w:p>
+      <w:pPr>
+        <w:rPr>
+          <w:rFonts w:ascii="Arial" w:hAnsi="Arial" w:cs="Arial"/>
+        </w:rPr>
+      </w:pPr>
+      <w:r>
+        <w:rPr>
+          <w:rFonts w:ascii="Arial" w:hAnsi="Arial" w:cs="Arial"/>
+        </w:rPr>
+        <w:t>Para verificar la versión de OpenCV en PowerShell:</w:t>
+      </w:r>
+    </w:p>
+    <w:p>
+      <w:pPr>
+        <w:rPr>
+          <w:rFonts w:ascii="Arial" w:hAnsi="Arial" w:cs="Arial"/>
+        </w:rPr>
+      </w:pPr>
+      <w:r>
+        <w:rPr>
+          <w:rFonts w:ascii="Arial" w:hAnsi="Arial" w:cs="Arial"/>
+        </w:rPr>
+        <w:t>python -c "import cv2; print(cv2.__version__)"</w:t>
+      </w:r>
+    </w:p>
+    <w:p>
+      <w:pPr>
+        <w:rPr>
+          <w:rFonts w:ascii="Arial" w:hAnsi="Arial" w:cs="Arial"/>
+        </w:rPr>
+      </w:pPr>
+      <w:r>
+        <w:rPr>
+          <w:rFonts w:ascii="Arial" w:hAnsi="Arial" w:cs="Arial"/>
+          <w:b/>
+          <w:bCs/>
+        </w:rPr>
+        <w:t>NumPy</w:t>
+      </w:r>
+      <w:r>
+        <w:rPr>
+          <w:rFonts w:ascii="Arial" w:hAnsi="Arial" w:cs="Arial"/>
+        </w:rPr>
+        <w:t> es una librería fundamental para cálculo numérico en Python. Para verificar su versión:</w:t>
+      </w:r>
+    </w:p>
+    <w:p>
+      <w:pPr>
+        <w:rPr>
+          <w:rFonts w:ascii="Arial" w:hAnsi="Arial" w:cs="Arial"/>
+        </w:rPr>
+      </w:pPr>
+      <w:r>
+        <w:rPr>
+          <w:rFonts w:ascii="Arial" w:hAnsi="Arial" w:cs="Arial"/>
+        </w:rPr>
+        <w:t>python -c "import numpy; print(numpy.__version__)"</w:t>
+      </w:r>
+    </w:p>
+    <w:p>
+      <w:pPr>
+        <w:rPr>
+          <w:rFonts w:ascii="Arial" w:hAnsi="Arial" w:cs="Arial"/>
+        </w:rPr>
+      </w:pPr>
+      <w:r>
+        <w:rPr>
+          <w:rFonts w:ascii="Arial" w:hAnsi="Arial" w:cs="Arial"/>
+        </w:rPr>
+        <w:t> </w:t>
+      </w:r>
+      <w:r>
+        <w:rPr>
+          <w:rFonts w:ascii="Arial" w:hAnsi="Arial" w:cs="Arial"/>
+        </w:rPr>
+        <w:t xml:space="preserve">verificar </w:t>
+      </w:r>
+      <w:r>
+        <w:rPr>
+          <w:rFonts w:ascii="Arial" w:hAnsi="Arial" w:cs="Arial"/>
+        </w:rPr>
+        <w:t>biblioteca 'moviepy'.</w:t>
+      </w:r>
+    </w:p>
+    <w:p>
+      <w:pPr>
+        <w:rPr>
           <w:lang w:val="en-US"/>
         </w:rPr>
-        <w:t>:</w:t>
-      </w:r>
-    </w:p>
-    <w:p>
-      <w:pPr>
-        <w:rPr>
-          <w:lang w:val="en-US"/>
-        </w:rPr>
-      </w:pPr>
-    </w:p>
-    <w:p>
-      <w:pPr>
-        <w:rPr>
-          <w:rFonts w:ascii="Arial" w:hAnsi="Arial" w:cs="Arial"/>
-        </w:rPr>
-      </w:pPr>
-      <w:proofErr w:type="spellStart"/>
-      <w:r>
-        <w:rPr>
-          <w:rFonts w:ascii="Arial" w:hAnsi="Arial" w:cs="Arial"/>
-        </w:rPr>
-        <w:t>pip</w:t>
-      </w:r>
-      <w:proofErr w:type="spellEnd"/>
-      <w:r>
-        <w:rPr>
-          <w:rFonts w:ascii="Arial" w:hAnsi="Arial" w:cs="Arial"/>
-        </w:rPr>
-        <w:t xml:space="preserve"> </w:t>
-      </w:r>
-      <w:proofErr w:type="spellStart"/>
-      <w:r>
-        <w:rPr>
-          <w:rFonts w:ascii="Arial" w:hAnsi="Arial" w:cs="Arial"/>
-        </w:rPr>
-        <w:t>install</w:t>
-      </w:r>
-      <w:proofErr w:type="spellEnd"/>
-      <w:r>
-        <w:rPr>
-          <w:rFonts w:ascii="Arial" w:hAnsi="Arial" w:cs="Arial"/>
-        </w:rPr>
-        <w:t xml:space="preserve"> </w:t>
-      </w:r>
-      <w:proofErr w:type="spellStart"/>
-      <w:r>
-        <w:rPr>
-          <w:rFonts w:ascii="Arial" w:hAnsi="Arial" w:cs="Arial"/>
-        </w:rPr>
-        <w:t>moviepy</w:t>
-      </w:r>
-      <w:proofErr w:type="spellEnd"/>
-    </w:p>
-    <w:p>
-      <w:pPr>
-        <w:rPr>
-          <w:rFonts w:ascii="Arial" w:hAnsi="Arial" w:cs="Arial"/>
-        </w:rPr>
-      </w:pPr>
-      <w:proofErr w:type="spellStart"/>
-      <w:r>
-        <w:rPr>
-          <w:rFonts w:ascii="Arial" w:hAnsi="Arial" w:cs="Arial"/>
-        </w:rPr>
-        <w:t>pip</w:t>
-      </w:r>
-      <w:proofErr w:type="spellEnd"/>
-      <w:r>
-        <w:rPr>
-          <w:rFonts w:ascii="Arial" w:hAnsi="Arial" w:cs="Arial"/>
-        </w:rPr>
-        <w:t xml:space="preserve"> </w:t>
-      </w:r>
-      <w:proofErr w:type="spellStart"/>
-      <w:r>
-        <w:rPr>
-          <w:rFonts w:ascii="Arial" w:hAnsi="Arial" w:cs="Arial"/>
-        </w:rPr>
-        <w:t>install</w:t>
-      </w:r>
-      <w:proofErr w:type="spellEnd"/>
-      <w:r>
-        <w:rPr>
-          <w:rFonts w:ascii="Arial" w:hAnsi="Arial" w:cs="Arial"/>
-        </w:rPr>
-        <w:t xml:space="preserve"> </w:t>
-      </w:r>
-      <w:proofErr w:type="spellStart"/>
-      <w:r>
-        <w:rPr>
-          <w:rFonts w:ascii="Arial" w:hAnsi="Arial" w:cs="Arial"/>
-        </w:rPr>
-        <w:t>numpy</w:t>
-      </w:r>
-      <w:proofErr w:type="spellEnd"/>
-      <w:r>
-        <w:rPr>
-          <w:rFonts w:ascii="Arial" w:hAnsi="Arial" w:cs="Arial"/>
-        </w:rPr>
-        <w:t xml:space="preserve"> en el caso de que no se haya instalado con </w:t>
-      </w:r>
-      <w:proofErr w:type="spellStart"/>
-      <w:r>
-        <w:rPr>
-          <w:rFonts w:ascii="Arial" w:hAnsi="Arial" w:cs="Arial"/>
-        </w:rPr>
-        <w:t>python</w:t>
-      </w:r>
-      <w:proofErr w:type="spellEnd"/>
-    </w:p>
-    <w:p>
-      <w:pPr>
-        <w:rPr>
-          <w:rFonts w:ascii="Arial" w:hAnsi="Arial" w:cs="Arial"/>
-        </w:rPr>
-      </w:pPr>
-      <w:proofErr w:type="spellStart"/>
-      <w:r>
-        <w:rPr>
-          <w:rFonts w:ascii="Arial" w:hAnsi="Arial" w:cs="Arial"/>
-        </w:rPr>
-        <w:t>pip</w:t>
-      </w:r>
-      <w:proofErr w:type="spellEnd"/>
-      <w:r>
-        <w:rPr>
-          <w:rFonts w:ascii="Arial" w:hAnsi="Arial" w:cs="Arial"/>
-        </w:rPr>
-        <w:t xml:space="preserve"> </w:t>
-      </w:r>
-      <w:proofErr w:type="spellStart"/>
-      <w:r>
-        <w:rPr>
-          <w:rFonts w:ascii="Arial" w:hAnsi="Arial" w:cs="Arial"/>
-        </w:rPr>
-        <w:t>install</w:t>
-      </w:r>
-      <w:proofErr w:type="spellEnd"/>
-      <w:r>
-        <w:rPr>
-          <w:rFonts w:ascii="Arial" w:hAnsi="Arial" w:cs="Arial"/>
-        </w:rPr>
-        <w:t xml:space="preserve"> </w:t>
-      </w:r>
-      <w:proofErr w:type="spellStart"/>
-      <w:r>
-        <w:rPr>
-          <w:rFonts w:ascii="Arial" w:hAnsi="Arial" w:cs="Arial"/>
-        </w:rPr>
-        <w:t>scenedetect</w:t>
-      </w:r>
-      <w:proofErr w:type="spellEnd"/>
-      <w:r>
-        <w:rPr>
-          <w:rFonts w:ascii="Arial" w:hAnsi="Arial" w:cs="Arial"/>
-        </w:rPr>
-        <w:t>[</w:t>
-      </w:r>
-      <w:proofErr w:type="spellStart"/>
-      <w:r>
-        <w:rPr>
-          <w:rFonts w:ascii="Arial" w:hAnsi="Arial" w:cs="Arial"/>
-        </w:rPr>
-        <w:t>opencv</w:t>
-      </w:r>
-      <w:proofErr w:type="spellEnd"/>
-      <w:r>
-        <w:rPr>
-          <w:rFonts w:ascii="Arial" w:hAnsi="Arial" w:cs="Arial"/>
-        </w:rPr>
-        <w:t>]</w:t>
-      </w:r>
-    </w:p>
-    <w:p>
-      <w:pPr>
-        <w:rPr>
-          <w:rFonts w:ascii="Arial" w:hAnsi="Arial" w:cs="Arial"/>
-        </w:rPr>
-      </w:pPr>
-      <w:proofErr w:type="spellStart"/>
-      <w:r>
-        <w:rPr>
-          <w:rFonts w:ascii="Arial" w:hAnsi="Arial" w:cs="Arial"/>
-        </w:rPr>
-        <w:t>pip</w:t>
-      </w:r>
-      <w:proofErr w:type="spellEnd"/>
-      <w:r>
-        <w:rPr>
-          <w:rFonts w:ascii="Arial" w:hAnsi="Arial" w:cs="Arial"/>
-        </w:rPr>
-        <w:t xml:space="preserve"> </w:t>
-      </w:r>
-      <w:proofErr w:type="spellStart"/>
-      <w:r>
-        <w:rPr>
-          <w:rFonts w:ascii="Arial" w:hAnsi="Arial" w:cs="Arial"/>
-        </w:rPr>
-        <w:t>install</w:t>
-      </w:r>
-      <w:proofErr w:type="spellEnd"/>
-      <w:r>
-        <w:rPr>
-          <w:rFonts w:ascii="Arial" w:hAnsi="Arial" w:cs="Arial"/>
-        </w:rPr>
-        <w:t xml:space="preserve"> </w:t>
-      </w:r>
-      <w:proofErr w:type="spellStart"/>
-      <w:r>
-        <w:rPr>
-          <w:rFonts w:ascii="Arial" w:hAnsi="Arial" w:cs="Arial"/>
-        </w:rPr>
-        <w:t>librosa</w:t>
-      </w:r>
-      <w:proofErr w:type="spellEnd"/>
-    </w:p>
-    <w:p>
-      <w:pPr>
-        <w:rPr>
-          <w:rFonts w:ascii="Arial" w:hAnsi="Arial" w:cs="Arial"/>
-          <w:b/>
-          <w:bCs/>
-        </w:rPr>
-      </w:pPr>
-      <w:proofErr w:type="spellStart"/>
-      <w:r>
-        <w:rPr>
-          <w:rFonts w:ascii="Arial" w:hAnsi="Arial" w:cs="Arial"/>
-        </w:rPr>
-        <w:t>pip</w:t>
-      </w:r>
-      <w:proofErr w:type="spellEnd"/>
-      <w:r>
-        <w:rPr>
-          <w:rFonts w:ascii="Arial" w:hAnsi="Arial" w:cs="Arial"/>
-        </w:rPr>
-        <w:t xml:space="preserve"> </w:t>
-      </w:r>
-      <w:proofErr w:type="spellStart"/>
-      <w:r>
-        <w:rPr>
-          <w:rFonts w:ascii="Arial" w:hAnsi="Arial" w:cs="Arial"/>
-        </w:rPr>
-        <w:t>install</w:t>
-      </w:r>
-      <w:proofErr w:type="spellEnd"/>
-      <w:r>
-        <w:rPr>
-          <w:rFonts w:ascii="Arial" w:hAnsi="Arial" w:cs="Arial"/>
-        </w:rPr>
-        <w:t xml:space="preserve"> </w:t>
-      </w:r>
-      <w:proofErr w:type="spellStart"/>
-      <w:r>
-        <w:rPr>
-          <w:rFonts w:ascii="Arial" w:hAnsi="Arial" w:cs="Arial"/>
-        </w:rPr>
-        <w:t>mediapipe</w:t>
-      </w:r>
-      <w:proofErr w:type="spellEnd"/>
-      <w:r>
-        <w:rPr>
-          <w:rFonts w:ascii="Arial" w:hAnsi="Arial" w:cs="Arial"/>
-        </w:rPr>
-        <w:t>==</w:t>
-      </w:r>
-      <w:r>
-        <w:rPr>
-          <w:rFonts w:ascii="Arial" w:hAnsi="Arial" w:cs="Arial"/>
-          <w:b/>
-          <w:bCs/>
-        </w:rPr>
-        <w:t>0.10.14</w:t>
-      </w:r>
-    </w:p>
-    <w:p>
-      <w:pPr>
-        <w:rPr>
-          <w:lang w:val="en-US"/>
-        </w:rPr>
-      </w:pPr>
-      <w:proofErr w:type="spellStart"/>
-      <w:r>
-        <w:rPr>
-          <w:lang w:val="en-US"/>
-        </w:rPr>
-        <w:t>Revisar</w:t>
-      </w:r>
-      <w:proofErr w:type="spellEnd"/>
-      <w:r>
-        <w:rPr>
-          <w:lang w:val="en-US"/>
-        </w:rPr>
-        <w:t xml:space="preserve"> </w:t>
-      </w:r>
-      <w:proofErr w:type="spellStart"/>
-      <w:r>
-        <w:rPr>
-          <w:lang w:val="en-US"/>
-        </w:rPr>
-        <w:t>màs</w:t>
-      </w:r>
-      <w:proofErr w:type="spellEnd"/>
-      <w:r>
-        <w:rPr>
-          <w:lang w:val="en-US"/>
-        </w:rPr>
-        <w:t xml:space="preserve"> Adelante </w:t>
-      </w:r>
-      <w:proofErr w:type="spellStart"/>
-      <w:r>
-        <w:rPr>
-          <w:lang w:val="en-US"/>
-        </w:rPr>
-        <w:t>como</w:t>
-      </w:r>
-      <w:proofErr w:type="spellEnd"/>
-      <w:r>
-        <w:rPr>
-          <w:lang w:val="en-US"/>
-        </w:rPr>
-        <w:t xml:space="preserve"> </w:t>
-      </w:r>
-      <w:proofErr w:type="spellStart"/>
-      <w:r>
-        <w:rPr>
-          <w:lang w:val="en-US"/>
-        </w:rPr>
-        <w:t>instalar</w:t>
-      </w:r>
-      <w:proofErr w:type="spellEnd"/>
-      <w:r>
-        <w:rPr>
-          <w:lang w:val="en-US"/>
-        </w:rPr>
-        <w:t xml:space="preserve"> </w:t>
-      </w:r>
-      <w:proofErr w:type="spellStart"/>
-      <w:r>
-        <w:rPr>
-          <w:lang w:val="en-US"/>
-        </w:rPr>
-        <w:t>FFmpeg</w:t>
-      </w:r>
-      <w:proofErr w:type="spellEnd"/>
-      <w:r>
-        <w:rPr>
-          <w:lang w:val="en-US"/>
-        </w:rPr>
-        <w:t xml:space="preserve">, </w:t>
-      </w:r>
-      <w:proofErr w:type="spellStart"/>
-      <w:r>
-        <w:rPr>
-          <w:lang w:val="en-US"/>
-        </w:rPr>
-        <w:t>esta</w:t>
-      </w:r>
-      <w:proofErr w:type="spellEnd"/>
-      <w:r>
-        <w:rPr>
-          <w:lang w:val="en-US"/>
-        </w:rPr>
-        <w:t xml:space="preserve"> es </w:t>
-      </w:r>
-      <w:proofErr w:type="spellStart"/>
-      <w:r>
-        <w:rPr>
-          <w:lang w:val="en-US"/>
-        </w:rPr>
-        <w:t>importante</w:t>
-      </w:r>
-      <w:proofErr w:type="spellEnd"/>
-      <w:r>
-        <w:rPr>
-          <w:lang w:val="en-US"/>
-        </w:rPr>
-        <w:t xml:space="preserve"> </w:t>
-      </w:r>
-      <w:proofErr w:type="spellStart"/>
-      <w:r>
-        <w:rPr>
-          <w:lang w:val="en-US"/>
-        </w:rPr>
-        <w:t>que</w:t>
-      </w:r>
-      <w:proofErr w:type="spellEnd"/>
-      <w:r>
-        <w:rPr>
-          <w:lang w:val="en-US"/>
-        </w:rPr>
-        <w:t xml:space="preserve"> </w:t>
-      </w:r>
-      <w:proofErr w:type="spellStart"/>
-      <w:r>
-        <w:rPr>
-          <w:lang w:val="en-US"/>
-        </w:rPr>
-        <w:t>instalen</w:t>
-      </w:r>
-      <w:proofErr w:type="spellEnd"/>
-    </w:p>
-    <w:p>
-      <w:pPr>
-        <w:rPr>
-          <w:b/>
-          <w:bCs/>
-          <w:lang w:val="en-US"/>
-        </w:rPr>
-      </w:pPr>
-      <w:proofErr w:type="spellStart"/>
-      <w:r>
-        <w:rPr>
-          <w:b/>
-          <w:bCs/>
-          <w:lang w:val="en-US"/>
-        </w:rPr>
-        <w:t>verificación</w:t>
-      </w:r>
-      <w:proofErr w:type="spellEnd"/>
-      <w:r>
-        <w:rPr>
-          <w:b/>
-          <w:bCs/>
-          <w:lang w:val="en-US"/>
-        </w:rPr>
-        <w:t xml:space="preserve"> de la </w:t>
-      </w:r>
-      <w:proofErr w:type="spellStart"/>
-      <w:r>
-        <w:rPr>
-          <w:b/>
-          <w:bCs/>
-          <w:lang w:val="en-US"/>
-        </w:rPr>
-        <w:t>librerias</w:t>
-      </w:r>
-      <w:proofErr w:type="spellEnd"/>
-      <w:r>
-        <w:rPr>
-          <w:b/>
-          <w:bCs/>
-          <w:lang w:val="en-US"/>
-        </w:rPr>
-        <w:t xml:space="preserve"> </w:t>
-      </w:r>
-      <w:proofErr w:type="spellStart"/>
-      <w:r>
-        <w:rPr>
-          <w:b/>
-          <w:bCs/>
-          <w:lang w:val="en-US"/>
-        </w:rPr>
-        <w:t>en</w:t>
-      </w:r>
-      <w:proofErr w:type="spellEnd"/>
-      <w:r>
-        <w:rPr>
-          <w:b/>
-          <w:bCs/>
-          <w:lang w:val="en-US"/>
-        </w:rPr>
-        <w:t xml:space="preserve"> </w:t>
-      </w:r>
-      <w:proofErr w:type="spellStart"/>
-      <w:r>
-        <w:rPr>
-          <w:b/>
-          <w:bCs/>
-          <w:lang w:val="en-US"/>
-        </w:rPr>
-        <w:t>powershell</w:t>
-      </w:r>
-      <w:proofErr w:type="spellEnd"/>
-    </w:p>
-    <w:p>
-      <w:pPr>
-        <w:rPr>
-          <w:lang w:val="en-US"/>
-        </w:rPr>
-      </w:pPr>
-    </w:p>
-    <w:p>
-      <w:pPr>
-        <w:rPr>
-          <w:rFonts w:ascii="Arial" w:hAnsi="Arial" w:cs="Arial"/>
-        </w:rPr>
-      </w:pPr>
-      <w:r>
-        <w:rPr>
-          <w:rFonts w:ascii="Arial" w:hAnsi="Arial" w:cs="Arial"/>
-        </w:rPr>
-        <w:t xml:space="preserve">Para verificar la versión de </w:t>
-      </w:r>
-      <w:proofErr w:type="spellStart"/>
-      <w:r>
-        <w:rPr>
-          <w:rFonts w:ascii="Arial" w:hAnsi="Arial" w:cs="Arial"/>
-        </w:rPr>
-        <w:t>OpenCV</w:t>
-      </w:r>
-      <w:proofErr w:type="spellEnd"/>
-      <w:r>
-        <w:rPr>
-          <w:rFonts w:ascii="Arial" w:hAnsi="Arial" w:cs="Arial"/>
-        </w:rPr>
-        <w:t xml:space="preserve"> en PowerShell:</w:t>
-      </w:r>
-    </w:p>
-    <w:p>
-      <w:pPr>
-        <w:rPr>
-          <w:rFonts w:ascii="Arial" w:hAnsi="Arial" w:cs="Arial"/>
-        </w:rPr>
-      </w:pPr>
-      <w:proofErr w:type="spellStart"/>
-      <w:r>
-        <w:rPr>
-          <w:rFonts w:ascii="Arial" w:hAnsi="Arial" w:cs="Arial"/>
-        </w:rPr>
-        <w:t>python</w:t>
-      </w:r>
-      <w:proofErr w:type="spellEnd"/>
-      <w:r>
-        <w:rPr>
-          <w:rFonts w:ascii="Arial" w:hAnsi="Arial" w:cs="Arial"/>
-        </w:rPr>
-        <w:t xml:space="preserve"> -c "</w:t>
-      </w:r>
-      <w:proofErr w:type="spellStart"/>
-      <w:r>
-        <w:rPr>
-          <w:rFonts w:ascii="Arial" w:hAnsi="Arial" w:cs="Arial"/>
-        </w:rPr>
-        <w:t>import</w:t>
-      </w:r>
-      <w:proofErr w:type="spellEnd"/>
-      <w:r>
-        <w:rPr>
-          <w:rFonts w:ascii="Arial" w:hAnsi="Arial" w:cs="Arial"/>
-        </w:rPr>
-        <w:t xml:space="preserve"> cv2; </w:t>
-      </w:r>
-      <w:proofErr w:type="spellStart"/>
-      <w:r>
-        <w:rPr>
-          <w:rFonts w:ascii="Arial" w:hAnsi="Arial" w:cs="Arial"/>
-        </w:rPr>
-        <w:t>print</w:t>
-      </w:r>
-      <w:proofErr w:type="spellEnd"/>
-      <w:r>
-        <w:rPr>
-          <w:rFonts w:ascii="Arial" w:hAnsi="Arial" w:cs="Arial"/>
-        </w:rPr>
-        <w:t>(cv2.__version__)"</w:t>
-      </w:r>
-    </w:p>
-    <w:p>
-      <w:pPr>
-        <w:rPr>
-          <w:rFonts w:ascii="Arial" w:hAnsi="Arial" w:cs="Arial"/>
-        </w:rPr>
-      </w:pPr>
-      <w:proofErr w:type="spellStart"/>
-      <w:r>
-        <w:rPr>
-          <w:rFonts w:ascii="Arial" w:hAnsi="Arial" w:cs="Arial"/>
-          <w:b/>
-          <w:bCs/>
-        </w:rPr>
-        <w:t>NumPy</w:t>
-      </w:r>
-      <w:proofErr w:type="spellEnd"/>
-      <w:r>
-        <w:rPr>
-          <w:rFonts w:ascii="Arial" w:hAnsi="Arial" w:cs="Arial"/>
-        </w:rPr>
-        <w:t> es una librería fundamental para cálculo numérico en Python. Para verificar su versión:</w:t>
-      </w:r>
-    </w:p>
-    <w:p>
-      <w:pPr>
-        <w:rPr>
-          <w:rFonts w:ascii="Arial" w:hAnsi="Arial" w:cs="Arial"/>
-        </w:rPr>
-      </w:pPr>
-      <w:proofErr w:type="spellStart"/>
-      <w:r>
-        <w:rPr>
-          <w:rFonts w:ascii="Arial" w:hAnsi="Arial" w:cs="Arial"/>
-        </w:rPr>
-        <w:t>python</w:t>
-      </w:r>
-      <w:proofErr w:type="spellEnd"/>
-      <w:r>
-        <w:rPr>
-          <w:rFonts w:ascii="Arial" w:hAnsi="Arial" w:cs="Arial"/>
-        </w:rPr>
-        <w:t xml:space="preserve"> -c "</w:t>
-      </w:r>
-      <w:proofErr w:type="spellStart"/>
-      <w:r>
-        <w:rPr>
-          <w:rFonts w:ascii="Arial" w:hAnsi="Arial" w:cs="Arial"/>
-        </w:rPr>
-        <w:t>import</w:t>
-      </w:r>
-      <w:proofErr w:type="spellEnd"/>
-      <w:r>
-        <w:rPr>
-          <w:rFonts w:ascii="Arial" w:hAnsi="Arial" w:cs="Arial"/>
-        </w:rPr>
-        <w:t xml:space="preserve"> </w:t>
-      </w:r>
-      <w:proofErr w:type="spellStart"/>
-      <w:r>
-        <w:rPr>
-          <w:rFonts w:ascii="Arial" w:hAnsi="Arial" w:cs="Arial"/>
-        </w:rPr>
-        <w:t>numpy</w:t>
-      </w:r>
-      <w:proofErr w:type="spellEnd"/>
-      <w:r>
-        <w:rPr>
-          <w:rFonts w:ascii="Arial" w:hAnsi="Arial" w:cs="Arial"/>
-        </w:rPr>
-        <w:t xml:space="preserve">; </w:t>
-      </w:r>
-      <w:proofErr w:type="spellStart"/>
-      <w:r>
-        <w:rPr>
-          <w:rFonts w:ascii="Arial" w:hAnsi="Arial" w:cs="Arial"/>
-        </w:rPr>
-        <w:t>print</w:t>
-      </w:r>
-      <w:proofErr w:type="spellEnd"/>
-      <w:r>
-        <w:rPr>
-          <w:rFonts w:ascii="Arial" w:hAnsi="Arial" w:cs="Arial"/>
-        </w:rPr>
-        <w:t>(</w:t>
-      </w:r>
-      <w:proofErr w:type="spellStart"/>
-      <w:r>
-        <w:rPr>
-          <w:rFonts w:ascii="Arial" w:hAnsi="Arial" w:cs="Arial"/>
-        </w:rPr>
-        <w:t>numpy</w:t>
-      </w:r>
-      <w:proofErr w:type="spellEnd"/>
-      <w:r>
-        <w:rPr>
-          <w:rFonts w:ascii="Arial" w:hAnsi="Arial" w:cs="Arial"/>
-        </w:rPr>
-        <w:t>.__</w:t>
-      </w:r>
-      <w:proofErr w:type="spellStart"/>
-      <w:r>
-        <w:rPr>
-          <w:rFonts w:ascii="Arial" w:hAnsi="Arial" w:cs="Arial"/>
-        </w:rPr>
-        <w:t>version</w:t>
-      </w:r>
-      <w:proofErr w:type="spellEnd"/>
-      <w:r>
-        <w:rPr>
-          <w:rFonts w:ascii="Arial" w:hAnsi="Arial" w:cs="Arial"/>
-        </w:rPr>
-        <w:t>__)"</w:t>
-      </w:r>
-    </w:p>
-    <w:p>
-      <w:pPr>
-        <w:rPr>
-          <w:rFonts w:ascii="Arial" w:hAnsi="Arial" w:cs="Arial"/>
-        </w:rPr>
-      </w:pPr>
-      <w:r>
-        <w:rPr>
-          <w:rFonts w:ascii="Arial" w:hAnsi="Arial" w:cs="Arial"/>
-        </w:rPr>
-        <w:t> </w:t>
-      </w:r>
-      <w:r>
-        <w:rPr>
-          <w:rFonts w:ascii="Arial" w:hAnsi="Arial" w:cs="Arial"/>
-        </w:rPr>
-        <w:t xml:space="preserve">verificar </w:t>
-      </w:r>
-      <w:r>
-        <w:rPr>
-          <w:rFonts w:ascii="Arial" w:hAnsi="Arial" w:cs="Arial"/>
-        </w:rPr>
-        <w:t>biblioteca '</w:t>
-      </w:r>
-      <w:proofErr w:type="spellStart"/>
-      <w:r>
-        <w:rPr>
-          <w:rFonts w:ascii="Arial" w:hAnsi="Arial" w:cs="Arial"/>
-        </w:rPr>
-        <w:t>moviepy</w:t>
-      </w:r>
-      <w:proofErr w:type="spellEnd"/>
-      <w:r>
-        <w:rPr>
-          <w:rFonts w:ascii="Arial" w:hAnsi="Arial" w:cs="Arial"/>
-        </w:rPr>
-        <w:t>'.</w:t>
-      </w:r>
-    </w:p>
-    <w:p>
-      <w:pPr>
-        <w:rPr>
-          <w:lang w:val="en-US"/>
-        </w:rPr>
-      </w:pPr>
-      <w:proofErr w:type="spellStart"/>
-      <w:r>
-        <w:rPr>
-          <w:rFonts w:ascii="Arial" w:hAnsi="Arial" w:cs="Arial"/>
-        </w:rPr>
-        <w:t>pip</w:t>
-      </w:r>
-      <w:proofErr w:type="spellEnd"/>
-      <w:r>
-        <w:rPr>
-          <w:rFonts w:ascii="Arial" w:hAnsi="Arial" w:cs="Arial"/>
-        </w:rPr>
-        <w:t xml:space="preserve"> show </w:t>
-      </w:r>
-      <w:proofErr w:type="spellStart"/>
-      <w:r>
-        <w:rPr>
-          <w:rFonts w:ascii="Arial" w:hAnsi="Arial" w:cs="Arial"/>
-        </w:rPr>
-        <w:t>moviepy</w:t>
-      </w:r>
-      <w:proofErr w:type="spellEnd"/>
-    </w:p>
-    <w:p>
-      <w:pPr>
-        <w:rPr>
-          <w:rFonts w:ascii="Arial" w:hAnsi="Arial" w:cs="Arial"/>
-        </w:rPr>
-      </w:pPr>
-      <w:r>
-        <w:rPr>
-          <w:rFonts w:ascii="Arial" w:hAnsi="Arial" w:cs="Arial"/>
-        </w:rPr>
-        <w:t>Para verificar la instalación de </w:t>
-      </w:r>
-      <w:proofErr w:type="spellStart"/>
-      <w:r>
-        <w:rPr>
-          <w:rFonts w:ascii="Arial" w:hAnsi="Arial" w:cs="Arial"/>
-        </w:rPr>
-        <w:t>scenedetect</w:t>
-      </w:r>
-      <w:proofErr w:type="spellEnd"/>
-      <w:r>
-        <w:rPr>
-          <w:rFonts w:ascii="Arial" w:hAnsi="Arial" w:cs="Arial"/>
-        </w:rPr>
-        <w:t>:</w:t>
-      </w:r>
-    </w:p>
-    <w:p>
-      <w:pPr>
-        <w:rPr>
-          <w:rFonts w:ascii="Arial" w:hAnsi="Arial" w:cs="Arial"/>
-        </w:rPr>
-      </w:pPr>
-      <w:proofErr w:type="spellStart"/>
-      <w:r>
-        <w:rPr>
-          <w:rFonts w:ascii="Arial" w:hAnsi="Arial" w:cs="Arial"/>
-        </w:rPr>
-        <w:t>python</w:t>
-      </w:r>
-      <w:proofErr w:type="spellEnd"/>
-      <w:r>
-        <w:rPr>
-          <w:rFonts w:ascii="Arial" w:hAnsi="Arial" w:cs="Arial"/>
-        </w:rPr>
-        <w:t xml:space="preserve"> -c "</w:t>
-      </w:r>
-      <w:proofErr w:type="spellStart"/>
-      <w:r>
-        <w:rPr>
-          <w:rFonts w:ascii="Arial" w:hAnsi="Arial" w:cs="Arial"/>
-        </w:rPr>
-        <w:t>import</w:t>
-      </w:r>
-      <w:proofErr w:type="spellEnd"/>
-      <w:r>
-        <w:rPr>
-          <w:rFonts w:ascii="Arial" w:hAnsi="Arial" w:cs="Arial"/>
-        </w:rPr>
-        <w:t xml:space="preserve"> </w:t>
-      </w:r>
-      <w:proofErr w:type="spellStart"/>
-      <w:r>
-        <w:rPr>
-          <w:rFonts w:ascii="Arial" w:hAnsi="Arial" w:cs="Arial"/>
-        </w:rPr>
-        <w:t>scenedetect</w:t>
-      </w:r>
-      <w:proofErr w:type="spellEnd"/>
-      <w:r>
-        <w:rPr>
-          <w:rFonts w:ascii="Arial" w:hAnsi="Arial" w:cs="Arial"/>
-        </w:rPr>
-        <w:t xml:space="preserve">; </w:t>
-      </w:r>
-      <w:proofErr w:type="spellStart"/>
-      <w:r>
-        <w:rPr>
-          <w:rFonts w:ascii="Arial" w:hAnsi="Arial" w:cs="Arial"/>
-        </w:rPr>
-        <w:t>print</w:t>
-      </w:r>
-      <w:proofErr w:type="spellEnd"/>
-      <w:r>
-        <w:rPr>
-          <w:rFonts w:ascii="Arial" w:hAnsi="Arial" w:cs="Arial"/>
-        </w:rPr>
-        <w:t>(</w:t>
-      </w:r>
-      <w:proofErr w:type="spellStart"/>
-      <w:r>
-        <w:rPr>
-          <w:rFonts w:ascii="Arial" w:hAnsi="Arial" w:cs="Arial"/>
-        </w:rPr>
-        <w:t>scenedetect</w:t>
-      </w:r>
-      <w:proofErr w:type="spellEnd"/>
-      <w:r>
-        <w:rPr>
-          <w:rFonts w:ascii="Arial" w:hAnsi="Arial" w:cs="Arial"/>
-        </w:rPr>
-        <w:t>.__</w:t>
-      </w:r>
-      <w:proofErr w:type="spellStart"/>
-      <w:r>
-        <w:rPr>
-          <w:rFonts w:ascii="Arial" w:hAnsi="Arial" w:cs="Arial"/>
-        </w:rPr>
-        <w:t>version</w:t>
-      </w:r>
-      <w:proofErr w:type="spellEnd"/>
-      <w:r>
-        <w:rPr>
-          <w:rFonts w:ascii="Arial" w:hAnsi="Arial" w:cs="Arial"/>
-        </w:rPr>
-        <w:t>__)"</w:t>
-      </w:r>
-    </w:p>
-    <w:p>
-      <w:pPr>
-        <w:rPr>
-          <w:rFonts w:ascii="Arial" w:hAnsi="Arial" w:cs="Arial"/>
-        </w:rPr>
-      </w:pPr>
-      <w:r>
-        <w:rPr>
-          <w:rFonts w:ascii="Arial" w:hAnsi="Arial" w:cs="Arial"/>
-        </w:rPr>
-        <w:t>Para verificar la instalación de </w:t>
-      </w:r>
-      <w:proofErr w:type="spellStart"/>
-      <w:r>
-        <w:rPr>
-          <w:rFonts w:ascii="Arial" w:hAnsi="Arial" w:cs="Arial"/>
-        </w:rPr>
-        <w:t>librosa</w:t>
-      </w:r>
-      <w:proofErr w:type="spellEnd"/>
-      <w:r>
-        <w:rPr>
-          <w:rFonts w:ascii="Arial" w:hAnsi="Arial" w:cs="Arial"/>
-        </w:rPr>
-        <w:t>:</w:t>
-      </w:r>
-    </w:p>
-    <w:p>
-      <w:pPr>
-        <w:rPr>
-          <w:rFonts w:ascii="Arial" w:hAnsi="Arial" w:cs="Arial"/>
-        </w:rPr>
-      </w:pPr>
-      <w:proofErr w:type="spellStart"/>
-      <w:r>
-        <w:rPr>
-          <w:rFonts w:ascii="Arial" w:hAnsi="Arial" w:cs="Arial"/>
-        </w:rPr>
-        <w:t>python</w:t>
-      </w:r>
-      <w:proofErr w:type="spellEnd"/>
-      <w:r>
-        <w:rPr>
-          <w:rFonts w:ascii="Arial" w:hAnsi="Arial" w:cs="Arial"/>
-        </w:rPr>
-        <w:t xml:space="preserve"> -c "</w:t>
-      </w:r>
-      <w:proofErr w:type="spellStart"/>
-      <w:r>
-        <w:rPr>
-          <w:rFonts w:ascii="Arial" w:hAnsi="Arial" w:cs="Arial"/>
-        </w:rPr>
-        <w:t>import</w:t>
-      </w:r>
-      <w:proofErr w:type="spellEnd"/>
-      <w:r>
-        <w:rPr>
-          <w:rFonts w:ascii="Arial" w:hAnsi="Arial" w:cs="Arial"/>
-        </w:rPr>
-        <w:t xml:space="preserve"> </w:t>
-      </w:r>
-      <w:proofErr w:type="spellStart"/>
-      <w:r>
-        <w:rPr>
-          <w:rFonts w:ascii="Arial" w:hAnsi="Arial" w:cs="Arial"/>
-        </w:rPr>
-        <w:t>librosa</w:t>
-      </w:r>
-      <w:proofErr w:type="spellEnd"/>
-      <w:r>
-        <w:rPr>
-          <w:rFonts w:ascii="Arial" w:hAnsi="Arial" w:cs="Arial"/>
-        </w:rPr>
-        <w:t xml:space="preserve">; </w:t>
-      </w:r>
-      <w:proofErr w:type="spellStart"/>
-      <w:r>
-        <w:rPr>
-          <w:rFonts w:ascii="Arial" w:hAnsi="Arial" w:cs="Arial"/>
-        </w:rPr>
-        <w:t>print</w:t>
-      </w:r>
-      <w:proofErr w:type="spellEnd"/>
-      <w:r>
-        <w:rPr>
-          <w:rFonts w:ascii="Arial" w:hAnsi="Arial" w:cs="Arial"/>
-        </w:rPr>
-        <w:t>(</w:t>
-      </w:r>
-      <w:proofErr w:type="spellStart"/>
-      <w:r>
-        <w:rPr>
-          <w:rFonts w:ascii="Arial" w:hAnsi="Arial" w:cs="Arial"/>
-        </w:rPr>
-        <w:t>librosa</w:t>
-      </w:r>
-      <w:proofErr w:type="spellEnd"/>
-      <w:r>
-        <w:rPr>
-          <w:rFonts w:ascii="Arial" w:hAnsi="Arial" w:cs="Arial"/>
-        </w:rPr>
-        <w:t>.__</w:t>
-      </w:r>
-      <w:proofErr w:type="spellStart"/>
-      <w:r>
-        <w:rPr>
-          <w:rFonts w:ascii="Arial" w:hAnsi="Arial" w:cs="Arial"/>
-        </w:rPr>
-        <w:t>version</w:t>
-      </w:r>
-      <w:proofErr w:type="spellEnd"/>
-      <w:r>
-        <w:rPr>
-          <w:rFonts w:ascii="Arial" w:hAnsi="Arial" w:cs="Arial"/>
-        </w:rPr>
-        <w:t>__)"</w:t>
+      </w:pPr>
+      <w:r>
+        <w:rPr>
+          <w:rFonts w:ascii="Arial" w:hAnsi="Arial" w:cs="Arial"/>
+        </w:rPr>
+        <w:t>pip show moviepy</w:t>
+      </w:r>
+    </w:p>
+    <w:p>
+      <w:pPr>
+        <w:rPr>
+          <w:rFonts w:ascii="Arial" w:hAnsi="Arial" w:cs="Arial"/>
+        </w:rPr>
+      </w:pPr>
+      <w:r>
+        <w:rPr>
+          <w:rFonts w:ascii="Arial" w:hAnsi="Arial" w:cs="Arial"/>
+        </w:rPr>
+        <w:t>Para verificar la instalación de scenedetect:</w:t>
+      </w:r>
+    </w:p>
+    <w:p>
+      <w:pPr>
+        <w:rPr>
+          <w:rFonts w:ascii="Arial" w:hAnsi="Arial" w:cs="Arial"/>
+        </w:rPr>
+      </w:pPr>
+      <w:r>
+        <w:rPr>
+          <w:rFonts w:ascii="Arial" w:hAnsi="Arial" w:cs="Arial"/>
+        </w:rPr>
+        <w:t>python -c "import scenedetect; print(scenedetect.__version__)"</w:t>
+      </w:r>
+    </w:p>
+    <w:p>
+      <w:pPr>
+        <w:rPr>
+          <w:rFonts w:ascii="Arial" w:hAnsi="Arial" w:cs="Arial"/>
+        </w:rPr>
+      </w:pPr>
+      <w:r>
+        <w:rPr>
+          <w:rFonts w:ascii="Arial" w:hAnsi="Arial" w:cs="Arial"/>
+        </w:rPr>
+        <w:t>Para verificar la instalación de librosa:</w:t>
+      </w:r>
+    </w:p>
+    <w:p>
+      <w:pPr>
+        <w:rPr>
+          <w:rFonts w:ascii="Arial" w:hAnsi="Arial" w:cs="Arial"/>
+        </w:rPr>
+      </w:pPr>
+      <w:r>
+        <w:rPr>
+          <w:rFonts w:ascii="Arial" w:hAnsi="Arial" w:cs="Arial"/>
+        </w:rPr>
+        <w:t>python -c "import librosa; print(librosa.__version__)"</w:t>
       </w:r>
     </w:p>
     <w:p>
@@ -1251,288 +453,44 @@
           <w:rFonts w:ascii="Arial" w:hAnsi="Arial" w:cs="Arial"/>
         </w:rPr>
         <w:lastRenderedPageBreak/>
-        <w:t xml:space="preserve">Para verificar </w:t>
-      </w:r>
-      <w:proofErr w:type="spellStart"/>
-      <w:r>
-        <w:rPr>
-          <w:rFonts w:ascii="Arial" w:hAnsi="Arial" w:cs="Arial"/>
-        </w:rPr>
-        <w:t>version</w:t>
-      </w:r>
-      <w:proofErr w:type="spellEnd"/>
-      <w:r>
-        <w:rPr>
-          <w:rFonts w:ascii="Arial" w:hAnsi="Arial" w:cs="Arial"/>
-        </w:rPr>
-        <w:t xml:space="preserve"> de </w:t>
-      </w:r>
-      <w:proofErr w:type="spellStart"/>
-      <w:r>
-        <w:rPr>
-          <w:rFonts w:ascii="Arial" w:hAnsi="Arial" w:cs="Arial"/>
-        </w:rPr>
-        <w:t>MediaPipe</w:t>
-      </w:r>
-      <w:proofErr w:type="spellEnd"/>
-    </w:p>
-    <w:p>
-      <w:pPr>
-        <w:rPr>
-          <w:rFonts w:ascii="Arial" w:hAnsi="Arial" w:cs="Arial"/>
-        </w:rPr>
-      </w:pPr>
-      <w:proofErr w:type="spellStart"/>
-      <w:r>
-        <w:rPr>
-          <w:rFonts w:ascii="Arial" w:hAnsi="Arial" w:cs="Arial"/>
-        </w:rPr>
-        <w:t>python</w:t>
-      </w:r>
-      <w:proofErr w:type="spellEnd"/>
-      <w:r>
-        <w:rPr>
-          <w:rFonts w:ascii="Arial" w:hAnsi="Arial" w:cs="Arial"/>
-        </w:rPr>
-        <w:t xml:space="preserve"> -c "</w:t>
-      </w:r>
-      <w:proofErr w:type="spellStart"/>
-      <w:r>
-        <w:rPr>
-          <w:rFonts w:ascii="Arial" w:hAnsi="Arial" w:cs="Arial"/>
-        </w:rPr>
-        <w:t>import</w:t>
-      </w:r>
-      <w:proofErr w:type="spellEnd"/>
-      <w:r>
-        <w:rPr>
-          <w:rFonts w:ascii="Arial" w:hAnsi="Arial" w:cs="Arial"/>
-        </w:rPr>
-        <w:t xml:space="preserve"> </w:t>
-      </w:r>
-      <w:proofErr w:type="spellStart"/>
-      <w:r>
-        <w:rPr>
-          <w:rFonts w:ascii="Arial" w:hAnsi="Arial" w:cs="Arial"/>
-        </w:rPr>
-        <w:t>mediapipe</w:t>
-      </w:r>
-      <w:proofErr w:type="spellEnd"/>
-      <w:r>
-        <w:rPr>
-          <w:rFonts w:ascii="Arial" w:hAnsi="Arial" w:cs="Arial"/>
-        </w:rPr>
-        <w:t xml:space="preserve"> as </w:t>
-      </w:r>
-      <w:proofErr w:type="spellStart"/>
-      <w:r>
-        <w:rPr>
-          <w:rFonts w:ascii="Arial" w:hAnsi="Arial" w:cs="Arial"/>
-        </w:rPr>
-        <w:t>mp</w:t>
-      </w:r>
-      <w:proofErr w:type="spellEnd"/>
-      <w:r>
-        <w:rPr>
-          <w:rFonts w:ascii="Arial" w:hAnsi="Arial" w:cs="Arial"/>
-        </w:rPr>
-        <w:t xml:space="preserve">; </w:t>
-      </w:r>
-      <w:proofErr w:type="spellStart"/>
-      <w:r>
-        <w:rPr>
-          <w:rFonts w:ascii="Arial" w:hAnsi="Arial" w:cs="Arial"/>
-        </w:rPr>
-        <w:t>print</w:t>
-      </w:r>
-      <w:proofErr w:type="spellEnd"/>
-      <w:r>
-        <w:rPr>
-          <w:rFonts w:ascii="Arial" w:hAnsi="Arial" w:cs="Arial"/>
-        </w:rPr>
-        <w:t>(</w:t>
-      </w:r>
-      <w:proofErr w:type="spellStart"/>
-      <w:r>
-        <w:rPr>
-          <w:rFonts w:ascii="Arial" w:hAnsi="Arial" w:cs="Arial"/>
-        </w:rPr>
-        <w:t>f'Versión</w:t>
-      </w:r>
-      <w:proofErr w:type="spellEnd"/>
-      <w:r>
-        <w:rPr>
-          <w:rFonts w:ascii="Arial" w:hAnsi="Arial" w:cs="Arial"/>
-        </w:rPr>
-        <w:t>: {</w:t>
-      </w:r>
-      <w:proofErr w:type="spellStart"/>
-      <w:r>
-        <w:rPr>
-          <w:rFonts w:ascii="Arial" w:hAnsi="Arial" w:cs="Arial"/>
-        </w:rPr>
-        <w:t>mp</w:t>
-      </w:r>
-      <w:proofErr w:type="spellEnd"/>
-      <w:r>
-        <w:rPr>
-          <w:rFonts w:ascii="Arial" w:hAnsi="Arial" w:cs="Arial"/>
-        </w:rPr>
-        <w:t>.__</w:t>
-      </w:r>
-      <w:proofErr w:type="spellStart"/>
-      <w:r>
-        <w:rPr>
-          <w:rFonts w:ascii="Arial" w:hAnsi="Arial" w:cs="Arial"/>
-        </w:rPr>
-        <w:t>version</w:t>
-      </w:r>
-      <w:proofErr w:type="spellEnd"/>
-      <w:r>
-        <w:rPr>
-          <w:rFonts w:ascii="Arial" w:hAnsi="Arial" w:cs="Arial"/>
-        </w:rPr>
-        <w:t xml:space="preserve">__}'); </w:t>
-      </w:r>
-      <w:proofErr w:type="spellStart"/>
-      <w:r>
-        <w:rPr>
-          <w:rFonts w:ascii="Arial" w:hAnsi="Arial" w:cs="Arial"/>
-        </w:rPr>
-        <w:t>print</w:t>
-      </w:r>
-      <w:proofErr w:type="spellEnd"/>
-      <w:r>
-        <w:rPr>
-          <w:rFonts w:ascii="Arial" w:hAnsi="Arial" w:cs="Arial"/>
-        </w:rPr>
-        <w:t xml:space="preserve">('Submódulos disponibles:', [m </w:t>
-      </w:r>
-      <w:proofErr w:type="spellStart"/>
-      <w:r>
-        <w:rPr>
-          <w:rFonts w:ascii="Arial" w:hAnsi="Arial" w:cs="Arial"/>
-        </w:rPr>
-        <w:t>for</w:t>
-      </w:r>
-      <w:proofErr w:type="spellEnd"/>
-      <w:r>
-        <w:rPr>
-          <w:rFonts w:ascii="Arial" w:hAnsi="Arial" w:cs="Arial"/>
-        </w:rPr>
-        <w:t xml:space="preserve"> m in </w:t>
-      </w:r>
-      <w:proofErr w:type="spellStart"/>
-      <w:r>
-        <w:rPr>
-          <w:rFonts w:ascii="Arial" w:hAnsi="Arial" w:cs="Arial"/>
-        </w:rPr>
-        <w:t>dir</w:t>
-      </w:r>
-      <w:proofErr w:type="spellEnd"/>
-      <w:r>
-        <w:rPr>
-          <w:rFonts w:ascii="Arial" w:hAnsi="Arial" w:cs="Arial"/>
-        </w:rPr>
-        <w:t>(</w:t>
-      </w:r>
-      <w:proofErr w:type="spellStart"/>
-      <w:r>
-        <w:rPr>
-          <w:rFonts w:ascii="Arial" w:hAnsi="Arial" w:cs="Arial"/>
-        </w:rPr>
-        <w:t>mp.solutions</w:t>
-      </w:r>
-      <w:proofErr w:type="spellEnd"/>
-      <w:r>
-        <w:rPr>
-          <w:rFonts w:ascii="Arial" w:hAnsi="Arial" w:cs="Arial"/>
-        </w:rPr>
-        <w:t xml:space="preserve">) </w:t>
-      </w:r>
-      <w:proofErr w:type="spellStart"/>
-      <w:r>
-        <w:rPr>
-          <w:rFonts w:ascii="Arial" w:hAnsi="Arial" w:cs="Arial"/>
-        </w:rPr>
-        <w:t>if</w:t>
-      </w:r>
-      <w:proofErr w:type="spellEnd"/>
-      <w:r>
-        <w:rPr>
-          <w:rFonts w:ascii="Arial" w:hAnsi="Arial" w:cs="Arial"/>
-        </w:rPr>
-        <w:t xml:space="preserve"> </w:t>
-      </w:r>
-      <w:proofErr w:type="spellStart"/>
-      <w:r>
-        <w:rPr>
-          <w:rFonts w:ascii="Arial" w:hAnsi="Arial" w:cs="Arial"/>
-        </w:rPr>
-        <w:t>not</w:t>
-      </w:r>
-      <w:proofErr w:type="spellEnd"/>
-      <w:r>
-        <w:rPr>
-          <w:rFonts w:ascii="Arial" w:hAnsi="Arial" w:cs="Arial"/>
-        </w:rPr>
-        <w:t xml:space="preserve"> </w:t>
-      </w:r>
-      <w:proofErr w:type="spellStart"/>
-      <w:r>
-        <w:rPr>
-          <w:rFonts w:ascii="Arial" w:hAnsi="Arial" w:cs="Arial"/>
-        </w:rPr>
-        <w:t>m.startswith</w:t>
-      </w:r>
-      <w:proofErr w:type="spellEnd"/>
-      <w:r>
-        <w:rPr>
-          <w:rFonts w:ascii="Arial" w:hAnsi="Arial" w:cs="Arial"/>
-        </w:rPr>
-        <w:t>('_')][:5])"</w:t>
-      </w:r>
-    </w:p>
-    <w:p>
-      <w:pPr>
-        <w:rPr>
-          <w:rFonts w:ascii="Arial" w:hAnsi="Arial" w:cs="Arial"/>
-        </w:rPr>
-      </w:pPr>
-    </w:p>
-    <w:p>
-      <w:pPr>
-        <w:rPr>
-          <w:rFonts w:ascii="Arial" w:hAnsi="Arial" w:cs="Arial"/>
-          <w:b/>
-          <w:bCs/>
-        </w:rPr>
-      </w:pPr>
-      <w:r>
-        <w:rPr>
-          <w:rFonts w:ascii="Arial" w:hAnsi="Arial" w:cs="Arial"/>
-          <w:b/>
-          <w:bCs/>
-        </w:rPr>
-        <w:t xml:space="preserve">Cómo instalar </w:t>
-      </w:r>
-      <w:proofErr w:type="spellStart"/>
-      <w:r>
-        <w:rPr>
-          <w:rFonts w:ascii="Arial" w:hAnsi="Arial" w:cs="Arial"/>
-          <w:b/>
-          <w:bCs/>
-        </w:rPr>
-        <w:t>FFmpeg</w:t>
-      </w:r>
-      <w:proofErr w:type="spellEnd"/>
-      <w:r>
-        <w:rPr>
-          <w:rFonts w:ascii="Arial" w:hAnsi="Arial" w:cs="Arial"/>
-          <w:b/>
-          <w:bCs/>
-        </w:rPr>
-        <w:t xml:space="preserve"> en Windows</w:t>
+        <w:t>Para verificar version de MediaPipe</w:t>
+      </w:r>
+    </w:p>
+    <w:p>
+      <w:pPr>
+        <w:rPr>
+          <w:rFonts w:ascii="Arial" w:hAnsi="Arial" w:cs="Arial"/>
+        </w:rPr>
+      </w:pPr>
+      <w:r>
+        <w:rPr>
+          <w:rFonts w:ascii="Arial" w:hAnsi="Arial" w:cs="Arial"/>
+        </w:rPr>
+        <w:t>python -c "import mediapipe as mp; print(f'Versión: {mp.__version__}'); print('Submódulos disponibles:', [m for m in dir(mp.solutions) if not m.startswith('_')][:5])"</w:t>
+      </w:r>
+    </w:p>
+    <w:p>
+      <w:pPr>
+        <w:rPr>
+          <w:rFonts w:ascii="Arial" w:hAnsi="Arial" w:cs="Arial"/>
+        </w:rPr>
+      </w:pPr>
+    </w:p>
+    <w:p>
+      <w:pPr>
+        <w:rPr>
+          <w:rFonts w:ascii="Arial" w:hAnsi="Arial" w:cs="Arial"/>
+          <w:b/>
+          <w:bCs/>
+        </w:rPr>
+      </w:pPr>
+      <w:r>
+        <w:rPr>
+          <w:rFonts w:ascii="Arial" w:hAnsi="Arial" w:cs="Arial"/>
+          <w:b/>
+          <w:bCs/>
+        </w:rPr>
+        <w:t>Cómo instalar FFmpeg en Windows</w:t>
       </w:r>
       <w:r>
         <w:rPr>
@@ -1601,25 +559,7 @@
           <w:b/>
           <w:bCs/>
         </w:rPr>
-        <w:t xml:space="preserve">Descargar </w:t>
-      </w:r>
-      <w:proofErr w:type="spellStart"/>
-      <w:r>
-        <w:rPr>
-          <w:rFonts w:ascii="Arial" w:hAnsi="Arial" w:cs="Arial"/>
-          <w:b/>
-          <w:bCs/>
-        </w:rPr>
-        <w:t>FFmpeg</w:t>
-      </w:r>
-      <w:proofErr w:type="spellEnd"/>
-      <w:r>
-        <w:rPr>
-          <w:rFonts w:ascii="Arial" w:hAnsi="Arial" w:cs="Arial"/>
-          <w:b/>
-          <w:bCs/>
-        </w:rPr>
-        <w:t>:</w:t>
+        <w:t>Descargar FFmpeg:</w:t>
       </w:r>
     </w:p>
     <w:p>
@@ -1662,74 +602,17 @@
         <w:rPr>
           <w:rFonts w:ascii="Arial" w:hAnsi="Arial" w:cs="Arial"/>
         </w:rPr>
-        <w:t xml:space="preserve">Elige "Windows </w:t>
-      </w:r>
-      <w:proofErr w:type="spellStart"/>
-      <w:r>
-        <w:rPr>
-          <w:rFonts w:ascii="Arial" w:hAnsi="Arial" w:cs="Arial"/>
-        </w:rPr>
-        <w:t>builds</w:t>
-      </w:r>
-      <w:proofErr w:type="spellEnd"/>
-      <w:r>
-        <w:rPr>
-          <w:rFonts w:ascii="Arial" w:hAnsi="Arial" w:cs="Arial"/>
-        </w:rPr>
-        <w:t xml:space="preserve"> </w:t>
-      </w:r>
-      <w:proofErr w:type="spellStart"/>
-      <w:r>
-        <w:rPr>
-          <w:rFonts w:ascii="Arial" w:hAnsi="Arial" w:cs="Arial"/>
-        </w:rPr>
-        <w:t>from</w:t>
-      </w:r>
-      <w:proofErr w:type="spellEnd"/>
-      <w:r>
-        <w:rPr>
-          <w:rFonts w:ascii="Arial" w:hAnsi="Arial" w:cs="Arial"/>
-        </w:rPr>
-        <w:t> </w:t>
-      </w:r>
-      <w:proofErr w:type="spellStart"/>
-      <w:r>
-        <w:rPr>
-          <w:rFonts w:ascii="Arial" w:hAnsi="Arial" w:cs="Arial"/>
-        </w:rPr>
-        <w:fldChar w:fldCharType="begin"/>
-      </w:r>
-      <w:r>
-        <w:rPr>
-          <w:rFonts w:ascii="Arial" w:hAnsi="Arial" w:cs="Arial"/>
-        </w:rPr>
-        <w:instrText>HYPERLINK "https://gyan.dev/" \t "_blank"</w:instrText>
-      </w:r>
-      <w:r>
-        <w:rPr>
-          <w:rFonts w:ascii="Arial" w:hAnsi="Arial" w:cs="Arial"/>
-        </w:rPr>
-      </w:r>
-      <w:r>
-        <w:rPr>
-          <w:rFonts w:ascii="Arial" w:hAnsi="Arial" w:cs="Arial"/>
-        </w:rPr>
-        <w:fldChar w:fldCharType="separate"/>
-      </w:r>
-      <w:r>
-        <w:rPr>
-          <w:rStyle w:val="Hyperlink"/>
-          <w:rFonts w:ascii="Arial" w:hAnsi="Arial" w:cs="Arial"/>
-        </w:rPr>
-        <w:t>gyan.dev</w:t>
-      </w:r>
-      <w:proofErr w:type="spellEnd"/>
-      <w:r>
-        <w:rPr>
-          <w:rFonts w:ascii="Arial" w:hAnsi="Arial" w:cs="Arial"/>
-        </w:rPr>
-        <w:fldChar w:fldCharType="end"/>
-      </w:r>
+        <w:t>Elige "Windows builds from </w:t>
+      </w:r>
+      <w:hyperlink r:id="rId7" w:tgtFrame="_blank" w:history="1">
+        <w:r>
+          <w:rPr>
+            <w:rStyle w:val="Hyperlink"/>
+            <w:rFonts w:ascii="Arial" w:hAnsi="Arial" w:cs="Arial"/>
+          </w:rPr>
+          <w:t>gyan.dev</w:t>
+        </w:r>
+      </w:hyperlink>
       <w:r>
         <w:rPr>
           <w:rFonts w:ascii="Arial" w:hAnsi="Arial" w:cs="Arial"/>
@@ -1840,63 +723,7 @@
         <w:rPr>
           <w:rFonts w:ascii="Arial" w:hAnsi="Arial" w:cs="Arial"/>
         </w:rPr>
-        <w:t>Presiona Windows + X → "</w:t>
-      </w:r>
-      <w:proofErr w:type="spellStart"/>
-      <w:r>
-        <w:rPr>
-          <w:rFonts w:ascii="Arial" w:hAnsi="Arial" w:cs="Arial"/>
-        </w:rPr>
-        <w:t>System</w:t>
-      </w:r>
-      <w:proofErr w:type="spellEnd"/>
-      <w:r>
-        <w:rPr>
-          <w:rFonts w:ascii="Arial" w:hAnsi="Arial" w:cs="Arial"/>
-        </w:rPr>
-        <w:t>" → "</w:t>
-      </w:r>
-      <w:proofErr w:type="spellStart"/>
-      <w:r>
-        <w:rPr>
-          <w:rFonts w:ascii="Arial" w:hAnsi="Arial" w:cs="Arial"/>
-        </w:rPr>
-        <w:t>Advanced</w:t>
-      </w:r>
-      <w:proofErr w:type="spellEnd"/>
-      <w:r>
-        <w:rPr>
-          <w:rFonts w:ascii="Arial" w:hAnsi="Arial" w:cs="Arial"/>
-        </w:rPr>
-        <w:t xml:space="preserve"> </w:t>
-      </w:r>
-      <w:proofErr w:type="spellStart"/>
-      <w:r>
-        <w:rPr>
-          <w:rFonts w:ascii="Arial" w:hAnsi="Arial" w:cs="Arial"/>
-        </w:rPr>
-        <w:t>system</w:t>
-      </w:r>
-      <w:proofErr w:type="spellEnd"/>
-      <w:r>
-        <w:rPr>
-          <w:rFonts w:ascii="Arial" w:hAnsi="Arial" w:cs="Arial"/>
-        </w:rPr>
-        <w:t xml:space="preserve"> </w:t>
-      </w:r>
-      <w:proofErr w:type="spellStart"/>
-      <w:r>
-        <w:rPr>
-          <w:rFonts w:ascii="Arial" w:hAnsi="Arial" w:cs="Arial"/>
-        </w:rPr>
-        <w:t>settings</w:t>
-      </w:r>
-      <w:proofErr w:type="spellEnd"/>
-      <w:r>
-        <w:rPr>
-          <w:rFonts w:ascii="Arial" w:hAnsi="Arial" w:cs="Arial"/>
-        </w:rPr>
-        <w:t>" </w:t>
+        <w:t>Presiona Windows + X → "System" → "Advanced system settings" </w:t>
       </w:r>
     </w:p>
     <w:p>
@@ -1913,21 +740,7 @@
         <w:rPr>
           <w:rFonts w:ascii="Arial" w:hAnsi="Arial" w:cs="Arial"/>
         </w:rPr>
-        <w:t>Click "</w:t>
-      </w:r>
-      <w:proofErr w:type="spellStart"/>
-      <w:r>
-        <w:rPr>
-          <w:rFonts w:ascii="Arial" w:hAnsi="Arial" w:cs="Arial"/>
-        </w:rPr>
-        <w:t>Environment</w:t>
-      </w:r>
-      <w:proofErr w:type="spellEnd"/>
-      <w:r>
-        <w:rPr>
-          <w:rFonts w:ascii="Arial" w:hAnsi="Arial" w:cs="Arial"/>
-        </w:rPr>
-        <w:t xml:space="preserve"> Variables"</w:t>
+        <w:t>Click "Environment Variables"</w:t>
       </w:r>
     </w:p>
     <w:p>
@@ -1944,35 +757,7 @@
         <w:rPr>
           <w:rFonts w:ascii="Arial" w:hAnsi="Arial" w:cs="Arial"/>
         </w:rPr>
-        <w:t>En "</w:t>
-      </w:r>
-      <w:proofErr w:type="spellStart"/>
-      <w:r>
-        <w:rPr>
-          <w:rFonts w:ascii="Arial" w:hAnsi="Arial" w:cs="Arial"/>
-        </w:rPr>
-        <w:t>System</w:t>
-      </w:r>
-      <w:proofErr w:type="spellEnd"/>
-      <w:r>
-        <w:rPr>
-          <w:rFonts w:ascii="Arial" w:hAnsi="Arial" w:cs="Arial"/>
-        </w:rPr>
-        <w:t xml:space="preserve"> variables", busca Path y haz </w:t>
-      </w:r>
-      <w:proofErr w:type="spellStart"/>
-      <w:r>
-        <w:rPr>
-          <w:rFonts w:ascii="Arial" w:hAnsi="Arial" w:cs="Arial"/>
-        </w:rPr>
-        <w:t>click</w:t>
-      </w:r>
-      <w:proofErr w:type="spellEnd"/>
-      <w:r>
-        <w:rPr>
-          <w:rFonts w:ascii="Arial" w:hAnsi="Arial" w:cs="Arial"/>
-        </w:rPr>
-        <w:t xml:space="preserve"> "Edit"</w:t>
+        <w:t>En "System variables", busca Path y haz click "Edit"</w:t>
       </w:r>
     </w:p>
     <w:p>
@@ -2059,21 +844,7 @@
         <w:rPr>
           <w:rFonts w:ascii="Arial" w:hAnsi="Arial" w:cs="Arial"/>
         </w:rPr>
-        <w:t>Ejecuta: </w:t>
-      </w:r>
-      <w:proofErr w:type="spellStart"/>
-      <w:r>
-        <w:rPr>
-          <w:rFonts w:ascii="Arial" w:hAnsi="Arial" w:cs="Arial"/>
-        </w:rPr>
-        <w:t>ffmpeg</w:t>
-      </w:r>
-      <w:proofErr w:type="spellEnd"/>
-      <w:r>
-        <w:rPr>
-          <w:rFonts w:ascii="Arial" w:hAnsi="Arial" w:cs="Arial"/>
-        </w:rPr>
-        <w:t xml:space="preserve"> </w:t>
+        <w:t xml:space="preserve">Ejecuta: ffmpeg </w:t>
       </w:r>
       <w:r>
         <w:rPr>
@@ -2081,19 +852,11 @@
         </w:rPr>
         <w:t>-</w:t>
       </w:r>
-      <w:proofErr w:type="spellStart"/>
-      <w:r>
-        <w:rPr>
-          <w:rFonts w:ascii="Arial" w:hAnsi="Arial" w:cs="Arial"/>
-        </w:rPr>
-        <w:t>version</w:t>
-      </w:r>
-      <w:proofErr w:type="spellEnd"/>
-      <w:r>
-        <w:rPr>
-          <w:rFonts w:ascii="Arial" w:hAnsi="Arial" w:cs="Arial"/>
-        </w:rPr>
-        <w:t> </w:t>
+      <w:r>
+        <w:rPr>
+          <w:rFonts w:ascii="Arial" w:hAnsi="Arial" w:cs="Arial"/>
+        </w:rPr>
+        <w:t>version </w:t>
       </w:r>
     </w:p>
     <w:p>
@@ -2128,23 +891,13 @@
           <w:bCs/>
         </w:rPr>
       </w:pPr>
-      <w:proofErr w:type="spellStart"/>
-      <w:r>
-        <w:rPr>
-          <w:rFonts w:ascii="Arial" w:hAnsi="Arial" w:cs="Arial"/>
-          <w:b/>
-          <w:bCs/>
-        </w:rPr>
-        <w:t>PySceneDetect</w:t>
-      </w:r>
-      <w:proofErr w:type="spellEnd"/>
-      <w:r>
-        <w:rPr>
-          <w:rFonts w:ascii="Arial" w:hAnsi="Arial" w:cs="Arial"/>
-          <w:b/>
-          <w:bCs/>
-        </w:rPr>
-        <w:t xml:space="preserve"> y dependencias:</w:t>
+      <w:r>
+        <w:rPr>
+          <w:rFonts w:ascii="Arial" w:hAnsi="Arial" w:cs="Arial"/>
+          <w:b/>
+          <w:bCs/>
+        </w:rPr>
+        <w:t>PySceneDetect y dependencias:</w:t>
       </w:r>
     </w:p>
     <w:p>
@@ -2167,21 +920,7 @@
         <w:rPr>
           <w:rFonts w:ascii="Arial" w:hAnsi="Arial" w:cs="Arial"/>
         </w:rPr>
-        <w:t xml:space="preserve"> </w:t>
-      </w:r>
-      <w:proofErr w:type="spellStart"/>
-      <w:r>
-        <w:rPr>
-          <w:rFonts w:ascii="Arial" w:hAnsi="Arial" w:cs="Arial"/>
-        </w:rPr>
-        <w:t>scenedetect</w:t>
-      </w:r>
-      <w:proofErr w:type="spellEnd"/>
-      <w:r>
-        <w:rPr>
-          <w:rFonts w:ascii="Arial" w:hAnsi="Arial" w:cs="Arial"/>
-        </w:rPr>
-        <w:t xml:space="preserve"> 0.6.7.1</w:t>
+        <w:t xml:space="preserve"> scenedetect 0.6.7.1</w:t>
       </w:r>
     </w:p>
     <w:p>
@@ -2204,21 +943,7 @@
         <w:rPr>
           <w:rFonts w:ascii="Arial" w:hAnsi="Arial" w:cs="Arial"/>
         </w:rPr>
-        <w:t xml:space="preserve"> </w:t>
-      </w:r>
-      <w:proofErr w:type="spellStart"/>
-      <w:r>
-        <w:rPr>
-          <w:rFonts w:ascii="Arial" w:hAnsi="Arial" w:cs="Arial"/>
-        </w:rPr>
-        <w:t>click</w:t>
-      </w:r>
-      <w:proofErr w:type="spellEnd"/>
-      <w:r>
-        <w:rPr>
-          <w:rFonts w:ascii="Arial" w:hAnsi="Arial" w:cs="Arial"/>
-        </w:rPr>
-        <w:t xml:space="preserve"> 8.2.1</w:t>
+        <w:t xml:space="preserve"> click 8.2.1</w:t>
       </w:r>
     </w:p>
     <w:p>
@@ -2242,48 +967,24 @@
         <w:rPr>
           <w:rFonts w:ascii="Arial" w:hAnsi="Arial" w:cs="Arial"/>
         </w:rPr>
-        <w:t xml:space="preserve"> </w:t>
-      </w:r>
-      <w:proofErr w:type="spellStart"/>
-      <w:r>
-        <w:rPr>
-          <w:rFonts w:ascii="Arial" w:hAnsi="Arial" w:cs="Arial"/>
-        </w:rPr>
-        <w:t>platformdirs</w:t>
-      </w:r>
-      <w:proofErr w:type="spellEnd"/>
-      <w:r>
-        <w:rPr>
-          <w:rFonts w:ascii="Arial" w:hAnsi="Arial" w:cs="Arial"/>
-        </w:rPr>
-        <w:t xml:space="preserve"> 4.9.2</w:t>
-      </w:r>
-    </w:p>
-    <w:p>
-      <w:pPr>
-        <w:rPr>
-          <w:rFonts w:ascii="Arial" w:hAnsi="Arial" w:cs="Arial"/>
-          <w:b/>
-          <w:bCs/>
-        </w:rPr>
-      </w:pPr>
-      <w:proofErr w:type="spellStart"/>
-      <w:r>
-        <w:rPr>
-          <w:rFonts w:ascii="Arial" w:hAnsi="Arial" w:cs="Arial"/>
-          <w:b/>
-          <w:bCs/>
-        </w:rPr>
-        <w:t>Librosa</w:t>
-      </w:r>
-      <w:proofErr w:type="spellEnd"/>
-      <w:r>
-        <w:rPr>
-          <w:rFonts w:ascii="Arial" w:hAnsi="Arial" w:cs="Arial"/>
-          <w:b/>
-          <w:bCs/>
-        </w:rPr>
-        <w:t xml:space="preserve"> y todas sus dependencias:</w:t>
+        <w:t xml:space="preserve"> platformdirs 4.9.2</w:t>
+      </w:r>
+    </w:p>
+    <w:p>
+      <w:pPr>
+        <w:rPr>
+          <w:rFonts w:ascii="Arial" w:hAnsi="Arial" w:cs="Arial"/>
+          <w:b/>
+          <w:bCs/>
+        </w:rPr>
+      </w:pPr>
+      <w:r>
+        <w:rPr>
+          <w:rFonts w:ascii="Arial" w:hAnsi="Arial" w:cs="Arial"/>
+          <w:b/>
+          <w:bCs/>
+        </w:rPr>
+        <w:t>Librosa y todas sus dependencias:</w:t>
       </w:r>
     </w:p>
     <w:p>
@@ -2306,21 +1007,7 @@
         <w:rPr>
           <w:rFonts w:ascii="Arial" w:hAnsi="Arial" w:cs="Arial"/>
         </w:rPr>
-        <w:t xml:space="preserve"> </w:t>
-      </w:r>
-      <w:proofErr w:type="spellStart"/>
-      <w:r>
-        <w:rPr>
-          <w:rFonts w:ascii="Arial" w:hAnsi="Arial" w:cs="Arial"/>
-        </w:rPr>
-        <w:t>librosa</w:t>
-      </w:r>
-      <w:proofErr w:type="spellEnd"/>
-      <w:r>
-        <w:rPr>
-          <w:rFonts w:ascii="Arial" w:hAnsi="Arial" w:cs="Arial"/>
-        </w:rPr>
-        <w:t xml:space="preserve"> 0.11.0</w:t>
+        <w:t xml:space="preserve"> librosa 0.11.0</w:t>
       </w:r>
     </w:p>
     <w:p>
@@ -2343,21 +1030,7 @@
         <w:rPr>
           <w:rFonts w:ascii="Arial" w:hAnsi="Arial" w:cs="Arial"/>
         </w:rPr>
-        <w:t xml:space="preserve"> </w:t>
-      </w:r>
-      <w:proofErr w:type="spellStart"/>
-      <w:r>
-        <w:rPr>
-          <w:rFonts w:ascii="Arial" w:hAnsi="Arial" w:cs="Arial"/>
-        </w:rPr>
-        <w:t>audioread</w:t>
-      </w:r>
-      <w:proofErr w:type="spellEnd"/>
-      <w:r>
-        <w:rPr>
-          <w:rFonts w:ascii="Arial" w:hAnsi="Arial" w:cs="Arial"/>
-        </w:rPr>
-        <w:t xml:space="preserve"> 3.1.0</w:t>
+        <w:t xml:space="preserve"> audioread 3.1.0</w:t>
       </w:r>
     </w:p>
     <w:p>
@@ -2380,21 +1053,7 @@
         <w:rPr>
           <w:rFonts w:ascii="Arial" w:hAnsi="Arial" w:cs="Arial"/>
         </w:rPr>
-        <w:t xml:space="preserve"> </w:t>
-      </w:r>
-      <w:proofErr w:type="spellStart"/>
-      <w:r>
-        <w:rPr>
-          <w:rFonts w:ascii="Arial" w:hAnsi="Arial" w:cs="Arial"/>
-        </w:rPr>
-        <w:t>numba</w:t>
-      </w:r>
-      <w:proofErr w:type="spellEnd"/>
-      <w:r>
-        <w:rPr>
-          <w:rFonts w:ascii="Arial" w:hAnsi="Arial" w:cs="Arial"/>
-        </w:rPr>
-        <w:t xml:space="preserve"> 0.64.0</w:t>
+        <w:t xml:space="preserve"> numba 0.64.0</w:t>
       </w:r>
     </w:p>
     <w:p>
@@ -2417,21 +1076,7 @@
         <w:rPr>
           <w:rFonts w:ascii="Arial" w:hAnsi="Arial" w:cs="Arial"/>
         </w:rPr>
-        <w:t xml:space="preserve"> </w:t>
-      </w:r>
-      <w:proofErr w:type="spellStart"/>
-      <w:r>
-        <w:rPr>
-          <w:rFonts w:ascii="Arial" w:hAnsi="Arial" w:cs="Arial"/>
-        </w:rPr>
-        <w:t>llvmlite</w:t>
-      </w:r>
-      <w:proofErr w:type="spellEnd"/>
-      <w:r>
-        <w:rPr>
-          <w:rFonts w:ascii="Arial" w:hAnsi="Arial" w:cs="Arial"/>
-        </w:rPr>
-        <w:t xml:space="preserve"> 0.46.0</w:t>
+        <w:t xml:space="preserve"> llvmlite 0.46.0</w:t>
       </w:r>
     </w:p>
     <w:p>
@@ -2454,21 +1099,7 @@
         <w:rPr>
           <w:rFonts w:ascii="Arial" w:hAnsi="Arial" w:cs="Arial"/>
         </w:rPr>
-        <w:t xml:space="preserve"> </w:t>
-      </w:r>
-      <w:proofErr w:type="spellStart"/>
-      <w:r>
-        <w:rPr>
-          <w:rFonts w:ascii="Arial" w:hAnsi="Arial" w:cs="Arial"/>
-        </w:rPr>
-        <w:t>soundfile</w:t>
-      </w:r>
-      <w:proofErr w:type="spellEnd"/>
-      <w:r>
-        <w:rPr>
-          <w:rFonts w:ascii="Arial" w:hAnsi="Arial" w:cs="Arial"/>
-        </w:rPr>
-        <w:t xml:space="preserve"> 0.13.1</w:t>
+        <w:t xml:space="preserve"> soundfile 0.13.1</w:t>
       </w:r>
     </w:p>
     <w:p>
@@ -2491,21 +1122,7 @@
         <w:rPr>
           <w:rFonts w:ascii="Arial" w:hAnsi="Arial" w:cs="Arial"/>
         </w:rPr>
-        <w:t xml:space="preserve"> </w:t>
-      </w:r>
-      <w:proofErr w:type="spellStart"/>
-      <w:r>
-        <w:rPr>
-          <w:rFonts w:ascii="Arial" w:hAnsi="Arial" w:cs="Arial"/>
-        </w:rPr>
-        <w:t>cffi</w:t>
-      </w:r>
-      <w:proofErr w:type="spellEnd"/>
-      <w:r>
-        <w:rPr>
-          <w:rFonts w:ascii="Arial" w:hAnsi="Arial" w:cs="Arial"/>
-        </w:rPr>
-        <w:t xml:space="preserve"> 2.0.0</w:t>
+        <w:t xml:space="preserve"> cffi 2.0.0</w:t>
       </w:r>
     </w:p>
     <w:p>
@@ -2528,21 +1145,7 @@
         <w:rPr>
           <w:rFonts w:ascii="Arial" w:hAnsi="Arial" w:cs="Arial"/>
         </w:rPr>
-        <w:t xml:space="preserve"> </w:t>
-      </w:r>
-      <w:proofErr w:type="spellStart"/>
-      <w:r>
-        <w:rPr>
-          <w:rFonts w:ascii="Arial" w:hAnsi="Arial" w:cs="Arial"/>
-        </w:rPr>
-        <w:t>soxr</w:t>
-      </w:r>
-      <w:proofErr w:type="spellEnd"/>
-      <w:r>
-        <w:rPr>
-          <w:rFonts w:ascii="Arial" w:hAnsi="Arial" w:cs="Arial"/>
-        </w:rPr>
-        <w:t xml:space="preserve"> 1.0.0</w:t>
+        <w:t xml:space="preserve"> soxr 1.0.0</w:t>
       </w:r>
     </w:p>
     <w:p>
@@ -2565,21 +1168,7 @@
         <w:rPr>
           <w:rFonts w:ascii="Arial" w:hAnsi="Arial" w:cs="Arial"/>
         </w:rPr>
-        <w:t xml:space="preserve"> </w:t>
-      </w:r>
-      <w:proofErr w:type="spellStart"/>
-      <w:r>
-        <w:rPr>
-          <w:rFonts w:ascii="Arial" w:hAnsi="Arial" w:cs="Arial"/>
-        </w:rPr>
-        <w:t>pooch</w:t>
-      </w:r>
-      <w:proofErr w:type="spellEnd"/>
-      <w:r>
-        <w:rPr>
-          <w:rFonts w:ascii="Arial" w:hAnsi="Arial" w:cs="Arial"/>
-        </w:rPr>
-        <w:t xml:space="preserve"> 1.9.0</w:t>
+        <w:t xml:space="preserve"> pooch 1.9.0</w:t>
       </w:r>
     </w:p>
     <w:p>
@@ -2602,21 +1191,7 @@
         <w:rPr>
           <w:rFonts w:ascii="Arial" w:hAnsi="Arial" w:cs="Arial"/>
         </w:rPr>
-        <w:t xml:space="preserve"> </w:t>
-      </w:r>
-      <w:proofErr w:type="spellStart"/>
-      <w:r>
-        <w:rPr>
-          <w:rFonts w:ascii="Arial" w:hAnsi="Arial" w:cs="Arial"/>
-        </w:rPr>
-        <w:t>requests</w:t>
-      </w:r>
-      <w:proofErr w:type="spellEnd"/>
-      <w:r>
-        <w:rPr>
-          <w:rFonts w:ascii="Arial" w:hAnsi="Arial" w:cs="Arial"/>
-        </w:rPr>
-        <w:t xml:space="preserve"> 2.32.5</w:t>
+        <w:t xml:space="preserve"> requests 2.32.5</w:t>
       </w:r>
     </w:p>
     <w:p>
@@ -2639,49 +1214,7 @@
         <w:rPr>
           <w:rFonts w:ascii="Arial" w:hAnsi="Arial" w:cs="Arial"/>
         </w:rPr>
-        <w:t xml:space="preserve"> y otras dependencias (</w:t>
-      </w:r>
-      <w:proofErr w:type="spellStart"/>
-      <w:r>
-        <w:rPr>
-          <w:rFonts w:ascii="Arial" w:hAnsi="Arial" w:cs="Arial"/>
-        </w:rPr>
-        <w:t>typing_extensions</w:t>
-      </w:r>
-      <w:proofErr w:type="spellEnd"/>
-      <w:r>
-        <w:rPr>
-          <w:rFonts w:ascii="Arial" w:hAnsi="Arial" w:cs="Arial"/>
-        </w:rPr>
-        <w:t xml:space="preserve">, </w:t>
-      </w:r>
-      <w:proofErr w:type="spellStart"/>
-      <w:r>
-        <w:rPr>
-          <w:rFonts w:ascii="Arial" w:hAnsi="Arial" w:cs="Arial"/>
-        </w:rPr>
-        <w:t>msgpack</w:t>
-      </w:r>
-      <w:proofErr w:type="spellEnd"/>
-      <w:r>
-        <w:rPr>
-          <w:rFonts w:ascii="Arial" w:hAnsi="Arial" w:cs="Arial"/>
-        </w:rPr>
-        <w:t xml:space="preserve">, </w:t>
-      </w:r>
-      <w:proofErr w:type="spellStart"/>
-      <w:r>
-        <w:rPr>
-          <w:rFonts w:ascii="Arial" w:hAnsi="Arial" w:cs="Arial"/>
-        </w:rPr>
-        <w:t>lazy_loader</w:t>
-      </w:r>
-      <w:proofErr w:type="spellEnd"/>
-      <w:r>
-        <w:rPr>
-          <w:rFonts w:ascii="Arial" w:hAnsi="Arial" w:cs="Arial"/>
-        </w:rPr>
-        <w:t>, etc.)</w:t>
+        <w:t xml:space="preserve"> y otras dependencias (typing_extensions, msgpack, lazy_loader, etc.)</w:t>
       </w:r>
     </w:p>
     <w:p>
@@ -2921,7 +1454,6 @@
                 <w:rFonts w:ascii="Arial" w:hAnsi="Arial" w:cs="Arial"/>
               </w:rPr>
             </w:pPr>
-            <w:proofErr w:type="spellStart"/>
             <w:r>
               <w:rPr>
                 <w:rFonts w:ascii="Arial" w:hAnsi="Arial" w:cs="Arial"/>
@@ -2930,7 +1462,6 @@
               </w:rPr>
               <w:t>numpy</w:t>
             </w:r>
-            <w:proofErr w:type="spellEnd"/>
           </w:p>
         </w:tc>
         <w:tc>
@@ -3011,7 +1542,6 @@
                 <w:rFonts w:ascii="Arial" w:hAnsi="Arial" w:cs="Arial"/>
               </w:rPr>
             </w:pPr>
-            <w:proofErr w:type="spellStart"/>
             <w:r>
               <w:rPr>
                 <w:rFonts w:ascii="Arial" w:hAnsi="Arial" w:cs="Arial"/>
@@ -3020,7 +1550,6 @@
               </w:rPr>
               <w:t>opencv</w:t>
             </w:r>
-            <w:proofErr w:type="spellEnd"/>
           </w:p>
         </w:tc>
         <w:tc>
@@ -3157,21 +1686,7 @@
         <w:rPr>
           <w:rFonts w:ascii="Arial" w:hAnsi="Arial" w:cs="Arial"/>
         </w:rPr>
-        <w:t xml:space="preserve"> en el </w:t>
-      </w:r>
-      <w:proofErr w:type="spellStart"/>
-      <w:r>
-        <w:rPr>
-          <w:rFonts w:ascii="Arial" w:hAnsi="Arial" w:cs="Arial"/>
-        </w:rPr>
-        <w:t>frontend</w:t>
-      </w:r>
-      <w:proofErr w:type="spellEnd"/>
-      <w:r>
-        <w:rPr>
-          <w:rFonts w:ascii="Arial" w:hAnsi="Arial" w:cs="Arial"/>
-        </w:rPr>
-        <w:t xml:space="preserve"> los videos disponibles</w:t>
+        <w:t> en el frontend los videos disponibles</w:t>
       </w:r>
     </w:p>
     <w:p>
@@ -3221,16 +1736,8 @@
         <w:rPr>
           <w:rFonts w:ascii="Arial" w:hAnsi="Arial" w:cs="Arial"/>
         </w:rPr>
-        <w:t> en la tabla </w:t>
-      </w:r>
-      <w:proofErr w:type="spellStart"/>
-      <w:r>
-        <w:rPr>
-          <w:rFonts w:ascii="Arial" w:hAnsi="Arial" w:cs="Arial"/>
-        </w:rPr>
-        <w:t>videos_generados</w:t>
-      </w:r>
-      <w:proofErr w:type="spellEnd"/>
+        <w:t> en la tabla videos_generados</w:t>
+      </w:r>
     </w:p>
     <w:p>
       <w:pPr>
@@ -3297,14 +1804,12 @@
           <w:rFonts w:ascii="Arial" w:hAnsi="Arial" w:cs="Arial"/>
         </w:rPr>
       </w:pPr>
-      <w:proofErr w:type="spellStart"/>
       <w:r>
         <w:rPr>
           <w:rFonts w:ascii="Arial" w:hAnsi="Arial" w:cs="Arial"/>
         </w:rPr>
         <w:t>json</w:t>
       </w:r>
-      <w:proofErr w:type="spellEnd"/>
     </w:p>
     <w:p>
       <w:pPr>
@@ -3342,75 +1847,33 @@
         <w:rPr>
           <w:rFonts w:ascii="Arial" w:hAnsi="Arial" w:cs="Arial"/>
         </w:rPr>
-        <w:t xml:space="preserve">    {"ruta": "C:\\ruta\\video_short_1_1080p.mp4", "</w:t>
-      </w:r>
-      <w:proofErr w:type="spellStart"/>
-      <w:r>
-        <w:rPr>
-          <w:rFonts w:ascii="Arial" w:hAnsi="Arial" w:cs="Arial"/>
-        </w:rPr>
-        <w:t>duracion</w:t>
-      </w:r>
-      <w:proofErr w:type="spellEnd"/>
-      <w:r>
-        <w:rPr>
-          <w:rFonts w:ascii="Arial" w:hAnsi="Arial" w:cs="Arial"/>
-        </w:rPr>
-        <w:t>": 6},</w:t>
-      </w:r>
-    </w:p>
-    <w:p>
-      <w:pPr>
-        <w:rPr>
-          <w:rFonts w:ascii="Arial" w:hAnsi="Arial" w:cs="Arial"/>
-        </w:rPr>
-      </w:pPr>
-      <w:r>
-        <w:rPr>
-          <w:rFonts w:ascii="Arial" w:hAnsi="Arial" w:cs="Arial"/>
-        </w:rPr>
-        <w:t xml:space="preserve">    {"ruta": "C:\\ruta\\video_short_2_1080p.mp4", "</w:t>
-      </w:r>
-      <w:proofErr w:type="spellStart"/>
-      <w:r>
-        <w:rPr>
-          <w:rFonts w:ascii="Arial" w:hAnsi="Arial" w:cs="Arial"/>
-        </w:rPr>
-        <w:t>duracion</w:t>
-      </w:r>
-      <w:proofErr w:type="spellEnd"/>
-      <w:r>
-        <w:rPr>
-          <w:rFonts w:ascii="Arial" w:hAnsi="Arial" w:cs="Arial"/>
-        </w:rPr>
-        <w:t>": 11},</w:t>
-      </w:r>
-    </w:p>
-    <w:p>
-      <w:pPr>
-        <w:rPr>
-          <w:rFonts w:ascii="Arial" w:hAnsi="Arial" w:cs="Arial"/>
-        </w:rPr>
-      </w:pPr>
-      <w:r>
-        <w:rPr>
-          <w:rFonts w:ascii="Arial" w:hAnsi="Arial" w:cs="Arial"/>
-        </w:rPr>
-        <w:t xml:space="preserve">    {"ruta": "C:\\ruta\\video_short_3_1080p.mp4", "</w:t>
-      </w:r>
-      <w:proofErr w:type="spellStart"/>
-      <w:r>
-        <w:rPr>
-          <w:rFonts w:ascii="Arial" w:hAnsi="Arial" w:cs="Arial"/>
-        </w:rPr>
-        <w:t>duracion</w:t>
-      </w:r>
-      <w:proofErr w:type="spellEnd"/>
-      <w:r>
-        <w:rPr>
-          <w:rFonts w:ascii="Arial" w:hAnsi="Arial" w:cs="Arial"/>
-        </w:rPr>
-        <w:t>": 20}</w:t>
+        <w:t xml:space="preserve">    {"ruta": "C:\\ruta\\video_short_1_1080p.mp4", "duracion": 6},</w:t>
+      </w:r>
+    </w:p>
+    <w:p>
+      <w:pPr>
+        <w:rPr>
+          <w:rFonts w:ascii="Arial" w:hAnsi="Arial" w:cs="Arial"/>
+        </w:rPr>
+      </w:pPr>
+      <w:r>
+        <w:rPr>
+          <w:rFonts w:ascii="Arial" w:hAnsi="Arial" w:cs="Arial"/>
+        </w:rPr>
+        <w:t xml:space="preserve">    {"ruta": "C:\\ruta\\video_short_2_1080p.mp4", "duracion": 11},</w:t>
+      </w:r>
+    </w:p>
+    <w:p>
+      <w:pPr>
+        <w:rPr>
+          <w:rFonts w:ascii="Arial" w:hAnsi="Arial" w:cs="Arial"/>
+        </w:rPr>
+      </w:pPr>
+      <w:r>
+        <w:rPr>
+          <w:rFonts w:ascii="Arial" w:hAnsi="Arial" w:cs="Arial"/>
+        </w:rPr>
+        <w:t xml:space="preserve">    {"ruta": "C:\\ruta\\video_short_3_1080p.mp4", "duracion": 20}</w:t>
       </w:r>
     </w:p>
     <w:p>
@@ -3436,21 +1899,7 @@
         <w:rPr>
           <w:rFonts w:ascii="Arial" w:hAnsi="Arial" w:cs="Arial"/>
         </w:rPr>
-        <w:t xml:space="preserve">  "</w:t>
-      </w:r>
-      <w:proofErr w:type="spellStart"/>
-      <w:r>
-        <w:rPr>
-          <w:rFonts w:ascii="Arial" w:hAnsi="Arial" w:cs="Arial"/>
-        </w:rPr>
-        <w:t>completo_vertical</w:t>
-      </w:r>
-      <w:proofErr w:type="spellEnd"/>
-      <w:r>
-        <w:rPr>
-          <w:rFonts w:ascii="Arial" w:hAnsi="Arial" w:cs="Arial"/>
-        </w:rPr>
-        <w:t>": {</w:t>
+        <w:t xml:space="preserve">  "completo_vertical": {</w:t>
       </w:r>
     </w:p>
     <w:p>
@@ -3476,21 +1925,7 @@
         <w:rPr>
           <w:rFonts w:ascii="Arial" w:hAnsi="Arial" w:cs="Arial"/>
         </w:rPr>
-        <w:t xml:space="preserve">    "</w:t>
-      </w:r>
-      <w:proofErr w:type="spellStart"/>
-      <w:r>
-        <w:rPr>
-          <w:rFonts w:ascii="Arial" w:hAnsi="Arial" w:cs="Arial"/>
-        </w:rPr>
-        <w:t>duracion</w:t>
-      </w:r>
-      <w:proofErr w:type="spellEnd"/>
-      <w:r>
-        <w:rPr>
-          <w:rFonts w:ascii="Arial" w:hAnsi="Arial" w:cs="Arial"/>
-        </w:rPr>
-        <w:t>": 60</w:t>
+        <w:t xml:space="preserve">    "duracion": 60</w:t>
       </w:r>
     </w:p>
     <w:p>
@@ -3516,129 +1951,59 @@
         <w:rPr>
           <w:rFonts w:ascii="Arial" w:hAnsi="Arial" w:cs="Arial"/>
         </w:rPr>
-        <w:t xml:space="preserve">  "</w:t>
-      </w:r>
-      <w:proofErr w:type="spellStart"/>
-      <w:r>
-        <w:rPr>
-          <w:rFonts w:ascii="Arial" w:hAnsi="Arial" w:cs="Arial"/>
-        </w:rPr>
-        <w:t>segmentos_utilizados</w:t>
-      </w:r>
-      <w:proofErr w:type="spellEnd"/>
-      <w:r>
-        <w:rPr>
-          <w:rFonts w:ascii="Arial" w:hAnsi="Arial" w:cs="Arial"/>
-        </w:rPr>
-        <w:t>": [[12, 18], [24, 35], [38, 58]],</w:t>
-      </w:r>
-    </w:p>
-    <w:p>
-      <w:pPr>
-        <w:rPr>
-          <w:rFonts w:ascii="Arial" w:hAnsi="Arial" w:cs="Arial"/>
-        </w:rPr>
-      </w:pPr>
-      <w:r>
-        <w:rPr>
-          <w:rFonts w:ascii="Arial" w:hAnsi="Arial" w:cs="Arial"/>
-        </w:rPr>
-        <w:t xml:space="preserve">  "</w:t>
-      </w:r>
-      <w:proofErr w:type="spellStart"/>
-      <w:r>
-        <w:rPr>
-          <w:rFonts w:ascii="Arial" w:hAnsi="Arial" w:cs="Arial"/>
-        </w:rPr>
-        <w:t>cantidad_shorts_generados</w:t>
-      </w:r>
-      <w:proofErr w:type="spellEnd"/>
-      <w:r>
-        <w:rPr>
-          <w:rFonts w:ascii="Arial" w:hAnsi="Arial" w:cs="Arial"/>
-        </w:rPr>
-        <w:t>": 3,</w:t>
-      </w:r>
-    </w:p>
-    <w:p>
-      <w:pPr>
-        <w:rPr>
-          <w:rFonts w:ascii="Arial" w:hAnsi="Arial" w:cs="Arial"/>
-        </w:rPr>
-      </w:pPr>
-      <w:r>
-        <w:rPr>
-          <w:rFonts w:ascii="Arial" w:hAnsi="Arial" w:cs="Arial"/>
-        </w:rPr>
-        <w:t xml:space="preserve">  "</w:t>
-      </w:r>
-      <w:proofErr w:type="spellStart"/>
-      <w:r>
-        <w:rPr>
-          <w:rFonts w:ascii="Arial" w:hAnsi="Arial" w:cs="Arial"/>
-        </w:rPr>
-        <w:t>calidad_utilizada</w:t>
-      </w:r>
-      <w:proofErr w:type="spellEnd"/>
-      <w:r>
-        <w:rPr>
-          <w:rFonts w:ascii="Arial" w:hAnsi="Arial" w:cs="Arial"/>
-        </w:rPr>
-        <w:t>": "1080p",</w:t>
-      </w:r>
-    </w:p>
-    <w:p>
-      <w:pPr>
-        <w:rPr>
-          <w:rFonts w:ascii="Arial" w:hAnsi="Arial" w:cs="Arial"/>
-        </w:rPr>
-      </w:pPr>
-      <w:r>
-        <w:rPr>
-          <w:rFonts w:ascii="Arial" w:hAnsi="Arial" w:cs="Arial"/>
-        </w:rPr>
-        <w:t xml:space="preserve">  "</w:t>
-      </w:r>
-      <w:proofErr w:type="spellStart"/>
-      <w:r>
-        <w:rPr>
-          <w:rFonts w:ascii="Arial" w:hAnsi="Arial" w:cs="Arial"/>
-        </w:rPr>
-        <w:t>gpu_utilizada</w:t>
-      </w:r>
-      <w:proofErr w:type="spellEnd"/>
-      <w:r>
-        <w:rPr>
-          <w:rFonts w:ascii="Arial" w:hAnsi="Arial" w:cs="Arial"/>
-        </w:rPr>
-        <w:t>": false,</w:t>
-      </w:r>
-    </w:p>
-    <w:p>
-      <w:pPr>
-        <w:rPr>
-          <w:rFonts w:ascii="Arial" w:hAnsi="Arial" w:cs="Arial"/>
-        </w:rPr>
-      </w:pPr>
-      <w:r>
-        <w:rPr>
-          <w:rFonts w:ascii="Arial" w:hAnsi="Arial" w:cs="Arial"/>
-        </w:rPr>
-        <w:t xml:space="preserve">  "</w:t>
-      </w:r>
-      <w:proofErr w:type="spellStart"/>
-      <w:r>
-        <w:rPr>
-          <w:rFonts w:ascii="Arial" w:hAnsi="Arial" w:cs="Arial"/>
-        </w:rPr>
-        <w:t>nombre_base</w:t>
-      </w:r>
-      <w:proofErr w:type="spellEnd"/>
-      <w:r>
-        <w:rPr>
-          <w:rFonts w:ascii="Arial" w:hAnsi="Arial" w:cs="Arial"/>
-        </w:rPr>
-        <w:t>": "video"</w:t>
+        <w:t xml:space="preserve">  "segmentos_utilizados": [[12, 18], [24, 35], [38, 58]],</w:t>
+      </w:r>
+    </w:p>
+    <w:p>
+      <w:pPr>
+        <w:rPr>
+          <w:rFonts w:ascii="Arial" w:hAnsi="Arial" w:cs="Arial"/>
+        </w:rPr>
+      </w:pPr>
+      <w:r>
+        <w:rPr>
+          <w:rFonts w:ascii="Arial" w:hAnsi="Arial" w:cs="Arial"/>
+        </w:rPr>
+        <w:t xml:space="preserve">  "cantidad_shorts_generados": 3,</w:t>
+      </w:r>
+    </w:p>
+    <w:p>
+      <w:pPr>
+        <w:rPr>
+          <w:rFonts w:ascii="Arial" w:hAnsi="Arial" w:cs="Arial"/>
+        </w:rPr>
+      </w:pPr>
+      <w:r>
+        <w:rPr>
+          <w:rFonts w:ascii="Arial" w:hAnsi="Arial" w:cs="Arial"/>
+        </w:rPr>
+        <w:t xml:space="preserve">  "calidad_utilizada": "1080p",</w:t>
+      </w:r>
+    </w:p>
+    <w:p>
+      <w:pPr>
+        <w:rPr>
+          <w:rFonts w:ascii="Arial" w:hAnsi="Arial" w:cs="Arial"/>
+        </w:rPr>
+      </w:pPr>
+      <w:r>
+        <w:rPr>
+          <w:rFonts w:ascii="Arial" w:hAnsi="Arial" w:cs="Arial"/>
+        </w:rPr>
+        <w:t xml:space="preserve">  "gpu_utilizada": false,</w:t>
+      </w:r>
+    </w:p>
+    <w:p>
+      <w:pPr>
+        <w:rPr>
+          <w:rFonts w:ascii="Arial" w:hAnsi="Arial" w:cs="Arial"/>
+        </w:rPr>
+      </w:pPr>
+      <w:r>
+        <w:rPr>
+          <w:rFonts w:ascii="Arial" w:hAnsi="Arial" w:cs="Arial"/>
+        </w:rPr>
+        <w:t xml:space="preserve">  "nombre_base": "video"</w:t>
       </w:r>
     </w:p>
     <w:p>
@@ -3753,18 +2118,8 @@
           <w:b/>
           <w:bCs/>
         </w:rPr>
-        <w:t xml:space="preserve"> Correspondencia actualizada entre JSON y tabla </w:t>
-      </w:r>
-      <w:proofErr w:type="spellStart"/>
-      <w:r>
-        <w:rPr>
-          <w:rFonts w:ascii="Arial" w:hAnsi="Arial" w:cs="Arial"/>
-          <w:b/>
-          <w:bCs/>
-        </w:rPr>
-        <w:t>videos_generados</w:t>
-      </w:r>
-      <w:proofErr w:type="spellEnd"/>
+        <w:t xml:space="preserve"> Correspondencia actualizada entre JSON y tabla videos_generados</w:t>
+      </w:r>
     </w:p>
     <w:tbl>
       <w:tblPr>
@@ -3951,19 +2306,11 @@
                 <w:rFonts w:ascii="Arial" w:hAnsi="Arial" w:cs="Arial"/>
               </w:rPr>
             </w:pPr>
-            <w:proofErr w:type="spellStart"/>
-            <w:r>
-              <w:rPr>
-                <w:rFonts w:ascii="Arial" w:hAnsi="Arial" w:cs="Arial"/>
-              </w:rPr>
-              <w:t>Autoincremental</w:t>
-            </w:r>
-            <w:proofErr w:type="spellEnd"/>
-            <w:r>
-              <w:rPr>
-                <w:rFonts w:ascii="Arial" w:hAnsi="Arial" w:cs="Arial"/>
-              </w:rPr>
-              <w:t xml:space="preserve"> de MySQL</w:t>
+            <w:r>
+              <w:rPr>
+                <w:rFonts w:ascii="Arial" w:hAnsi="Arial" w:cs="Arial"/>
+              </w:rPr>
+              <w:t>Autoincremental de MySQL</w:t>
             </w:r>
           </w:p>
         </w:tc>
@@ -3987,14 +2334,12 @@
                 <w:rFonts w:ascii="Arial" w:hAnsi="Arial" w:cs="Arial"/>
               </w:rPr>
             </w:pPr>
-            <w:proofErr w:type="spellStart"/>
             <w:r>
               <w:rPr>
                 <w:rFonts w:ascii="Arial" w:hAnsi="Arial" w:cs="Arial"/>
               </w:rPr>
               <w:t>video_original_id</w:t>
             </w:r>
-            <w:proofErr w:type="spellEnd"/>
           </w:p>
         </w:tc>
         <w:tc>
@@ -4075,14 +2420,12 @@
                 <w:rFonts w:ascii="Arial" w:hAnsi="Arial" w:cs="Arial"/>
               </w:rPr>
             </w:pPr>
-            <w:proofErr w:type="spellStart"/>
             <w:r>
               <w:rPr>
                 <w:rFonts w:ascii="Arial" w:hAnsi="Arial" w:cs="Arial"/>
               </w:rPr>
               <w:t>nombre_archivo</w:t>
             </w:r>
-            <w:proofErr w:type="spellEnd"/>
           </w:p>
         </w:tc>
         <w:tc>
@@ -4147,21 +2490,7 @@
               <w:rPr>
                 <w:rFonts w:ascii="Arial" w:hAnsi="Arial" w:cs="Arial"/>
               </w:rPr>
-              <w:t xml:space="preserve">Del </w:t>
-            </w:r>
-            <w:proofErr w:type="spellStart"/>
-            <w:r>
-              <w:rPr>
-                <w:rFonts w:ascii="Arial" w:hAnsi="Arial" w:cs="Arial"/>
-              </w:rPr>
-              <w:t>path</w:t>
-            </w:r>
-            <w:proofErr w:type="spellEnd"/>
-            <w:r>
-              <w:rPr>
-                <w:rFonts w:ascii="Arial" w:hAnsi="Arial" w:cs="Arial"/>
-              </w:rPr>
-              <w:t>: video_short_1_1080p.mp4</w:t>
+              <w:t>Del path: video_short_1_1080p.mp4</w:t>
             </w:r>
           </w:p>
         </w:tc>
@@ -4185,14 +2514,12 @@
                 <w:rFonts w:ascii="Arial" w:hAnsi="Arial" w:cs="Arial"/>
               </w:rPr>
             </w:pPr>
-            <w:proofErr w:type="spellStart"/>
             <w:r>
               <w:rPr>
                 <w:rFonts w:ascii="Arial" w:hAnsi="Arial" w:cs="Arial"/>
               </w:rPr>
               <w:t>tipo_salida</w:t>
             </w:r>
-            <w:proofErr w:type="spellEnd"/>
           </w:p>
         </w:tc>
         <w:tc>
@@ -4257,21 +2584,7 @@
               <w:rPr>
                 <w:rFonts w:ascii="Arial" w:hAnsi="Arial" w:cs="Arial"/>
               </w:rPr>
-              <w:t>'short' o '</w:t>
-            </w:r>
-            <w:proofErr w:type="spellStart"/>
-            <w:r>
-              <w:rPr>
-                <w:rFonts w:ascii="Arial" w:hAnsi="Arial" w:cs="Arial"/>
-              </w:rPr>
-              <w:t>completo_vertical</w:t>
-            </w:r>
-            <w:proofErr w:type="spellEnd"/>
-            <w:r>
-              <w:rPr>
-                <w:rFonts w:ascii="Arial" w:hAnsi="Arial" w:cs="Arial"/>
-              </w:rPr>
-              <w:t>'</w:t>
+              <w:t>'short' o 'completo_vertical'</w:t>
             </w:r>
           </w:p>
         </w:tc>
@@ -4295,14 +2608,12 @@
                 <w:rFonts w:ascii="Arial" w:hAnsi="Arial" w:cs="Arial"/>
               </w:rPr>
             </w:pPr>
-            <w:proofErr w:type="spellStart"/>
             <w:r>
               <w:rPr>
                 <w:rFonts w:ascii="Arial" w:hAnsi="Arial" w:cs="Arial"/>
               </w:rPr>
               <w:t>duracion_segundos</w:t>
             </w:r>
-            <w:proofErr w:type="spellEnd"/>
           </w:p>
         </w:tc>
         <w:tc>
@@ -4367,21 +2678,7 @@
               <w:rPr>
                 <w:rFonts w:ascii="Arial" w:hAnsi="Arial" w:cs="Arial"/>
               </w:rPr>
-              <w:t>Del campo </w:t>
-            </w:r>
-            <w:proofErr w:type="spellStart"/>
-            <w:r>
-              <w:rPr>
-                <w:rFonts w:ascii="Arial" w:hAnsi="Arial" w:cs="Arial"/>
-              </w:rPr>
-              <w:t>duracion</w:t>
-            </w:r>
-            <w:proofErr w:type="spellEnd"/>
-            <w:r>
-              <w:rPr>
-                <w:rFonts w:ascii="Arial" w:hAnsi="Arial" w:cs="Arial"/>
-              </w:rPr>
-              <w:t> en el JSON</w:t>
+              <w:t>Del campo duracion en el JSON</w:t>
             </w:r>
           </w:p>
         </w:tc>
@@ -4405,14 +2702,12 @@
                 <w:rFonts w:ascii="Arial" w:hAnsi="Arial" w:cs="Arial"/>
               </w:rPr>
             </w:pPr>
-            <w:proofErr w:type="spellStart"/>
             <w:r>
               <w:rPr>
                 <w:rFonts w:ascii="Arial" w:hAnsi="Arial" w:cs="Arial"/>
               </w:rPr>
               <w:t>resolucion</w:t>
             </w:r>
-            <w:proofErr w:type="spellEnd"/>
           </w:p>
         </w:tc>
         <w:tc>
@@ -4473,19 +2768,11 @@
                 <w:rFonts w:ascii="Arial" w:hAnsi="Arial" w:cs="Arial"/>
               </w:rPr>
             </w:pPr>
-            <w:proofErr w:type="spellStart"/>
-            <w:r>
-              <w:rPr>
-                <w:rFonts w:ascii="Arial" w:hAnsi="Arial" w:cs="Arial"/>
-              </w:rPr>
-              <w:t>calidad_utilizada</w:t>
-            </w:r>
-            <w:proofErr w:type="spellEnd"/>
-            <w:r>
-              <w:rPr>
-                <w:rFonts w:ascii="Arial" w:hAnsi="Arial" w:cs="Arial"/>
-              </w:rPr>
-              <w:t> → '1080p'</w:t>
+            <w:r>
+              <w:rPr>
+                <w:rFonts w:ascii="Arial" w:hAnsi="Arial" w:cs="Arial"/>
+              </w:rPr>
+              <w:t>calidad_utilizada → '1080p'</w:t>
             </w:r>
           </w:p>
         </w:tc>
@@ -4509,14 +2796,12 @@
                 <w:rFonts w:ascii="Arial" w:hAnsi="Arial" w:cs="Arial"/>
               </w:rPr>
             </w:pPr>
-            <w:proofErr w:type="spellStart"/>
             <w:r>
               <w:rPr>
                 <w:rFonts w:ascii="Arial" w:hAnsi="Arial" w:cs="Arial"/>
               </w:rPr>
               <w:t>ruta_archivo</w:t>
             </w:r>
-            <w:proofErr w:type="spellEnd"/>
           </w:p>
         </w:tc>
         <w:tc>
@@ -4699,7 +2984,6 @@
                 <w:rFonts w:ascii="Arial" w:hAnsi="Arial" w:cs="Arial"/>
               </w:rPr>
             </w:pPr>
-            <w:proofErr w:type="spellStart"/>
             <w:r>
               <w:rPr>
                 <w:rFonts w:ascii="Arial" w:hAnsi="Arial" w:cs="Arial"/>
@@ -4707,7 +2991,6 @@
               <w:lastRenderedPageBreak/>
               <w:t>configuracion_proceso</w:t>
             </w:r>
-            <w:proofErr w:type="spellEnd"/>
           </w:p>
         </w:tc>
         <w:tc>
@@ -4788,14 +3071,12 @@
                 <w:rFonts w:ascii="Arial" w:hAnsi="Arial" w:cs="Arial"/>
               </w:rPr>
             </w:pPr>
-            <w:proofErr w:type="spellStart"/>
             <w:r>
               <w:rPr>
                 <w:rFonts w:ascii="Arial" w:hAnsi="Arial" w:cs="Arial"/>
               </w:rPr>
               <w:t>version_modelo_ia</w:t>
             </w:r>
-            <w:proofErr w:type="spellEnd"/>
           </w:p>
         </w:tc>
         <w:tc>
@@ -4876,14 +3157,12 @@
                 <w:rFonts w:ascii="Arial" w:hAnsi="Arial" w:cs="Arial"/>
               </w:rPr>
             </w:pPr>
-            <w:proofErr w:type="spellStart"/>
             <w:r>
               <w:rPr>
                 <w:rFonts w:ascii="Arial" w:hAnsi="Arial" w:cs="Arial"/>
               </w:rPr>
               <w:t>created_at</w:t>
             </w:r>
-            <w:proofErr w:type="spellEnd"/>
           </w:p>
         </w:tc>
         <w:tc>
@@ -4943,6 +3222,20 @@
               <w:t>Lo pone MySQL automático</w:t>
             </w:r>
           </w:p>
+          <w:p>
+            <w:pPr>
+              <w:rPr>
+                <w:rFonts w:ascii="Arial" w:hAnsi="Arial" w:cs="Arial"/>
+              </w:rPr>
+            </w:pPr>
+          </w:p>
+          <w:p>
+            <w:pPr>
+              <w:rPr>
+                <w:rFonts w:ascii="Arial" w:hAnsi="Arial" w:cs="Arial"/>
+              </w:rPr>
+            </w:pPr>
+          </w:p>
         </w:tc>
       </w:tr>
     </w:tbl>
@@ -4950,20 +3243,1199 @@
       <w:pPr>
         <w:rPr>
           <w:rFonts w:ascii="Arial" w:hAnsi="Arial" w:cs="Arial"/>
-        </w:rPr>
-      </w:pPr>
-    </w:p>
-    <w:p>
-      <w:pPr>
+          <w:b/>
+          <w:bCs/>
+          <w:sz w:val="36"/>
+          <w:szCs w:val="36"/>
+        </w:rPr>
+      </w:pPr>
+      <w:r>
+        <w:rPr>
+          <w:rFonts w:ascii="Arial" w:hAnsi="Arial" w:cs="Arial"/>
+          <w:b/>
+          <w:bCs/>
+          <w:sz w:val="36"/>
+          <w:szCs w:val="36"/>
+        </w:rPr>
+        <w:t>PARA EL FRONT END</w:t>
+      </w:r>
+    </w:p>
+    <w:p>
+      <w:pPr>
+        <w:rPr>
+          <w:rFonts w:ascii="Arial" w:hAnsi="Arial" w:cs="Arial"/>
+        </w:rPr>
+      </w:pPr>
+      <w:r>
+        <w:rPr>
+          <w:rFonts w:ascii="Arial" w:hAnsi="Arial" w:cs="Arial"/>
+        </w:rPr>
+        <w:t>La idea de los parámetros es que</w:t>
+      </w:r>
+      <w:r>
+        <w:rPr>
+          <w:rFonts w:ascii="Arial" w:hAnsi="Arial" w:cs="Arial"/>
+        </w:rPr>
+        <w:t xml:space="preserve"> por cada parámetro sea un item en el front end para que escoja el usuario, pero los nombre no son muy reveladores para el usuario por lo tanto de doy mas abajo una descripción para el usuario para que la mustres de alguna maera, no se si cuando ponga el mouse en el item o lista porque cada parámetro puede tener mas de un valor que te lo pongo en la documentación, con lo valores que escoja el usuario de cada uno de esos parámetros se debe mandar el json respectivo con el input path que es el path donde estará el video que sube el usuario para transformas, el otro es el config que es un json y ese json contendrá los parámetros que te pongo abajo no se si tu mismo mandas el output_path que es el path donde se guardarán los videos ya generados, eso seria en general lo que debe hacer el front end de adicional a lo que estabas haciendo.</w:t>
+      </w:r>
+    </w:p>
+    <w:p>
+      <w:pPr>
+        <w:rPr>
+          <w:rFonts w:ascii="Arial" w:hAnsi="Arial" w:cs="Arial"/>
+          <w:b/>
+          <w:bCs/>
+        </w:rPr>
+      </w:pPr>
+    </w:p>
+    <w:p>
+      <w:pPr>
+        <w:rPr>
+          <w:rFonts w:ascii="Arial" w:hAnsi="Arial" w:cs="Arial"/>
+        </w:rPr>
+      </w:pPr>
+      <w:r>
+        <w:rPr>
+          <w:rFonts w:ascii="Arial" w:hAnsi="Arial" w:cs="Arial"/>
+          <w:b/>
+          <w:bCs/>
+        </w:rPr>
+        <w:t>Parámetros a configurar:</w:t>
+      </w:r>
+    </w:p>
+    <w:p>
+      <w:pPr>
+        <w:numPr>
+          <w:ilvl w:val="0"/>
+          <w:numId w:val="8"/>
+        </w:numPr>
+        <w:rPr>
+          <w:rFonts w:ascii="Arial" w:hAnsi="Arial" w:cs="Arial"/>
+        </w:rPr>
+      </w:pPr>
+      <w:r>
+        <w:rPr>
+          <w:rFonts w:ascii="Arial" w:hAnsi="Arial" w:cs="Arial"/>
+        </w:rPr>
+        <w:t>sensibilidad_cambio_escena: 0.1 a 0.5 (qué tan sensible para detectar cortes)</w:t>
+      </w:r>
+    </w:p>
+    <w:p>
+      <w:pPr>
+        <w:numPr>
+          <w:ilvl w:val="0"/>
+          <w:numId w:val="8"/>
+        </w:numPr>
+        <w:rPr>
+          <w:rFonts w:ascii="Arial" w:hAnsi="Arial" w:cs="Arial"/>
+        </w:rPr>
+      </w:pPr>
+      <w:r>
+        <w:rPr>
+          <w:rFonts w:ascii="Arial" w:hAnsi="Arial" w:cs="Arial"/>
+        </w:rPr>
+        <w:t>umbral_volumen: valor numérico para considerar un momento "interesante" por audio</w:t>
+      </w:r>
+    </w:p>
+    <w:p>
+      <w:pPr>
+        <w:numPr>
+          <w:ilvl w:val="0"/>
+          <w:numId w:val="8"/>
+        </w:numPr>
+        <w:rPr>
+          <w:rFonts w:ascii="Arial" w:hAnsi="Arial" w:cs="Arial"/>
+        </w:rPr>
+      </w:pPr>
+      <w:r>
+        <w:rPr>
+          <w:rFonts w:ascii="Arial" w:hAnsi="Arial" w:cs="Arial"/>
+        </w:rPr>
+        <w:lastRenderedPageBreak/>
+        <w:t>min_duracion_segmento: 10, 15, 20 segundos (lo más corto que aceptas)</w:t>
+      </w:r>
+    </w:p>
+    <w:p>
+      <w:pPr>
+        <w:numPr>
+          <w:ilvl w:val="0"/>
+          <w:numId w:val="8"/>
+        </w:numPr>
+        <w:rPr>
+          <w:rFonts w:ascii="Arial" w:hAnsi="Arial" w:cs="Arial"/>
+        </w:rPr>
+      </w:pPr>
+      <w:r>
+        <w:rPr>
+          <w:rFonts w:ascii="Arial" w:hAnsi="Arial" w:cs="Arial"/>
+        </w:rPr>
+        <w:t>max_duracion_segmento: 30, 45, 60 segundos (lo más largo que aceptas)</w:t>
+      </w:r>
+    </w:p>
+    <w:p>
+      <w:pPr>
+        <w:numPr>
+          <w:ilvl w:val="0"/>
+          <w:numId w:val="8"/>
+        </w:numPr>
+        <w:rPr>
+          <w:rFonts w:ascii="Arial" w:hAnsi="Arial" w:cs="Arial"/>
+        </w:rPr>
+      </w:pPr>
+      <w:r>
+        <w:rPr>
+          <w:rFonts w:ascii="Arial" w:hAnsi="Arial" w:cs="Arial"/>
+        </w:rPr>
+        <w:t>priorizar: 'audio', 'video', 'balanceado' (qué métrica pesa más)</w:t>
+      </w:r>
+    </w:p>
+    <w:p>
+      <w:pPr>
+        <w:rPr>
+          <w:rFonts w:ascii="Arial" w:hAnsi="Arial" w:cs="Arial"/>
+          <w:b/>
+          <w:bCs/>
+        </w:rPr>
+      </w:pPr>
+      <w:r>
         <w:rPr>
           <w:rFonts w:ascii="Segoe UI Emoji" w:hAnsi="Segoe UI Emoji" w:cs="Segoe UI Emoji"/>
           <w:b/>
           <w:bCs/>
         </w:rPr>
-      </w:pPr>
+        <w:t>📋</w:t>
+      </w:r>
+      <w:r>
+        <w:rPr>
+          <w:rFonts w:ascii="Arial" w:hAnsi="Arial" w:cs="Arial"/>
+          <w:b/>
+          <w:bCs/>
+        </w:rPr>
+        <w:t xml:space="preserve"> Guía de parámetros para el usuario final</w:t>
+      </w:r>
+    </w:p>
+    <w:p>
+      <w:pPr>
+        <w:rPr>
+          <w:rFonts w:ascii="Arial" w:hAnsi="Arial" w:cs="Arial"/>
+          <w:b/>
+          <w:bCs/>
+        </w:rPr>
+      </w:pPr>
+      <w:r>
+        <w:rPr>
+          <w:rFonts w:ascii="Arial" w:hAnsi="Arial" w:cs="Arial"/>
+          <w:b/>
+          <w:bCs/>
+        </w:rPr>
+        <w:t>1. sensibilidad_cambio_escena (detección de cortes)</w:t>
+      </w:r>
+    </w:p>
+    <w:p>
+      <w:pPr>
+        <w:numPr>
+          <w:ilvl w:val="0"/>
+          <w:numId w:val="9"/>
+        </w:numPr>
+        <w:rPr>
+          <w:rFonts w:ascii="Arial" w:hAnsi="Arial" w:cs="Arial"/>
+        </w:rPr>
+      </w:pPr>
+      <w:r>
+        <w:rPr>
+          <w:rFonts w:ascii="Arial" w:hAnsi="Arial" w:cs="Arial"/>
+          <w:b/>
+          <w:bCs/>
+        </w:rPr>
+        <w:t>Valores posibles:</w:t>
+      </w:r>
+      <w:r>
+        <w:rPr>
+          <w:rFonts w:ascii="Arial" w:hAnsi="Arial" w:cs="Arial"/>
+        </w:rPr>
+        <w:t> 0.1, 0.2, 0.3, 0.4, 0.5</w:t>
+      </w:r>
+    </w:p>
+    <w:p>
+      <w:pPr>
+        <w:numPr>
+          <w:ilvl w:val="0"/>
+          <w:numId w:val="9"/>
+        </w:numPr>
+        <w:rPr>
+          <w:rFonts w:ascii="Arial" w:hAnsi="Arial" w:cs="Arial"/>
+        </w:rPr>
+      </w:pPr>
+      <w:r>
+        <w:rPr>
+          <w:rFonts w:ascii="Arial" w:hAnsi="Arial" w:cs="Arial"/>
+          <w:b/>
+          <w:bCs/>
+        </w:rPr>
+        <w:t>Significado:</w:t>
+      </w:r>
+      <w:r>
+        <w:rPr>
+          <w:rFonts w:ascii="Arial" w:hAnsi="Arial" w:cs="Arial"/>
+        </w:rPr>
+        <w:t> Qué tan sensible debe ser el sistema para detectar cambios de escena</w:t>
+      </w:r>
+    </w:p>
+    <w:p>
+      <w:pPr>
+        <w:numPr>
+          <w:ilvl w:val="0"/>
+          <w:numId w:val="9"/>
+        </w:numPr>
+        <w:rPr>
+          <w:rFonts w:ascii="Arial" w:hAnsi="Arial" w:cs="Arial"/>
+        </w:rPr>
+      </w:pPr>
+      <w:r>
+        <w:rPr>
+          <w:rFonts w:ascii="Arial" w:hAnsi="Arial" w:cs="Arial"/>
+          <w:b/>
+          <w:bCs/>
+        </w:rPr>
+        <w:t>Para el usuario:</w:t>
+      </w:r>
+    </w:p>
+    <w:p>
+      <w:pPr>
+        <w:numPr>
+          <w:ilvl w:val="1"/>
+          <w:numId w:val="9"/>
+        </w:numPr>
+        <w:rPr>
+          <w:rFonts w:ascii="Arial" w:hAnsi="Arial" w:cs="Arial"/>
+        </w:rPr>
+      </w:pPr>
+      <w:r>
+        <w:rPr>
+          <w:rFonts w:ascii="Arial" w:hAnsi="Arial" w:cs="Arial"/>
+        </w:rPr>
+        <w:t>0.1 (Muy sensible) → Detecta cambios sutiles, más cortes</w:t>
+      </w:r>
+    </w:p>
+    <w:p>
+      <w:pPr>
+        <w:numPr>
+          <w:ilvl w:val="1"/>
+          <w:numId w:val="9"/>
+        </w:numPr>
+        <w:rPr>
+          <w:rFonts w:ascii="Arial" w:hAnsi="Arial" w:cs="Arial"/>
+        </w:rPr>
+      </w:pPr>
+      <w:r>
+        <w:rPr>
+          <w:rFonts w:ascii="Arial" w:hAnsi="Arial" w:cs="Arial"/>
+        </w:rPr>
+        <w:t>0.3 (Normal) → Balance recomendado</w:t>
+      </w:r>
+    </w:p>
+    <w:p>
+      <w:pPr>
+        <w:numPr>
+          <w:ilvl w:val="1"/>
+          <w:numId w:val="9"/>
+        </w:numPr>
+        <w:rPr>
+          <w:rFonts w:ascii="Arial" w:hAnsi="Arial" w:cs="Arial"/>
+        </w:rPr>
+      </w:pPr>
+      <w:r>
+        <w:rPr>
+          <w:rFonts w:ascii="Arial" w:hAnsi="Arial" w:cs="Arial"/>
+        </w:rPr>
+        <w:t>0.5 (Poco sensible) → Solo cambios muy evidentes</w:t>
+      </w:r>
+    </w:p>
+    <w:p>
+      <w:pPr>
+        <w:rPr>
+          <w:rFonts w:ascii="Arial" w:hAnsi="Arial" w:cs="Arial"/>
+          <w:b/>
+          <w:bCs/>
+        </w:rPr>
+      </w:pPr>
+      <w:r>
+        <w:rPr>
+          <w:rFonts w:ascii="Arial" w:hAnsi="Arial" w:cs="Arial"/>
+          <w:b/>
+          <w:bCs/>
+        </w:rPr>
+        <w:t>2. umbral_volumen (detección de audio)</w:t>
+      </w:r>
+    </w:p>
+    <w:p>
+      <w:pPr>
+        <w:numPr>
+          <w:ilvl w:val="0"/>
+          <w:numId w:val="10"/>
+        </w:numPr>
+        <w:rPr>
+          <w:rFonts w:ascii="Arial" w:hAnsi="Arial" w:cs="Arial"/>
+        </w:rPr>
+      </w:pPr>
+      <w:r>
+        <w:rPr>
+          <w:rFonts w:ascii="Arial" w:hAnsi="Arial" w:cs="Arial"/>
+          <w:b/>
+          <w:bCs/>
+        </w:rPr>
+        <w:t>Valores posibles:</w:t>
+      </w:r>
+      <w:r>
+        <w:rPr>
+          <w:rFonts w:ascii="Arial" w:hAnsi="Arial" w:cs="Arial"/>
+        </w:rPr>
+        <w:t> 0.1 a 1.0 (en incrementos de 0.1)</w:t>
+      </w:r>
+    </w:p>
+    <w:p>
+      <w:pPr>
+        <w:numPr>
+          <w:ilvl w:val="0"/>
+          <w:numId w:val="10"/>
+        </w:numPr>
+        <w:rPr>
+          <w:rFonts w:ascii="Arial" w:hAnsi="Arial" w:cs="Arial"/>
+        </w:rPr>
+      </w:pPr>
+      <w:r>
+        <w:rPr>
+          <w:rFonts w:ascii="Arial" w:hAnsi="Arial" w:cs="Arial"/>
+          <w:b/>
+          <w:bCs/>
+        </w:rPr>
+        <w:t>Significado:</w:t>
+      </w:r>
+      <w:r>
+        <w:rPr>
+          <w:rFonts w:ascii="Arial" w:hAnsi="Arial" w:cs="Arial"/>
+        </w:rPr>
+        <w:t> Nivel de volumen que considera "interesante"</w:t>
+      </w:r>
+    </w:p>
+    <w:p>
+      <w:pPr>
+        <w:numPr>
+          <w:ilvl w:val="0"/>
+          <w:numId w:val="10"/>
+        </w:numPr>
+        <w:rPr>
+          <w:rFonts w:ascii="Arial" w:hAnsi="Arial" w:cs="Arial"/>
+        </w:rPr>
+      </w:pPr>
+      <w:r>
+        <w:rPr>
+          <w:rFonts w:ascii="Arial" w:hAnsi="Arial" w:cs="Arial"/>
+          <w:b/>
+          <w:bCs/>
+        </w:rPr>
+        <w:t>Para el usuario:</w:t>
+      </w:r>
+    </w:p>
+    <w:p>
+      <w:pPr>
+        <w:numPr>
+          <w:ilvl w:val="1"/>
+          <w:numId w:val="10"/>
+        </w:numPr>
+        <w:rPr>
+          <w:rFonts w:ascii="Arial" w:hAnsi="Arial" w:cs="Arial"/>
+        </w:rPr>
+      </w:pPr>
+      <w:r>
+        <w:rPr>
+          <w:rFonts w:ascii="Arial" w:hAnsi="Arial" w:cs="Arial"/>
+        </w:rPr>
+        <w:t>0.3 (Bajo) → Captura incluso susurros</w:t>
+      </w:r>
+    </w:p>
+    <w:p>
+      <w:pPr>
+        <w:numPr>
+          <w:ilvl w:val="1"/>
+          <w:numId w:val="10"/>
+        </w:numPr>
+        <w:rPr>
+          <w:rFonts w:ascii="Arial" w:hAnsi="Arial" w:cs="Arial"/>
+        </w:rPr>
+      </w:pPr>
+      <w:r>
+        <w:rPr>
+          <w:rFonts w:ascii="Arial" w:hAnsi="Arial" w:cs="Arial"/>
+        </w:rPr>
+        <w:t>0.5 (Medio) → Risas, aplausos, énfasis</w:t>
+      </w:r>
+    </w:p>
+    <w:p>
+      <w:pPr>
+        <w:numPr>
+          <w:ilvl w:val="1"/>
+          <w:numId w:val="10"/>
+        </w:numPr>
+        <w:rPr>
+          <w:rFonts w:ascii="Arial" w:hAnsi="Arial" w:cs="Arial"/>
+        </w:rPr>
+      </w:pPr>
+      <w:r>
+        <w:rPr>
+          <w:rFonts w:ascii="Arial" w:hAnsi="Arial" w:cs="Arial"/>
+        </w:rPr>
+        <w:t>0.8 (Alto) → Solo gritos o música muy fuerte</w:t>
+      </w:r>
+    </w:p>
+    <w:p>
+      <w:pPr>
+        <w:rPr>
+          <w:rFonts w:ascii="Arial" w:hAnsi="Arial" w:cs="Arial"/>
+          <w:b/>
+          <w:bCs/>
+        </w:rPr>
+      </w:pPr>
+      <w:r>
+        <w:rPr>
+          <w:rFonts w:ascii="Arial" w:hAnsi="Arial" w:cs="Arial"/>
+          <w:b/>
+          <w:bCs/>
+        </w:rPr>
+        <w:lastRenderedPageBreak/>
+        <w:t>3. min_duracion_segmento (duración mínima de shorts)</w:t>
+      </w:r>
+    </w:p>
+    <w:p>
+      <w:pPr>
+        <w:numPr>
+          <w:ilvl w:val="0"/>
+          <w:numId w:val="11"/>
+        </w:numPr>
+        <w:rPr>
+          <w:rFonts w:ascii="Arial" w:hAnsi="Arial" w:cs="Arial"/>
+        </w:rPr>
+      </w:pPr>
+      <w:r>
+        <w:rPr>
+          <w:rFonts w:ascii="Arial" w:hAnsi="Arial" w:cs="Arial"/>
+          <w:b/>
+          <w:bCs/>
+        </w:rPr>
+        <w:t>Valores posibles:</w:t>
+      </w:r>
+      <w:r>
+        <w:rPr>
+          <w:rFonts w:ascii="Arial" w:hAnsi="Arial" w:cs="Arial"/>
+        </w:rPr>
+        <w:t> 3, 5, 8, 10, 15 (segundos)</w:t>
+      </w:r>
+    </w:p>
+    <w:p>
+      <w:pPr>
+        <w:numPr>
+          <w:ilvl w:val="0"/>
+          <w:numId w:val="11"/>
+        </w:numPr>
+        <w:rPr>
+          <w:rFonts w:ascii="Arial" w:hAnsi="Arial" w:cs="Arial"/>
+        </w:rPr>
+      </w:pPr>
+      <w:r>
+        <w:rPr>
+          <w:rFonts w:ascii="Arial" w:hAnsi="Arial" w:cs="Arial"/>
+          <w:b/>
+          <w:bCs/>
+        </w:rPr>
+        <w:t>Significado:</w:t>
+      </w:r>
+      <w:r>
+        <w:rPr>
+          <w:rFonts w:ascii="Arial" w:hAnsi="Arial" w:cs="Arial"/>
+        </w:rPr>
+        <w:t> La duración más corta que puede tener un short</w:t>
+      </w:r>
+    </w:p>
+    <w:p>
+      <w:pPr>
+        <w:numPr>
+          <w:ilvl w:val="0"/>
+          <w:numId w:val="11"/>
+        </w:numPr>
+        <w:rPr>
+          <w:rFonts w:ascii="Arial" w:hAnsi="Arial" w:cs="Arial"/>
+        </w:rPr>
+      </w:pPr>
+      <w:r>
+        <w:rPr>
+          <w:rFonts w:ascii="Arial" w:hAnsi="Arial" w:cs="Arial"/>
+          <w:b/>
+          <w:bCs/>
+        </w:rPr>
+        <w:t>Para el usuario:</w:t>
+      </w:r>
+    </w:p>
+    <w:p>
+      <w:pPr>
+        <w:numPr>
+          <w:ilvl w:val="1"/>
+          <w:numId w:val="11"/>
+        </w:numPr>
+        <w:rPr>
+          <w:rFonts w:ascii="Arial" w:hAnsi="Arial" w:cs="Arial"/>
+        </w:rPr>
+      </w:pPr>
+      <w:r>
+        <w:rPr>
+          <w:rFonts w:ascii="Arial" w:hAnsi="Arial" w:cs="Arial"/>
+        </w:rPr>
+        <w:t>3 seg → Muy cortos (tipo TikTok rápido)</w:t>
+      </w:r>
+    </w:p>
+    <w:p>
+      <w:pPr>
+        <w:numPr>
+          <w:ilvl w:val="1"/>
+          <w:numId w:val="11"/>
+        </w:numPr>
+        <w:rPr>
+          <w:rFonts w:ascii="Arial" w:hAnsi="Arial" w:cs="Arial"/>
+        </w:rPr>
+      </w:pPr>
+      <w:r>
+        <w:rPr>
+          <w:rFonts w:ascii="Arial" w:hAnsi="Arial" w:cs="Arial"/>
+        </w:rPr>
+        <w:t>5 seg → Estándar para redes sociales</w:t>
+      </w:r>
+    </w:p>
+    <w:p>
+      <w:pPr>
+        <w:numPr>
+          <w:ilvl w:val="1"/>
+          <w:numId w:val="11"/>
+        </w:numPr>
+        <w:rPr>
+          <w:rFonts w:ascii="Arial" w:hAnsi="Arial" w:cs="Arial"/>
+        </w:rPr>
+      </w:pPr>
+      <w:r>
+        <w:rPr>
+          <w:rFonts w:ascii="Arial" w:hAnsi="Arial" w:cs="Arial"/>
+        </w:rPr>
+        <w:t>10 seg → Contenido más pausado</w:t>
+      </w:r>
+    </w:p>
+    <w:p>
+      <w:pPr>
+        <w:rPr>
+          <w:rFonts w:ascii="Arial" w:hAnsi="Arial" w:cs="Arial"/>
+          <w:b/>
+          <w:bCs/>
+        </w:rPr>
+      </w:pPr>
+      <w:r>
+        <w:rPr>
+          <w:rFonts w:ascii="Arial" w:hAnsi="Arial" w:cs="Arial"/>
+          <w:b/>
+          <w:bCs/>
+        </w:rPr>
+        <w:t>4. max_duracion_segmento (duración máxima de shorts)</w:t>
+      </w:r>
+    </w:p>
+    <w:p>
+      <w:pPr>
+        <w:numPr>
+          <w:ilvl w:val="0"/>
+          <w:numId w:val="12"/>
+        </w:numPr>
+        <w:rPr>
+          <w:rFonts w:ascii="Arial" w:hAnsi="Arial" w:cs="Arial"/>
+        </w:rPr>
+      </w:pPr>
+      <w:r>
+        <w:rPr>
+          <w:rFonts w:ascii="Arial" w:hAnsi="Arial" w:cs="Arial"/>
+          <w:b/>
+          <w:bCs/>
+        </w:rPr>
+        <w:t>Valores posibles:</w:t>
+      </w:r>
+      <w:r>
+        <w:rPr>
+          <w:rFonts w:ascii="Arial" w:hAnsi="Arial" w:cs="Arial"/>
+        </w:rPr>
+        <w:t> 15, 20, 30, 45, 60 (segundos)</w:t>
+      </w:r>
+    </w:p>
+    <w:p>
+      <w:pPr>
+        <w:numPr>
+          <w:ilvl w:val="0"/>
+          <w:numId w:val="12"/>
+        </w:numPr>
+        <w:rPr>
+          <w:rFonts w:ascii="Arial" w:hAnsi="Arial" w:cs="Arial"/>
+        </w:rPr>
+      </w:pPr>
+      <w:r>
+        <w:rPr>
+          <w:rFonts w:ascii="Arial" w:hAnsi="Arial" w:cs="Arial"/>
+          <w:b/>
+          <w:bCs/>
+        </w:rPr>
+        <w:t>Significado:</w:t>
+      </w:r>
+      <w:r>
+        <w:rPr>
+          <w:rFonts w:ascii="Arial" w:hAnsi="Arial" w:cs="Arial"/>
+        </w:rPr>
+        <w:t> La duración más larga que puede tener un short</w:t>
+      </w:r>
+    </w:p>
+    <w:p>
+      <w:pPr>
+        <w:numPr>
+          <w:ilvl w:val="0"/>
+          <w:numId w:val="12"/>
+        </w:numPr>
+        <w:rPr>
+          <w:rFonts w:ascii="Arial" w:hAnsi="Arial" w:cs="Arial"/>
+        </w:rPr>
+      </w:pPr>
+      <w:r>
+        <w:rPr>
+          <w:rFonts w:ascii="Arial" w:hAnsi="Arial" w:cs="Arial"/>
+          <w:b/>
+          <w:bCs/>
+        </w:rPr>
+        <w:t>Para el usuario:</w:t>
+      </w:r>
+    </w:p>
+    <w:p>
+      <w:pPr>
+        <w:numPr>
+          <w:ilvl w:val="1"/>
+          <w:numId w:val="12"/>
+        </w:numPr>
+        <w:rPr>
+          <w:rFonts w:ascii="Arial" w:hAnsi="Arial" w:cs="Arial"/>
+        </w:rPr>
+      </w:pPr>
+      <w:r>
+        <w:rPr>
+          <w:rFonts w:ascii="Arial" w:hAnsi="Arial" w:cs="Arial"/>
+        </w:rPr>
+        <w:t>15 seg → Ideal para TikTok/Reels</w:t>
+      </w:r>
+    </w:p>
+    <w:p>
+      <w:pPr>
+        <w:numPr>
+          <w:ilvl w:val="1"/>
+          <w:numId w:val="12"/>
+        </w:numPr>
+        <w:rPr>
+          <w:rFonts w:ascii="Arial" w:hAnsi="Arial" w:cs="Arial"/>
+        </w:rPr>
+      </w:pPr>
+      <w:r>
+        <w:rPr>
+          <w:rFonts w:ascii="Arial" w:hAnsi="Arial" w:cs="Arial"/>
+        </w:rPr>
+        <w:t>30 seg → Estándar YouTube Shorts</w:t>
+      </w:r>
+    </w:p>
+    <w:p>
+      <w:pPr>
+        <w:numPr>
+          <w:ilvl w:val="1"/>
+          <w:numId w:val="12"/>
+        </w:numPr>
+        <w:rPr>
+          <w:rFonts w:ascii="Arial" w:hAnsi="Arial" w:cs="Arial"/>
+        </w:rPr>
+      </w:pPr>
+      <w:r>
+        <w:rPr>
+          <w:rFonts w:ascii="Arial" w:hAnsi="Arial" w:cs="Arial"/>
+        </w:rPr>
+        <w:t>60 seg → Contenido más extenso</w:t>
+      </w:r>
+    </w:p>
+    <w:p>
+      <w:pPr>
+        <w:rPr>
+          <w:rFonts w:ascii="Arial" w:hAnsi="Arial" w:cs="Arial"/>
+          <w:b/>
+          <w:bCs/>
+        </w:rPr>
+      </w:pPr>
+      <w:r>
+        <w:rPr>
+          <w:rFonts w:ascii="Arial" w:hAnsi="Arial" w:cs="Arial"/>
+          <w:b/>
+          <w:bCs/>
+        </w:rPr>
+        <w:t>5. priorizar (qué hace que un momento sea interesante)</w:t>
+      </w:r>
+    </w:p>
+    <w:p>
+      <w:pPr>
+        <w:numPr>
+          <w:ilvl w:val="0"/>
+          <w:numId w:val="13"/>
+        </w:numPr>
+        <w:rPr>
+          <w:rFonts w:ascii="Arial" w:hAnsi="Arial" w:cs="Arial"/>
+        </w:rPr>
+      </w:pPr>
+      <w:r>
+        <w:rPr>
+          <w:rFonts w:ascii="Arial" w:hAnsi="Arial" w:cs="Arial"/>
+          <w:b/>
+          <w:bCs/>
+        </w:rPr>
+        <w:t>Valores posibles:</w:t>
+      </w:r>
+      <w:r>
+        <w:rPr>
+          <w:rFonts w:ascii="Arial" w:hAnsi="Arial" w:cs="Arial"/>
+        </w:rPr>
+        <w:t> "audio", "video", "balanceado"</w:t>
+      </w:r>
+    </w:p>
+    <w:p>
+      <w:pPr>
+        <w:numPr>
+          <w:ilvl w:val="0"/>
+          <w:numId w:val="13"/>
+        </w:numPr>
+        <w:rPr>
+          <w:rFonts w:ascii="Arial" w:hAnsi="Arial" w:cs="Arial"/>
+        </w:rPr>
+      </w:pPr>
+      <w:r>
+        <w:rPr>
+          <w:rFonts w:ascii="Arial" w:hAnsi="Arial" w:cs="Arial"/>
+          <w:b/>
+          <w:bCs/>
+        </w:rPr>
+        <w:t>Significado:</w:t>
+      </w:r>
+      <w:r>
+        <w:rPr>
+          <w:rFonts w:ascii="Arial" w:hAnsi="Arial" w:cs="Arial"/>
+        </w:rPr>
+        <w:t> Qué característica es más importante para seleccionar momentos</w:t>
+      </w:r>
+    </w:p>
+    <w:p>
+      <w:pPr>
+        <w:numPr>
+          <w:ilvl w:val="0"/>
+          <w:numId w:val="13"/>
+        </w:numPr>
+        <w:rPr>
+          <w:rFonts w:ascii="Arial" w:hAnsi="Arial" w:cs="Arial"/>
+        </w:rPr>
+      </w:pPr>
+      <w:r>
+        <w:rPr>
+          <w:rFonts w:ascii="Arial" w:hAnsi="Arial" w:cs="Arial"/>
+          <w:b/>
+          <w:bCs/>
+        </w:rPr>
+        <w:t>Para el usuario:</w:t>
+      </w:r>
+    </w:p>
+    <w:p>
+      <w:pPr>
+        <w:numPr>
+          <w:ilvl w:val="1"/>
+          <w:numId w:val="13"/>
+        </w:numPr>
+        <w:rPr>
+          <w:rFonts w:ascii="Arial" w:hAnsi="Arial" w:cs="Arial"/>
+        </w:rPr>
+      </w:pPr>
+      <w:r>
+        <w:rPr>
+          <w:rFonts w:ascii="Arial" w:hAnsi="Arial" w:cs="Arial"/>
+        </w:rPr>
+        <w:lastRenderedPageBreak/>
+        <w:t>"audio" → Prioriza momentos con sonido fuerte (risas, aplausos)</w:t>
+      </w:r>
+    </w:p>
+    <w:p>
+      <w:pPr>
+        <w:numPr>
+          <w:ilvl w:val="1"/>
+          <w:numId w:val="13"/>
+        </w:numPr>
+        <w:rPr>
+          <w:rFonts w:ascii="Arial" w:hAnsi="Arial" w:cs="Arial"/>
+        </w:rPr>
+      </w:pPr>
+      <w:r>
+        <w:rPr>
+          <w:rFonts w:ascii="Arial" w:hAnsi="Arial" w:cs="Arial"/>
+        </w:rPr>
+        <w:t>"video" → Prioriza momentos con mucha acción/movimiento</w:t>
+      </w:r>
+    </w:p>
+    <w:p>
+      <w:pPr>
+        <w:numPr>
+          <w:ilvl w:val="1"/>
+          <w:numId w:val="13"/>
+        </w:numPr>
+        <w:rPr>
+          <w:rFonts w:ascii="Arial" w:hAnsi="Arial" w:cs="Arial"/>
+        </w:rPr>
+      </w:pPr>
+      <w:r>
+        <w:rPr>
+          <w:rFonts w:ascii="Arial" w:hAnsi="Arial" w:cs="Arial"/>
+        </w:rPr>
+        <w:t>"balanceado" → Combina ambas características</w:t>
+      </w:r>
+    </w:p>
+    <w:p>
+      <w:pPr>
+        <w:rPr>
+          <w:rFonts w:ascii="Arial" w:hAnsi="Arial" w:cs="Arial"/>
+          <w:b/>
+          <w:bCs/>
+        </w:rPr>
+      </w:pPr>
+      <w:r>
+        <w:rPr>
+          <w:rFonts w:ascii="Arial" w:hAnsi="Arial" w:cs="Arial"/>
+          <w:b/>
+          <w:bCs/>
+        </w:rPr>
+        <w:t>6. cantidad_shorts (número de videos a generar)</w:t>
+      </w:r>
+    </w:p>
+    <w:p>
+      <w:pPr>
+        <w:numPr>
+          <w:ilvl w:val="0"/>
+          <w:numId w:val="14"/>
+        </w:numPr>
+        <w:rPr>
+          <w:rFonts w:ascii="Arial" w:hAnsi="Arial" w:cs="Arial"/>
+        </w:rPr>
+      </w:pPr>
+      <w:r>
+        <w:rPr>
+          <w:rFonts w:ascii="Arial" w:hAnsi="Arial" w:cs="Arial"/>
+          <w:b/>
+          <w:bCs/>
+        </w:rPr>
+        <w:t>Valores posibles:</w:t>
+      </w:r>
+      <w:r>
+        <w:rPr>
+          <w:rFonts w:ascii="Arial" w:hAnsi="Arial" w:cs="Arial"/>
+        </w:rPr>
+        <w:t> 1 a 10</w:t>
+      </w:r>
+    </w:p>
+    <w:p>
+      <w:pPr>
+        <w:numPr>
+          <w:ilvl w:val="0"/>
+          <w:numId w:val="14"/>
+        </w:numPr>
+        <w:rPr>
+          <w:rFonts w:ascii="Arial" w:hAnsi="Arial" w:cs="Arial"/>
+        </w:rPr>
+      </w:pPr>
+      <w:r>
+        <w:rPr>
+          <w:rFonts w:ascii="Arial" w:hAnsi="Arial" w:cs="Arial"/>
+          <w:b/>
+          <w:bCs/>
+        </w:rPr>
+        <w:t>Significado:</w:t>
+      </w:r>
+      <w:r>
+        <w:rPr>
+          <w:rFonts w:ascii="Arial" w:hAnsi="Arial" w:cs="Arial"/>
+        </w:rPr>
+        <w:t> Cuántos videos cortos quieres obtener</w:t>
+      </w:r>
+    </w:p>
+    <w:p>
+      <w:pPr>
+        <w:numPr>
+          <w:ilvl w:val="0"/>
+          <w:numId w:val="14"/>
+        </w:numPr>
+        <w:rPr>
+          <w:rFonts w:ascii="Arial" w:hAnsi="Arial" w:cs="Arial"/>
+        </w:rPr>
+      </w:pPr>
+      <w:r>
+        <w:rPr>
+          <w:rFonts w:ascii="Arial" w:hAnsi="Arial" w:cs="Arial"/>
+          <w:b/>
+          <w:bCs/>
+        </w:rPr>
+        <w:t>Para el usuario:</w:t>
+      </w:r>
+    </w:p>
+    <w:p>
+      <w:pPr>
+        <w:numPr>
+          <w:ilvl w:val="1"/>
+          <w:numId w:val="14"/>
+        </w:numPr>
+        <w:rPr>
+          <w:rFonts w:ascii="Arial" w:hAnsi="Arial" w:cs="Arial"/>
+        </w:rPr>
+      </w:pPr>
+      <w:r>
+        <w:rPr>
+          <w:rFonts w:ascii="Arial" w:hAnsi="Arial" w:cs="Arial"/>
+        </w:rPr>
+        <w:t>3 → Pocos, solo los mejores momentos</w:t>
+      </w:r>
+    </w:p>
+    <w:p>
+      <w:pPr>
+        <w:numPr>
+          <w:ilvl w:val="1"/>
+          <w:numId w:val="14"/>
+        </w:numPr>
+        <w:rPr>
+          <w:rFonts w:ascii="Arial" w:hAnsi="Arial" w:cs="Arial"/>
+        </w:rPr>
+      </w:pPr>
+      <w:r>
+        <w:rPr>
+          <w:rFonts w:ascii="Arial" w:hAnsi="Arial" w:cs="Arial"/>
+        </w:rPr>
+        <w:t>5 → Variedad moderada</w:t>
+      </w:r>
+    </w:p>
+    <w:p>
+      <w:pPr>
+        <w:numPr>
+          <w:ilvl w:val="1"/>
+          <w:numId w:val="14"/>
+        </w:numPr>
+        <w:rPr>
+          <w:rFonts w:ascii="Arial" w:hAnsi="Arial" w:cs="Arial"/>
+        </w:rPr>
+      </w:pPr>
+      <w:r>
+        <w:rPr>
+          <w:rFonts w:ascii="Arial" w:hAnsi="Arial" w:cs="Arial"/>
+        </w:rPr>
+        <w:t>8 → Muchos clips para tener opciones</w:t>
+      </w:r>
+    </w:p>
+    <w:p>
+      <w:pPr>
+        <w:rPr>
+          <w:rFonts w:ascii="Arial" w:hAnsi="Arial" w:cs="Arial"/>
+          <w:b/>
+          <w:bCs/>
+        </w:rPr>
+      </w:pPr>
+      <w:r>
+        <w:rPr>
+          <w:rFonts w:ascii="Arial" w:hAnsi="Arial" w:cs="Arial"/>
+          <w:b/>
+          <w:bCs/>
+        </w:rPr>
+        <w:t>7. calidad_video (resolución de salida)</w:t>
+      </w:r>
+    </w:p>
+    <w:p>
+      <w:pPr>
+        <w:numPr>
+          <w:ilvl w:val="0"/>
+          <w:numId w:val="15"/>
+        </w:numPr>
+        <w:rPr>
+          <w:rFonts w:ascii="Arial" w:hAnsi="Arial" w:cs="Arial"/>
+        </w:rPr>
+      </w:pPr>
+      <w:r>
+        <w:rPr>
+          <w:rFonts w:ascii="Arial" w:hAnsi="Arial" w:cs="Arial"/>
+          <w:b/>
+          <w:bCs/>
+        </w:rPr>
+        <w:t>Valores posibles:</w:t>
+      </w:r>
+      <w:r>
+        <w:rPr>
+          <w:rFonts w:ascii="Arial" w:hAnsi="Arial" w:cs="Arial"/>
+        </w:rPr>
+        <w:t> "480p", "720p", "1080p"</w:t>
+      </w:r>
+    </w:p>
+    <w:p>
+      <w:pPr>
+        <w:numPr>
+          <w:ilvl w:val="0"/>
+          <w:numId w:val="15"/>
+        </w:numPr>
+        <w:rPr>
+          <w:rFonts w:ascii="Arial" w:hAnsi="Arial" w:cs="Arial"/>
+        </w:rPr>
+      </w:pPr>
+      <w:r>
+        <w:rPr>
+          <w:rFonts w:ascii="Arial" w:hAnsi="Arial" w:cs="Arial"/>
+          <w:b/>
+          <w:bCs/>
+        </w:rPr>
+        <w:t>Significado:</w:t>
+      </w:r>
+      <w:r>
+        <w:rPr>
+          <w:rFonts w:ascii="Arial" w:hAnsi="Arial" w:cs="Arial"/>
+        </w:rPr>
+        <w:t> Calidad del video resultante</w:t>
+      </w:r>
+    </w:p>
+    <w:p>
+      <w:pPr>
+        <w:numPr>
+          <w:ilvl w:val="0"/>
+          <w:numId w:val="15"/>
+        </w:numPr>
+        <w:rPr>
+          <w:rFonts w:ascii="Arial" w:hAnsi="Arial" w:cs="Arial"/>
+        </w:rPr>
+      </w:pPr>
+      <w:r>
+        <w:rPr>
+          <w:rFonts w:ascii="Arial" w:hAnsi="Arial" w:cs="Arial"/>
+          <w:b/>
+          <w:bCs/>
+        </w:rPr>
+        <w:t>Para el usuario:</w:t>
+      </w:r>
+    </w:p>
+    <w:p>
+      <w:pPr>
+        <w:numPr>
+          <w:ilvl w:val="1"/>
+          <w:numId w:val="15"/>
+        </w:numPr>
+        <w:rPr>
+          <w:rFonts w:ascii="Arial" w:hAnsi="Arial" w:cs="Arial"/>
+        </w:rPr>
+      </w:pPr>
+      <w:r>
+        <w:rPr>
+          <w:rFonts w:ascii="Arial" w:hAnsi="Arial" w:cs="Arial"/>
+        </w:rPr>
+        <w:t xml:space="preserve">"480p" → </w:t>
+      </w:r>
       <w:r>
         <w:rPr>
           <w:rFonts w:ascii="Segoe UI Emoji" w:hAnsi="Segoe UI Emoji" w:cs="Segoe UI Emoji"/>
+        </w:rPr>
+        <w:t>⚡</w:t>
+      </w:r>
+      <w:r>
+        <w:rPr>
+          <w:rFonts w:ascii="Arial" w:hAnsi="Arial" w:cs="Arial"/>
+        </w:rPr>
+        <w:t xml:space="preserve"> Más rápido, menor calidad (ideal para pruebas)</w:t>
+      </w:r>
+    </w:p>
+    <w:p>
+      <w:pPr>
+        <w:numPr>
+          <w:ilvl w:val="1"/>
+          <w:numId w:val="15"/>
+        </w:numPr>
+        <w:rPr>
+          <w:rFonts w:ascii="Arial" w:hAnsi="Arial" w:cs="Arial"/>
+        </w:rPr>
+      </w:pPr>
+      <w:r>
+        <w:rPr>
+          <w:rFonts w:ascii="Arial" w:hAnsi="Arial" w:cs="Arial"/>
+        </w:rPr>
+        <w:t xml:space="preserve">"720p" → </w:t>
+      </w:r>
+      <w:r>
+        <w:rPr>
+          <w:rFonts w:ascii="Segoe UI Emoji" w:hAnsi="Segoe UI Emoji" w:cs="Segoe UI Emoji"/>
+        </w:rPr>
+        <w:t>⚖️</w:t>
+      </w:r>
+      <w:r>
+        <w:rPr>
+          <w:rFonts w:ascii="Arial" w:hAnsi="Arial" w:cs="Arial"/>
+        </w:rPr>
+        <w:t xml:space="preserve"> Balance calidad/velocidad (recomendado)</w:t>
+      </w:r>
+    </w:p>
+    <w:p>
+      <w:pPr>
+        <w:numPr>
+          <w:ilvl w:val="1"/>
+          <w:numId w:val="15"/>
+        </w:numPr>
+        <w:rPr>
+          <w:rFonts w:ascii="Arial" w:hAnsi="Arial" w:cs="Arial"/>
+        </w:rPr>
+      </w:pPr>
+      <w:r>
+        <w:rPr>
+          <w:rFonts w:ascii="Arial" w:hAnsi="Arial" w:cs="Arial"/>
+        </w:rPr>
+        <w:t xml:space="preserve">"1080p" → </w:t>
+      </w:r>
+      <w:r>
+        <w:rPr>
+          <w:rFonts w:ascii="Segoe UI Emoji" w:hAnsi="Segoe UI Emoji" w:cs="Segoe UI Emoji"/>
+        </w:rPr>
+        <w:t>🐢</w:t>
+      </w:r>
+      <w:r>
+        <w:rPr>
+          <w:rFonts w:ascii="Arial" w:hAnsi="Arial" w:cs="Arial"/>
+        </w:rPr>
+        <w:t xml:space="preserve"> Mejor calidad, más lento (para contenido final)</w:t>
+      </w:r>
+    </w:p>
+    <w:p>
+      <w:pPr>
+        <w:rPr>
+          <w:rFonts w:ascii="Arial" w:hAnsi="Arial" w:cs="Arial"/>
+        </w:rPr>
+      </w:pPr>
+    </w:p>
+    <w:p>
+      <w:pPr>
+        <w:rPr>
+          <w:rFonts w:ascii="Arial" w:hAnsi="Arial" w:cs="Arial"/>
+        </w:rPr>
+      </w:pPr>
+    </w:p>
+    <w:p>
+      <w:pPr>
+        <w:rPr>
+          <w:rFonts w:ascii="Segoe UI Emoji" w:hAnsi="Segoe UI Emoji" w:cs="Segoe UI Emoji"/>
+          <w:b/>
+          <w:bCs/>
+        </w:rPr>
+      </w:pPr>
+      <w:r>
+        <w:rPr>
+          <w:rFonts w:ascii="Segoe UI Emoji" w:hAnsi="Segoe UI Emoji" w:cs="Segoe UI Emoji"/>
           <w:b/>
           <w:bCs/>
         </w:rPr>
@@ -4984,25 +4456,7 @@
           <w:b/>
           <w:bCs/>
         </w:rPr>
-        <w:t>1. </w:t>
-      </w:r>
-      <w:proofErr w:type="spellStart"/>
-      <w:r>
-        <w:rPr>
-          <w:rFonts w:ascii="Segoe UI Emoji" w:hAnsi="Segoe UI Emoji" w:cs="Segoe UI Emoji"/>
-          <w:b/>
-          <w:bCs/>
-        </w:rPr>
-        <w:t>modo_recorte</w:t>
-      </w:r>
-      <w:proofErr w:type="spellEnd"/>
-      <w:r>
-        <w:rPr>
-          <w:rFonts w:ascii="Segoe UI Emoji" w:hAnsi="Segoe UI Emoji" w:cs="Segoe UI Emoji"/>
-          <w:b/>
-          <w:bCs/>
-        </w:rPr>
-        <w:t> (cómo se enfoca el video al convertir a vertical)</w:t>
+        <w:t>1. modo_recorte (cómo se enfoca el video al convertir a vertical)</w:t>
       </w:r>
     </w:p>
     <w:p>
@@ -5023,25 +4477,7 @@
           <w:b/>
           <w:bCs/>
         </w:rPr>
-        <w:t>Valores posibles: "centrado", "</w:t>
-      </w:r>
-      <w:proofErr w:type="spellStart"/>
-      <w:r>
-        <w:rPr>
-          <w:rFonts w:ascii="Segoe UI Emoji" w:hAnsi="Segoe UI Emoji" w:cs="Segoe UI Emoji"/>
-          <w:b/>
-          <w:bCs/>
-        </w:rPr>
-        <w:t>seguimiento_persona</w:t>
-      </w:r>
-      <w:proofErr w:type="spellEnd"/>
-      <w:r>
-        <w:rPr>
-          <w:rFonts w:ascii="Segoe UI Emoji" w:hAnsi="Segoe UI Emoji" w:cs="Segoe UI Emoji"/>
-          <w:b/>
-          <w:bCs/>
-        </w:rPr>
-        <w:t>"</w:t>
+        <w:t>Valores posibles: "centrado", "seguimiento_persona"</w:t>
       </w:r>
     </w:p>
     <w:p>
@@ -5135,7 +4571,6 @@
                 <w:b/>
                 <w:bCs/>
               </w:rPr>
-              <w:lastRenderedPageBreak/>
               <w:t>Valor</w:t>
             </w:r>
           </w:p>
@@ -5321,7 +4756,16 @@
                 <w:bCs/>
               </w:rPr>
               <w:br/>
-              <w:t>• Cuando no importa si la persona sale del encuadre</w:t>
+              <w:t xml:space="preserve">• Cuando no importa si </w:t>
+            </w:r>
+            <w:r>
+              <w:rPr>
+                <w:rFonts w:ascii="Segoe UI Emoji" w:hAnsi="Segoe UI Emoji" w:cs="Segoe UI Emoji"/>
+                <w:b/>
+                <w:bCs/>
+              </w:rPr>
+              <w:lastRenderedPageBreak/>
+              <w:t>la persona sale del encuadre</w:t>
             </w:r>
           </w:p>
         </w:tc>
@@ -5353,25 +4797,8 @@
                 <w:b/>
                 <w:bCs/>
               </w:rPr>
-              <w:t>"</w:t>
-            </w:r>
-            <w:proofErr w:type="spellStart"/>
-            <w:r>
-              <w:rPr>
-                <w:rFonts w:ascii="Segoe UI Emoji" w:hAnsi="Segoe UI Emoji" w:cs="Segoe UI Emoji"/>
-                <w:b/>
-                <w:bCs/>
-              </w:rPr>
-              <w:t>seguimiento_persona</w:t>
-            </w:r>
-            <w:proofErr w:type="spellEnd"/>
-            <w:r>
-              <w:rPr>
-                <w:rFonts w:ascii="Segoe UI Emoji" w:hAnsi="Segoe UI Emoji" w:cs="Segoe UI Emoji"/>
-                <w:b/>
-                <w:bCs/>
-              </w:rPr>
-              <w:t>"</w:t>
+              <w:lastRenderedPageBreak/>
+              <w:t>"seguimiento_persona"</w:t>
             </w:r>
           </w:p>
         </w:tc>
@@ -5497,26 +4924,7 @@
           <w:b/>
           <w:bCs/>
         </w:rPr>
-        <w:lastRenderedPageBreak/>
-        <w:t>2. </w:t>
-      </w:r>
-      <w:proofErr w:type="spellStart"/>
-      <w:r>
-        <w:rPr>
-          <w:rFonts w:ascii="Segoe UI Emoji" w:hAnsi="Segoe UI Emoji" w:cs="Segoe UI Emoji"/>
-          <w:b/>
-          <w:bCs/>
-        </w:rPr>
-        <w:t>usar_mediapipe</w:t>
-      </w:r>
-      <w:proofErr w:type="spellEnd"/>
-      <w:r>
-        <w:rPr>
-          <w:rFonts w:ascii="Segoe UI Emoji" w:hAnsi="Segoe UI Emoji" w:cs="Segoe UI Emoji"/>
-          <w:b/>
-          <w:bCs/>
-        </w:rPr>
-        <w:t> (activar seguimiento avanzado)</w:t>
+        <w:t>2. usar_mediapipe (activar seguimiento avanzado)</w:t>
       </w:r>
     </w:p>
     <w:p>
@@ -5631,6 +5039,7 @@
                 <w:b/>
                 <w:bCs/>
               </w:rPr>
+              <w:lastRenderedPageBreak/>
               <w:t>Valor</w:t>
             </w:r>
           </w:p>
@@ -6023,6 +5432,7 @@
                 <w:b/>
                 <w:bCs/>
               </w:rPr>
+              <w:lastRenderedPageBreak/>
               <w:t>Combinación válida</w:t>
             </w:r>
           </w:p>
@@ -6088,52 +5498,16 @@
                 <w:b/>
                 <w:bCs/>
               </w:rPr>
-              <w:t>"</w:t>
-            </w:r>
-            <w:proofErr w:type="spellStart"/>
+              <w:t>"modo_recorte": "centrado"</w:t>
+            </w:r>
             <w:r>
               <w:rPr>
                 <w:rFonts w:ascii="Segoe UI Emoji" w:hAnsi="Segoe UI Emoji" w:cs="Segoe UI Emoji"/>
                 <w:b/>
                 <w:bCs/>
               </w:rPr>
-              <w:t>modo_recorte</w:t>
-            </w:r>
-            <w:proofErr w:type="spellEnd"/>
-            <w:r>
-              <w:rPr>
-                <w:rFonts w:ascii="Segoe UI Emoji" w:hAnsi="Segoe UI Emoji" w:cs="Segoe UI Emoji"/>
-                <w:b/>
-                <w:bCs/>
-              </w:rPr>
-              <w:t>": "centrado"</w:t>
-            </w:r>
-            <w:r>
-              <w:rPr>
-                <w:rFonts w:ascii="Segoe UI Emoji" w:hAnsi="Segoe UI Emoji" w:cs="Segoe UI Emoji"/>
-                <w:b/>
-                <w:bCs/>
-              </w:rPr>
               <w:br/>
-              <w:t>"</w:t>
-            </w:r>
-            <w:proofErr w:type="spellStart"/>
-            <w:r>
-              <w:rPr>
-                <w:rFonts w:ascii="Segoe UI Emoji" w:hAnsi="Segoe UI Emoji" w:cs="Segoe UI Emoji"/>
-                <w:b/>
-                <w:bCs/>
-              </w:rPr>
-              <w:t>usar_mediapipe</w:t>
-            </w:r>
-            <w:proofErr w:type="spellEnd"/>
-            <w:r>
-              <w:rPr>
-                <w:rFonts w:ascii="Segoe UI Emoji" w:hAnsi="Segoe UI Emoji" w:cs="Segoe UI Emoji"/>
-                <w:b/>
-                <w:bCs/>
-              </w:rPr>
-              <w:t>": false</w:t>
+              <w:t>"usar_mediapipe": false</w:t>
             </w:r>
           </w:p>
         </w:tc>
@@ -6204,70 +5578,16 @@
                 <w:b/>
                 <w:bCs/>
               </w:rPr>
-              <w:t>"</w:t>
-            </w:r>
-            <w:proofErr w:type="spellStart"/>
+              <w:t>"modo_recorte": "seguimiento_persona"</w:t>
+            </w:r>
             <w:r>
               <w:rPr>
                 <w:rFonts w:ascii="Segoe UI Emoji" w:hAnsi="Segoe UI Emoji" w:cs="Segoe UI Emoji"/>
                 <w:b/>
                 <w:bCs/>
               </w:rPr>
-              <w:t>modo_recorte</w:t>
-            </w:r>
-            <w:proofErr w:type="spellEnd"/>
-            <w:r>
-              <w:rPr>
-                <w:rFonts w:ascii="Segoe UI Emoji" w:hAnsi="Segoe UI Emoji" w:cs="Segoe UI Emoji"/>
-                <w:b/>
-                <w:bCs/>
-              </w:rPr>
-              <w:t>": "</w:t>
-            </w:r>
-            <w:proofErr w:type="spellStart"/>
-            <w:r>
-              <w:rPr>
-                <w:rFonts w:ascii="Segoe UI Emoji" w:hAnsi="Segoe UI Emoji" w:cs="Segoe UI Emoji"/>
-                <w:b/>
-                <w:bCs/>
-              </w:rPr>
-              <w:t>seguimiento_persona</w:t>
-            </w:r>
-            <w:proofErr w:type="spellEnd"/>
-            <w:r>
-              <w:rPr>
-                <w:rFonts w:ascii="Segoe UI Emoji" w:hAnsi="Segoe UI Emoji" w:cs="Segoe UI Emoji"/>
-                <w:b/>
-                <w:bCs/>
-              </w:rPr>
-              <w:t>"</w:t>
-            </w:r>
-            <w:r>
-              <w:rPr>
-                <w:rFonts w:ascii="Segoe UI Emoji" w:hAnsi="Segoe UI Emoji" w:cs="Segoe UI Emoji"/>
-                <w:b/>
-                <w:bCs/>
-              </w:rPr>
               <w:br/>
-              <w:t>"</w:t>
-            </w:r>
-            <w:proofErr w:type="spellStart"/>
-            <w:r>
-              <w:rPr>
-                <w:rFonts w:ascii="Segoe UI Emoji" w:hAnsi="Segoe UI Emoji" w:cs="Segoe UI Emoji"/>
-                <w:b/>
-                <w:bCs/>
-              </w:rPr>
-              <w:t>usar_mediapipe</w:t>
-            </w:r>
-            <w:proofErr w:type="spellEnd"/>
-            <w:r>
-              <w:rPr>
-                <w:rFonts w:ascii="Segoe UI Emoji" w:hAnsi="Segoe UI Emoji" w:cs="Segoe UI Emoji"/>
-                <w:b/>
-                <w:bCs/>
-              </w:rPr>
-              <w:t>": true</w:t>
+              <w:t>"usar_mediapipe": true</w:t>
             </w:r>
           </w:p>
         </w:tc>
@@ -6306,25 +5626,7 @@
                 <w:bCs/>
               </w:rPr>
               <w:br/>
-              <w:t xml:space="preserve">Preciso pero más lento. Requiere que </w:t>
-            </w:r>
-            <w:proofErr w:type="spellStart"/>
-            <w:r>
-              <w:rPr>
-                <w:rFonts w:ascii="Segoe UI Emoji" w:hAnsi="Segoe UI Emoji" w:cs="Segoe UI Emoji"/>
-                <w:b/>
-                <w:bCs/>
-              </w:rPr>
-              <w:t>MediaPipe</w:t>
-            </w:r>
-            <w:proofErr w:type="spellEnd"/>
-            <w:r>
-              <w:rPr>
-                <w:rFonts w:ascii="Segoe UI Emoji" w:hAnsi="Segoe UI Emoji" w:cs="Segoe UI Emoji"/>
-                <w:b/>
-                <w:bCs/>
-              </w:rPr>
-              <w:t xml:space="preserve"> esté instalado</w:t>
+              <w:t>Preciso pero más lento. Requiere que MediaPipe esté instalado</w:t>
             </w:r>
           </w:p>
         </w:tc>
@@ -6409,7 +5711,6 @@
               <w:rPr>
                 <w:rFonts w:ascii="Arial" w:hAnsi="Arial" w:cs="Arial"/>
               </w:rPr>
-              <w:lastRenderedPageBreak/>
               <w:t>Tipo de contenido</w:t>
             </w:r>
           </w:p>
@@ -6580,6 +5881,7 @@
                 <w:b/>
                 <w:bCs/>
               </w:rPr>
+              <w:lastRenderedPageBreak/>
               <w:t>Eventos/deportes</w:t>
             </w:r>
           </w:p>
@@ -6602,19 +5904,11 @@
                 <w:rFonts w:ascii="Arial" w:hAnsi="Arial" w:cs="Arial"/>
               </w:rPr>
             </w:pPr>
-            <w:proofErr w:type="spellStart"/>
-            <w:r>
-              <w:rPr>
-                <w:rFonts w:ascii="Arial" w:hAnsi="Arial" w:cs="Arial"/>
-              </w:rPr>
-              <w:t>seguimiento_persona</w:t>
-            </w:r>
-            <w:proofErr w:type="spellEnd"/>
-            <w:r>
-              <w:rPr>
-                <w:rFonts w:ascii="Arial" w:hAnsi="Arial" w:cs="Arial"/>
-              </w:rPr>
-              <w:t> + true</w:t>
+            <w:r>
+              <w:rPr>
+                <w:rFonts w:ascii="Arial" w:hAnsi="Arial" w:cs="Arial"/>
+              </w:rPr>
+              <w:t>seguimiento_persona + true</w:t>
             </w:r>
           </w:p>
         </w:tc>
@@ -6752,18 +6046,8 @@
                 <w:b/>
                 <w:bCs/>
               </w:rPr>
-              <w:t>Videos de viajes/</w:t>
-            </w:r>
-            <w:proofErr w:type="spellStart"/>
-            <w:r>
-              <w:rPr>
-                <w:rFonts w:ascii="Arial" w:hAnsi="Arial" w:cs="Arial"/>
-                <w:b/>
-                <w:bCs/>
-              </w:rPr>
-              <w:t>vlogs</w:t>
-            </w:r>
-            <w:proofErr w:type="spellEnd"/>
+              <w:t>Videos de viajes/vlogs</w:t>
+            </w:r>
           </w:p>
         </w:tc>
         <w:tc>
@@ -6784,19 +6068,11 @@
                 <w:rFonts w:ascii="Arial" w:hAnsi="Arial" w:cs="Arial"/>
               </w:rPr>
             </w:pPr>
-            <w:proofErr w:type="spellStart"/>
-            <w:r>
-              <w:rPr>
-                <w:rFonts w:ascii="Arial" w:hAnsi="Arial" w:cs="Arial"/>
-              </w:rPr>
-              <w:t>seguimiento_persona</w:t>
-            </w:r>
-            <w:proofErr w:type="spellEnd"/>
-            <w:r>
-              <w:rPr>
-                <w:rFonts w:ascii="Arial" w:hAnsi="Arial" w:cs="Arial"/>
-              </w:rPr>
-              <w:t> + true</w:t>
+            <w:r>
+              <w:rPr>
+                <w:rFonts w:ascii="Arial" w:hAnsi="Arial" w:cs="Arial"/>
+              </w:rPr>
+              <w:t>seguimiento_persona + true</w:t>
             </w:r>
           </w:p>
         </w:tc>
@@ -6852,7 +6128,6 @@
                 <w:b/>
                 <w:bCs/>
               </w:rPr>
-              <w:lastRenderedPageBreak/>
               <w:t>Tutoriales técnicos/codificación</w:t>
             </w:r>
           </w:p>
@@ -6935,6 +6210,7 @@
                 <w:b/>
                 <w:bCs/>
               </w:rPr>
+              <w:lastRenderedPageBreak/>
               <w:t>Videos de cocina/recetas</w:t>
             </w:r>
           </w:p>
@@ -7039,19 +6315,11 @@
                 <w:rFonts w:ascii="Arial" w:hAnsi="Arial" w:cs="Arial"/>
               </w:rPr>
             </w:pPr>
-            <w:proofErr w:type="spellStart"/>
-            <w:r>
-              <w:rPr>
-                <w:rFonts w:ascii="Arial" w:hAnsi="Arial" w:cs="Arial"/>
-              </w:rPr>
-              <w:t>seguimiento_persona</w:t>
-            </w:r>
-            <w:proofErr w:type="spellEnd"/>
-            <w:r>
-              <w:rPr>
-                <w:rFonts w:ascii="Arial" w:hAnsi="Arial" w:cs="Arial"/>
-              </w:rPr>
-              <w:t> + true</w:t>
+            <w:r>
+              <w:rPr>
+                <w:rFonts w:ascii="Arial" w:hAnsi="Arial" w:cs="Arial"/>
+              </w:rPr>
+              <w:t>seguimiento_persona + true</w:t>
             </w:r>
           </w:p>
         </w:tc>
@@ -7107,25 +6375,7 @@
                 <w:b/>
                 <w:bCs/>
               </w:rPr>
-              <w:t xml:space="preserve">Videos de </w:t>
-            </w:r>
-            <w:proofErr w:type="spellStart"/>
-            <w:r>
-              <w:rPr>
-                <w:rFonts w:ascii="Arial" w:hAnsi="Arial" w:cs="Arial"/>
-                <w:b/>
-                <w:bCs/>
-              </w:rPr>
-              <w:t>unboxing</w:t>
-            </w:r>
-            <w:proofErr w:type="spellEnd"/>
-            <w:r>
-              <w:rPr>
-                <w:rFonts w:ascii="Arial" w:hAnsi="Arial" w:cs="Arial"/>
-                <w:b/>
-                <w:bCs/>
-              </w:rPr>
-              <w:t>/productos</w:t>
+              <w:t>Videos de unboxing/productos</w:t>
             </w:r>
           </w:p>
         </w:tc>
@@ -7229,19 +6479,11 @@
                 <w:rFonts w:ascii="Arial" w:hAnsi="Arial" w:cs="Arial"/>
               </w:rPr>
             </w:pPr>
-            <w:proofErr w:type="spellStart"/>
-            <w:r>
-              <w:rPr>
-                <w:rFonts w:ascii="Arial" w:hAnsi="Arial" w:cs="Arial"/>
-              </w:rPr>
-              <w:t>seguimiento_persona</w:t>
-            </w:r>
-            <w:proofErr w:type="spellEnd"/>
-            <w:r>
-              <w:rPr>
-                <w:rFonts w:ascii="Arial" w:hAnsi="Arial" w:cs="Arial"/>
-              </w:rPr>
-              <w:t> + true</w:t>
+            <w:r>
+              <w:rPr>
+                <w:rFonts w:ascii="Arial" w:hAnsi="Arial" w:cs="Arial"/>
+              </w:rPr>
+              <w:t>seguimiento_persona + true</w:t>
             </w:r>
           </w:p>
         </w:tc>
@@ -7291,35 +6533,14 @@
                 <w:rFonts w:ascii="Arial" w:hAnsi="Arial" w:cs="Arial"/>
               </w:rPr>
             </w:pPr>
-            <w:proofErr w:type="spellStart"/>
             <w:r>
               <w:rPr>
                 <w:rFonts w:ascii="Arial" w:hAnsi="Arial" w:cs="Arial"/>
                 <w:b/>
                 <w:bCs/>
               </w:rPr>
-              <w:lastRenderedPageBreak/>
-              <w:t>Gameplays</w:t>
-            </w:r>
-            <w:proofErr w:type="spellEnd"/>
-            <w:r>
-              <w:rPr>
-                <w:rFonts w:ascii="Arial" w:hAnsi="Arial" w:cs="Arial"/>
-                <w:b/>
-                <w:bCs/>
-              </w:rPr>
-              <w:t>/</w:t>
-            </w:r>
-            <w:proofErr w:type="spellStart"/>
-            <w:r>
-              <w:rPr>
-                <w:rFonts w:ascii="Arial" w:hAnsi="Arial" w:cs="Arial"/>
-                <w:b/>
-                <w:bCs/>
-              </w:rPr>
-              <w:t>streaming</w:t>
-            </w:r>
-            <w:proofErr w:type="spellEnd"/>
+              <w:t>Gameplays/streaming</w:t>
+            </w:r>
           </w:p>
         </w:tc>
         <w:tc>
@@ -7400,6 +6621,7 @@
                 <w:b/>
                 <w:bCs/>
               </w:rPr>
+              <w:lastRenderedPageBreak/>
               <w:t>Videos de mascotas</w:t>
             </w:r>
           </w:p>
@@ -7422,19 +6644,11 @@
                 <w:rFonts w:ascii="Arial" w:hAnsi="Arial" w:cs="Arial"/>
               </w:rPr>
             </w:pPr>
-            <w:proofErr w:type="spellStart"/>
-            <w:r>
-              <w:rPr>
-                <w:rFonts w:ascii="Arial" w:hAnsi="Arial" w:cs="Arial"/>
-              </w:rPr>
-              <w:t>seguimiento_persona</w:t>
-            </w:r>
-            <w:proofErr w:type="spellEnd"/>
-            <w:r>
-              <w:rPr>
-                <w:rFonts w:ascii="Arial" w:hAnsi="Arial" w:cs="Arial"/>
-              </w:rPr>
-              <w:t> + true</w:t>
+            <w:r>
+              <w:rPr>
+                <w:rFonts w:ascii="Arial" w:hAnsi="Arial" w:cs="Arial"/>
+              </w:rPr>
+              <w:t>seguimiento_persona + true</w:t>
             </w:r>
           </w:p>
         </w:tc>
@@ -7538,102 +6752,46 @@
         <w:rPr>
           <w:rFonts w:ascii="Arial" w:hAnsi="Arial" w:cs="Arial"/>
         </w:rPr>
-        <w:t xml:space="preserve">  "</w:t>
-      </w:r>
-      <w:proofErr w:type="spellStart"/>
-      <w:r>
-        <w:rPr>
-          <w:rFonts w:ascii="Arial" w:hAnsi="Arial" w:cs="Arial"/>
-        </w:rPr>
-        <w:t>sensibilidad_cambio_escena</w:t>
-      </w:r>
-      <w:proofErr w:type="spellEnd"/>
-      <w:r>
-        <w:rPr>
-          <w:rFonts w:ascii="Arial" w:hAnsi="Arial" w:cs="Arial"/>
-        </w:rPr>
-        <w:t>": 0.3,</w:t>
-      </w:r>
-    </w:p>
-    <w:p>
-      <w:pPr>
-        <w:rPr>
-          <w:rFonts w:ascii="Arial" w:hAnsi="Arial" w:cs="Arial"/>
-        </w:rPr>
-      </w:pPr>
-      <w:r>
-        <w:rPr>
-          <w:rFonts w:ascii="Arial" w:hAnsi="Arial" w:cs="Arial"/>
-        </w:rPr>
-        <w:t xml:space="preserve">  "</w:t>
-      </w:r>
-      <w:proofErr w:type="spellStart"/>
-      <w:r>
-        <w:rPr>
-          <w:rFonts w:ascii="Arial" w:hAnsi="Arial" w:cs="Arial"/>
-        </w:rPr>
-        <w:t>umbral_volumen</w:t>
-      </w:r>
-      <w:proofErr w:type="spellEnd"/>
-      <w:r>
-        <w:rPr>
-          <w:rFonts w:ascii="Arial" w:hAnsi="Arial" w:cs="Arial"/>
-        </w:rPr>
-        <w:t>": 0.5,</w:t>
-      </w:r>
-    </w:p>
-    <w:p>
-      <w:pPr>
-        <w:rPr>
-          <w:rFonts w:ascii="Arial" w:hAnsi="Arial" w:cs="Arial"/>
-        </w:rPr>
-      </w:pPr>
-      <w:r>
-        <w:rPr>
-          <w:rFonts w:ascii="Arial" w:hAnsi="Arial" w:cs="Arial"/>
-        </w:rPr>
-        <w:t xml:space="preserve">  "</w:t>
-      </w:r>
-      <w:proofErr w:type="spellStart"/>
-      <w:r>
-        <w:rPr>
-          <w:rFonts w:ascii="Arial" w:hAnsi="Arial" w:cs="Arial"/>
-        </w:rPr>
-        <w:t>min_duracion_segmento</w:t>
-      </w:r>
-      <w:proofErr w:type="spellEnd"/>
-      <w:r>
-        <w:rPr>
-          <w:rFonts w:ascii="Arial" w:hAnsi="Arial" w:cs="Arial"/>
-        </w:rPr>
-        <w:t>": 5,</w:t>
-      </w:r>
-    </w:p>
-    <w:p>
-      <w:pPr>
-        <w:rPr>
-          <w:rFonts w:ascii="Arial" w:hAnsi="Arial" w:cs="Arial"/>
-        </w:rPr>
-      </w:pPr>
-      <w:r>
-        <w:rPr>
-          <w:rFonts w:ascii="Arial" w:hAnsi="Arial" w:cs="Arial"/>
-        </w:rPr>
-        <w:t xml:space="preserve">  "</w:t>
-      </w:r>
-      <w:proofErr w:type="spellStart"/>
-      <w:r>
-        <w:rPr>
-          <w:rFonts w:ascii="Arial" w:hAnsi="Arial" w:cs="Arial"/>
-        </w:rPr>
-        <w:t>max_duracion_segmento</w:t>
-      </w:r>
-      <w:proofErr w:type="spellEnd"/>
-      <w:r>
-        <w:rPr>
-          <w:rFonts w:ascii="Arial" w:hAnsi="Arial" w:cs="Arial"/>
-        </w:rPr>
-        <w:t>": 20,</w:t>
+        <w:t xml:space="preserve">  "sensibilidad_cambio_escena": 0.3,</w:t>
+      </w:r>
+    </w:p>
+    <w:p>
+      <w:pPr>
+        <w:rPr>
+          <w:rFonts w:ascii="Arial" w:hAnsi="Arial" w:cs="Arial"/>
+        </w:rPr>
+      </w:pPr>
+      <w:r>
+        <w:rPr>
+          <w:rFonts w:ascii="Arial" w:hAnsi="Arial" w:cs="Arial"/>
+        </w:rPr>
+        <w:t xml:space="preserve">  "umbral_volumen": 0.5,</w:t>
+      </w:r>
+    </w:p>
+    <w:p>
+      <w:pPr>
+        <w:rPr>
+          <w:rFonts w:ascii="Arial" w:hAnsi="Arial" w:cs="Arial"/>
+        </w:rPr>
+      </w:pPr>
+      <w:r>
+        <w:rPr>
+          <w:rFonts w:ascii="Arial" w:hAnsi="Arial" w:cs="Arial"/>
+        </w:rPr>
+        <w:t xml:space="preserve">  "min_duracion_segmento": 5,</w:t>
+      </w:r>
+    </w:p>
+    <w:p>
+      <w:pPr>
+        <w:rPr>
+          <w:rFonts w:ascii="Arial" w:hAnsi="Arial" w:cs="Arial"/>
+        </w:rPr>
+      </w:pPr>
+      <w:r>
+        <w:rPr>
+          <w:rFonts w:ascii="Arial" w:hAnsi="Arial" w:cs="Arial"/>
+        </w:rPr>
+        <w:t xml:space="preserve">  "max_duracion_segmento": 20,</w:t>
       </w:r>
     </w:p>
     <w:p>
@@ -7659,49 +6817,20 @@
         <w:rPr>
           <w:rFonts w:ascii="Arial" w:hAnsi="Arial" w:cs="Arial"/>
         </w:rPr>
-        <w:t xml:space="preserve">  "</w:t>
-      </w:r>
-      <w:proofErr w:type="spellStart"/>
-      <w:r>
-        <w:rPr>
-          <w:rFonts w:ascii="Arial" w:hAnsi="Arial" w:cs="Arial"/>
-        </w:rPr>
-        <w:t>cantidad_shorts</w:t>
-      </w:r>
-      <w:proofErr w:type="spellEnd"/>
-      <w:r>
-        <w:rPr>
-          <w:rFonts w:ascii="Arial" w:hAnsi="Arial" w:cs="Arial"/>
-        </w:rPr>
-        <w:t>": 5,</w:t>
-      </w:r>
-    </w:p>
-    <w:p>
-      <w:pPr>
-        <w:rPr>
-          <w:rFonts w:ascii="Arial" w:hAnsi="Arial" w:cs="Arial"/>
-        </w:rPr>
-      </w:pPr>
-      <w:r>
-        <w:rPr>
-          <w:rFonts w:ascii="Arial" w:hAnsi="Arial" w:cs="Arial"/>
-        </w:rPr>
-        <w:lastRenderedPageBreak/>
-        <w:t xml:space="preserve">  "</w:t>
-      </w:r>
-      <w:proofErr w:type="spellStart"/>
-      <w:r>
-        <w:rPr>
-          <w:rFonts w:ascii="Arial" w:hAnsi="Arial" w:cs="Arial"/>
-        </w:rPr>
-        <w:t>calidad_video</w:t>
-      </w:r>
-      <w:proofErr w:type="spellEnd"/>
-      <w:r>
-        <w:rPr>
-          <w:rFonts w:ascii="Arial" w:hAnsi="Arial" w:cs="Arial"/>
-        </w:rPr>
-        <w:t>": "720p"</w:t>
+        <w:t xml:space="preserve">  "cantidad_shorts": 5,</w:t>
+      </w:r>
+    </w:p>
+    <w:p>
+      <w:pPr>
+        <w:rPr>
+          <w:rFonts w:ascii="Arial" w:hAnsi="Arial" w:cs="Arial"/>
+        </w:rPr>
+      </w:pPr>
+      <w:r>
+        <w:rPr>
+          <w:rFonts w:ascii="Arial" w:hAnsi="Arial" w:cs="Arial"/>
+        </w:rPr>
+        <w:t xml:space="preserve">  "calidad_video": "720p"</w:t>
       </w:r>
     </w:p>
     <w:p>
@@ -7764,102 +6893,46 @@
         <w:rPr>
           <w:rFonts w:ascii="Arial" w:hAnsi="Arial" w:cs="Arial"/>
         </w:rPr>
-        <w:t xml:space="preserve">  "</w:t>
-      </w:r>
-      <w:proofErr w:type="spellStart"/>
-      <w:r>
-        <w:rPr>
-          <w:rFonts w:ascii="Arial" w:hAnsi="Arial" w:cs="Arial"/>
-        </w:rPr>
-        <w:t>sensibilidad_cambio_escena</w:t>
-      </w:r>
-      <w:proofErr w:type="spellEnd"/>
-      <w:r>
-        <w:rPr>
-          <w:rFonts w:ascii="Arial" w:hAnsi="Arial" w:cs="Arial"/>
-        </w:rPr>
-        <w:t>": 0.4,</w:t>
-      </w:r>
-    </w:p>
-    <w:p>
-      <w:pPr>
-        <w:rPr>
-          <w:rFonts w:ascii="Arial" w:hAnsi="Arial" w:cs="Arial"/>
-        </w:rPr>
-      </w:pPr>
-      <w:r>
-        <w:rPr>
-          <w:rFonts w:ascii="Arial" w:hAnsi="Arial" w:cs="Arial"/>
-        </w:rPr>
-        <w:t xml:space="preserve">  "</w:t>
-      </w:r>
-      <w:proofErr w:type="spellStart"/>
-      <w:r>
-        <w:rPr>
-          <w:rFonts w:ascii="Arial" w:hAnsi="Arial" w:cs="Arial"/>
-        </w:rPr>
-        <w:t>umbral_volumen</w:t>
-      </w:r>
-      <w:proofErr w:type="spellEnd"/>
-      <w:r>
-        <w:rPr>
-          <w:rFonts w:ascii="Arial" w:hAnsi="Arial" w:cs="Arial"/>
-        </w:rPr>
-        <w:t>": 0.6,</w:t>
-      </w:r>
-    </w:p>
-    <w:p>
-      <w:pPr>
-        <w:rPr>
-          <w:rFonts w:ascii="Arial" w:hAnsi="Arial" w:cs="Arial"/>
-        </w:rPr>
-      </w:pPr>
-      <w:r>
-        <w:rPr>
-          <w:rFonts w:ascii="Arial" w:hAnsi="Arial" w:cs="Arial"/>
-        </w:rPr>
-        <w:t xml:space="preserve">  "</w:t>
-      </w:r>
-      <w:proofErr w:type="spellStart"/>
-      <w:r>
-        <w:rPr>
-          <w:rFonts w:ascii="Arial" w:hAnsi="Arial" w:cs="Arial"/>
-        </w:rPr>
-        <w:t>min_duracion_segmento</w:t>
-      </w:r>
-      <w:proofErr w:type="spellEnd"/>
-      <w:r>
-        <w:rPr>
-          <w:rFonts w:ascii="Arial" w:hAnsi="Arial" w:cs="Arial"/>
-        </w:rPr>
-        <w:t>": 3,</w:t>
-      </w:r>
-    </w:p>
-    <w:p>
-      <w:pPr>
-        <w:rPr>
-          <w:rFonts w:ascii="Arial" w:hAnsi="Arial" w:cs="Arial"/>
-        </w:rPr>
-      </w:pPr>
-      <w:r>
-        <w:rPr>
-          <w:rFonts w:ascii="Arial" w:hAnsi="Arial" w:cs="Arial"/>
-        </w:rPr>
-        <w:t xml:space="preserve">  "</w:t>
-      </w:r>
-      <w:proofErr w:type="spellStart"/>
-      <w:r>
-        <w:rPr>
-          <w:rFonts w:ascii="Arial" w:hAnsi="Arial" w:cs="Arial"/>
-        </w:rPr>
-        <w:t>max_duracion_segmento</w:t>
-      </w:r>
-      <w:proofErr w:type="spellEnd"/>
-      <w:r>
-        <w:rPr>
-          <w:rFonts w:ascii="Arial" w:hAnsi="Arial" w:cs="Arial"/>
-        </w:rPr>
-        <w:t>": 15,</w:t>
+        <w:t xml:space="preserve">  "sensibilidad_cambio_escena": 0.4,</w:t>
+      </w:r>
+    </w:p>
+    <w:p>
+      <w:pPr>
+        <w:rPr>
+          <w:rFonts w:ascii="Arial" w:hAnsi="Arial" w:cs="Arial"/>
+        </w:rPr>
+      </w:pPr>
+      <w:r>
+        <w:rPr>
+          <w:rFonts w:ascii="Arial" w:hAnsi="Arial" w:cs="Arial"/>
+        </w:rPr>
+        <w:t xml:space="preserve">  "umbral_volumen": 0.6,</w:t>
+      </w:r>
+    </w:p>
+    <w:p>
+      <w:pPr>
+        <w:rPr>
+          <w:rFonts w:ascii="Arial" w:hAnsi="Arial" w:cs="Arial"/>
+        </w:rPr>
+      </w:pPr>
+      <w:r>
+        <w:rPr>
+          <w:rFonts w:ascii="Arial" w:hAnsi="Arial" w:cs="Arial"/>
+        </w:rPr>
+        <w:t xml:space="preserve">  "min_duracion_segmento": 3,</w:t>
+      </w:r>
+    </w:p>
+    <w:p>
+      <w:pPr>
+        <w:rPr>
+          <w:rFonts w:ascii="Arial" w:hAnsi="Arial" w:cs="Arial"/>
+        </w:rPr>
+      </w:pPr>
+      <w:r>
+        <w:rPr>
+          <w:rFonts w:ascii="Arial" w:hAnsi="Arial" w:cs="Arial"/>
+        </w:rPr>
+        <w:t xml:space="preserve">  "max_duracion_segmento": 15,</w:t>
       </w:r>
     </w:p>
     <w:p>
@@ -7885,48 +6958,20 @@
         <w:rPr>
           <w:rFonts w:ascii="Arial" w:hAnsi="Arial" w:cs="Arial"/>
         </w:rPr>
-        <w:t xml:space="preserve">  "</w:t>
-      </w:r>
-      <w:proofErr w:type="spellStart"/>
-      <w:r>
-        <w:rPr>
-          <w:rFonts w:ascii="Arial" w:hAnsi="Arial" w:cs="Arial"/>
-        </w:rPr>
-        <w:t>cantidad_shorts</w:t>
-      </w:r>
-      <w:proofErr w:type="spellEnd"/>
-      <w:r>
-        <w:rPr>
-          <w:rFonts w:ascii="Arial" w:hAnsi="Arial" w:cs="Arial"/>
-        </w:rPr>
-        <w:t>": 8,</w:t>
-      </w:r>
-    </w:p>
-    <w:p>
-      <w:pPr>
-        <w:rPr>
-          <w:rFonts w:ascii="Arial" w:hAnsi="Arial" w:cs="Arial"/>
-        </w:rPr>
-      </w:pPr>
-      <w:r>
-        <w:rPr>
-          <w:rFonts w:ascii="Arial" w:hAnsi="Arial" w:cs="Arial"/>
-        </w:rPr>
-        <w:t xml:space="preserve">  "</w:t>
-      </w:r>
-      <w:proofErr w:type="spellStart"/>
-      <w:r>
-        <w:rPr>
-          <w:rFonts w:ascii="Arial" w:hAnsi="Arial" w:cs="Arial"/>
-        </w:rPr>
-        <w:t>calidad_video</w:t>
-      </w:r>
-      <w:proofErr w:type="spellEnd"/>
-      <w:r>
-        <w:rPr>
-          <w:rFonts w:ascii="Arial" w:hAnsi="Arial" w:cs="Arial"/>
-        </w:rPr>
-        <w:t>": "720p"</w:t>
+        <w:t xml:space="preserve">  "cantidad_shorts": 8,</w:t>
+      </w:r>
+    </w:p>
+    <w:p>
+      <w:pPr>
+        <w:rPr>
+          <w:rFonts w:ascii="Arial" w:hAnsi="Arial" w:cs="Arial"/>
+        </w:rPr>
+      </w:pPr>
+      <w:r>
+        <w:rPr>
+          <w:rFonts w:ascii="Arial" w:hAnsi="Arial" w:cs="Arial"/>
+        </w:rPr>
+        <w:t xml:space="preserve">  "calidad_video": "720p"</w:t>
       </w:r>
     </w:p>
     <w:p>
@@ -7989,828 +7034,46 @@
         <w:rPr>
           <w:rFonts w:ascii="Arial" w:hAnsi="Arial" w:cs="Arial"/>
         </w:rPr>
-        <w:t xml:space="preserve">  "</w:t>
-      </w:r>
-      <w:proofErr w:type="spellStart"/>
-      <w:r>
-        <w:rPr>
-          <w:rFonts w:ascii="Arial" w:hAnsi="Arial" w:cs="Arial"/>
-        </w:rPr>
-        <w:t>sensibilidad_cambio_escena</w:t>
-      </w:r>
-      <w:proofErr w:type="spellEnd"/>
-      <w:r>
-        <w:rPr>
-          <w:rFonts w:ascii="Arial" w:hAnsi="Arial" w:cs="Arial"/>
-        </w:rPr>
-        <w:t>": 0.2,</w:t>
-      </w:r>
-    </w:p>
-    <w:p>
-      <w:pPr>
-        <w:rPr>
-          <w:rFonts w:ascii="Arial" w:hAnsi="Arial" w:cs="Arial"/>
-        </w:rPr>
-      </w:pPr>
-      <w:r>
-        <w:rPr>
-          <w:rFonts w:ascii="Arial" w:hAnsi="Arial" w:cs="Arial"/>
-        </w:rPr>
-        <w:t xml:space="preserve">  "</w:t>
-      </w:r>
-      <w:proofErr w:type="spellStart"/>
-      <w:r>
-        <w:rPr>
-          <w:rFonts w:ascii="Arial" w:hAnsi="Arial" w:cs="Arial"/>
-        </w:rPr>
-        <w:t>umbral_volumen</w:t>
-      </w:r>
-      <w:proofErr w:type="spellEnd"/>
-      <w:r>
-        <w:rPr>
-          <w:rFonts w:ascii="Arial" w:hAnsi="Arial" w:cs="Arial"/>
-        </w:rPr>
-        <w:t>": 0.4,</w:t>
-      </w:r>
-    </w:p>
-    <w:p>
-      <w:pPr>
-        <w:rPr>
-          <w:rFonts w:ascii="Arial" w:hAnsi="Arial" w:cs="Arial"/>
-        </w:rPr>
-      </w:pPr>
-      <w:r>
-        <w:rPr>
-          <w:rFonts w:ascii="Arial" w:hAnsi="Arial" w:cs="Arial"/>
-        </w:rPr>
-        <w:lastRenderedPageBreak/>
-        <w:t xml:space="preserve">  "</w:t>
-      </w:r>
-      <w:proofErr w:type="spellStart"/>
-      <w:r>
-        <w:rPr>
-          <w:rFonts w:ascii="Arial" w:hAnsi="Arial" w:cs="Arial"/>
-        </w:rPr>
-        <w:t>min_duracion_segmento</w:t>
-      </w:r>
-      <w:proofErr w:type="spellEnd"/>
-      <w:r>
-        <w:rPr>
-          <w:rFonts w:ascii="Arial" w:hAnsi="Arial" w:cs="Arial"/>
-        </w:rPr>
-        <w:t>": 8,</w:t>
-      </w:r>
-    </w:p>
-    <w:p>
-      <w:pPr>
-        <w:rPr>
-          <w:rFonts w:ascii="Arial" w:hAnsi="Arial" w:cs="Arial"/>
-        </w:rPr>
-      </w:pPr>
-      <w:r>
-        <w:rPr>
-          <w:rFonts w:ascii="Arial" w:hAnsi="Arial" w:cs="Arial"/>
-        </w:rPr>
-        <w:t xml:space="preserve">  "</w:t>
-      </w:r>
-      <w:proofErr w:type="spellStart"/>
-      <w:r>
-        <w:rPr>
-          <w:rFonts w:ascii="Arial" w:hAnsi="Arial" w:cs="Arial"/>
-        </w:rPr>
-        <w:t>max_duracion_segmento</w:t>
-      </w:r>
-      <w:proofErr w:type="spellEnd"/>
-      <w:r>
-        <w:rPr>
-          <w:rFonts w:ascii="Arial" w:hAnsi="Arial" w:cs="Arial"/>
-        </w:rPr>
-        <w:t>": 30,</w:t>
-      </w:r>
-    </w:p>
-    <w:p>
-      <w:pPr>
-        <w:rPr>
-          <w:rFonts w:ascii="Arial" w:hAnsi="Arial" w:cs="Arial"/>
-        </w:rPr>
-      </w:pPr>
-      <w:r>
-        <w:rPr>
-          <w:rFonts w:ascii="Arial" w:hAnsi="Arial" w:cs="Arial"/>
-        </w:rPr>
-        <w:t xml:space="preserve">  "priorizar": "balanceado",</w:t>
-      </w:r>
-    </w:p>
-    <w:p>
-      <w:pPr>
-        <w:rPr>
-          <w:rFonts w:ascii="Arial" w:hAnsi="Arial" w:cs="Arial"/>
-        </w:rPr>
-      </w:pPr>
-      <w:r>
-        <w:rPr>
-          <w:rFonts w:ascii="Arial" w:hAnsi="Arial" w:cs="Arial"/>
-        </w:rPr>
-        <w:t xml:space="preserve">  "</w:t>
-      </w:r>
-      <w:proofErr w:type="spellStart"/>
-      <w:r>
-        <w:rPr>
-          <w:rFonts w:ascii="Arial" w:hAnsi="Arial" w:cs="Arial"/>
-        </w:rPr>
-        <w:t>cantidad_shorts</w:t>
-      </w:r>
-      <w:proofErr w:type="spellEnd"/>
-      <w:r>
-        <w:rPr>
-          <w:rFonts w:ascii="Arial" w:hAnsi="Arial" w:cs="Arial"/>
-        </w:rPr>
-        <w:t>": 4,</w:t>
-      </w:r>
-    </w:p>
-    <w:p>
-      <w:pPr>
-        <w:rPr>
-          <w:rFonts w:ascii="Arial" w:hAnsi="Arial" w:cs="Arial"/>
-        </w:rPr>
-      </w:pPr>
-      <w:r>
-        <w:rPr>
-          <w:rFonts w:ascii="Arial" w:hAnsi="Arial" w:cs="Arial"/>
-        </w:rPr>
-        <w:t xml:space="preserve">  "</w:t>
-      </w:r>
-      <w:proofErr w:type="spellStart"/>
-      <w:r>
-        <w:rPr>
-          <w:rFonts w:ascii="Arial" w:hAnsi="Arial" w:cs="Arial"/>
-        </w:rPr>
-        <w:t>calidad_video</w:t>
-      </w:r>
-      <w:proofErr w:type="spellEnd"/>
-      <w:r>
-        <w:rPr>
-          <w:rFonts w:ascii="Arial" w:hAnsi="Arial" w:cs="Arial"/>
-        </w:rPr>
-        <w:t>": "1080p"</w:t>
-      </w:r>
-    </w:p>
-    <w:p>
-      <w:pPr>
-        <w:rPr>
-          <w:rFonts w:ascii="Arial" w:hAnsi="Arial" w:cs="Arial"/>
-        </w:rPr>
-      </w:pPr>
-      <w:r>
-        <w:rPr>
-          <w:rFonts w:ascii="Arial" w:hAnsi="Arial" w:cs="Arial"/>
-        </w:rPr>
-        <w:t>}</w:t>
-      </w:r>
-    </w:p>
-    <w:p>
-      <w:pPr>
-        <w:rPr>
-          <w:rFonts w:ascii="Arial" w:hAnsi="Arial" w:cs="Arial"/>
-        </w:rPr>
-      </w:pPr>
-    </w:p>
-    <w:p>
-      <w:pPr>
-        <w:rPr>
-          <w:rFonts w:ascii="Arial" w:hAnsi="Arial" w:cs="Arial"/>
-          <w:b/>
-          <w:bCs/>
-        </w:rPr>
-      </w:pPr>
-      <w:r>
-        <w:rPr>
-          <w:rFonts w:ascii="Arial" w:hAnsi="Arial" w:cs="Arial"/>
-          <w:b/>
-          <w:bCs/>
-        </w:rPr>
-        <w:t>Para videos de viajes/</w:t>
-      </w:r>
-      <w:proofErr w:type="spellStart"/>
-      <w:r>
-        <w:rPr>
-          <w:rFonts w:ascii="Arial" w:hAnsi="Arial" w:cs="Arial"/>
-          <w:b/>
-          <w:bCs/>
-        </w:rPr>
-        <w:t>vlogs</w:t>
-      </w:r>
-      <w:proofErr w:type="spellEnd"/>
-      <w:r>
-        <w:rPr>
-          <w:rFonts w:ascii="Arial" w:hAnsi="Arial" w:cs="Arial"/>
-          <w:b/>
-          <w:bCs/>
-        </w:rPr>
-        <w:t>:</w:t>
-      </w:r>
-    </w:p>
-    <w:p>
-      <w:pPr>
-        <w:rPr>
-          <w:rFonts w:ascii="Arial" w:hAnsi="Arial" w:cs="Arial"/>
-        </w:rPr>
-      </w:pPr>
-      <w:proofErr w:type="spellStart"/>
-      <w:r>
-        <w:rPr>
-          <w:rFonts w:ascii="Arial" w:hAnsi="Arial" w:cs="Arial"/>
-        </w:rPr>
-        <w:t>json</w:t>
-      </w:r>
-      <w:proofErr w:type="spellEnd"/>
-    </w:p>
-    <w:p>
-      <w:pPr>
-        <w:rPr>
-          <w:rFonts w:ascii="Arial" w:hAnsi="Arial" w:cs="Arial"/>
-        </w:rPr>
-      </w:pPr>
-      <w:r>
-        <w:rPr>
-          <w:rFonts w:ascii="Arial" w:hAnsi="Arial" w:cs="Arial"/>
-        </w:rPr>
-        <w:t>{</w:t>
-      </w:r>
-    </w:p>
-    <w:p>
-      <w:pPr>
-        <w:rPr>
-          <w:rFonts w:ascii="Arial" w:hAnsi="Arial" w:cs="Arial"/>
-        </w:rPr>
-      </w:pPr>
-      <w:r>
-        <w:rPr>
-          <w:rFonts w:ascii="Arial" w:hAnsi="Arial" w:cs="Arial"/>
-        </w:rPr>
-        <w:t xml:space="preserve">  "</w:t>
-      </w:r>
-      <w:proofErr w:type="spellStart"/>
-      <w:r>
-        <w:rPr>
-          <w:rFonts w:ascii="Arial" w:hAnsi="Arial" w:cs="Arial"/>
-        </w:rPr>
-        <w:t>sensibilidad_cambio_escena</w:t>
-      </w:r>
-      <w:proofErr w:type="spellEnd"/>
-      <w:r>
-        <w:rPr>
-          <w:rFonts w:ascii="Arial" w:hAnsi="Arial" w:cs="Arial"/>
-        </w:rPr>
-        <w:t>": 0.3,</w:t>
-      </w:r>
-    </w:p>
-    <w:p>
-      <w:pPr>
-        <w:rPr>
-          <w:rFonts w:ascii="Arial" w:hAnsi="Arial" w:cs="Arial"/>
-        </w:rPr>
-      </w:pPr>
-      <w:r>
-        <w:rPr>
-          <w:rFonts w:ascii="Arial" w:hAnsi="Arial" w:cs="Arial"/>
-        </w:rPr>
-        <w:t xml:space="preserve">  "</w:t>
-      </w:r>
-      <w:proofErr w:type="spellStart"/>
-      <w:r>
-        <w:rPr>
-          <w:rFonts w:ascii="Arial" w:hAnsi="Arial" w:cs="Arial"/>
-        </w:rPr>
-        <w:t>umbral_volumen</w:t>
-      </w:r>
-      <w:proofErr w:type="spellEnd"/>
-      <w:r>
-        <w:rPr>
-          <w:rFonts w:ascii="Arial" w:hAnsi="Arial" w:cs="Arial"/>
-        </w:rPr>
-        <w:t>": 0.5,</w:t>
-      </w:r>
-    </w:p>
-    <w:p>
-      <w:pPr>
-        <w:rPr>
-          <w:rFonts w:ascii="Arial" w:hAnsi="Arial" w:cs="Arial"/>
-        </w:rPr>
-      </w:pPr>
-      <w:r>
-        <w:rPr>
-          <w:rFonts w:ascii="Arial" w:hAnsi="Arial" w:cs="Arial"/>
-        </w:rPr>
-        <w:t xml:space="preserve">  "</w:t>
-      </w:r>
-      <w:proofErr w:type="spellStart"/>
-      <w:r>
-        <w:rPr>
-          <w:rFonts w:ascii="Arial" w:hAnsi="Arial" w:cs="Arial"/>
-        </w:rPr>
-        <w:t>min_duracion_segmento</w:t>
-      </w:r>
-      <w:proofErr w:type="spellEnd"/>
-      <w:r>
-        <w:rPr>
-          <w:rFonts w:ascii="Arial" w:hAnsi="Arial" w:cs="Arial"/>
-        </w:rPr>
-        <w:t>": 4,</w:t>
-      </w:r>
-    </w:p>
-    <w:p>
-      <w:pPr>
-        <w:rPr>
-          <w:rFonts w:ascii="Arial" w:hAnsi="Arial" w:cs="Arial"/>
-        </w:rPr>
-      </w:pPr>
-      <w:r>
-        <w:rPr>
-          <w:rFonts w:ascii="Arial" w:hAnsi="Arial" w:cs="Arial"/>
-        </w:rPr>
-        <w:t xml:space="preserve">  "</w:t>
-      </w:r>
-      <w:proofErr w:type="spellStart"/>
-      <w:r>
-        <w:rPr>
-          <w:rFonts w:ascii="Arial" w:hAnsi="Arial" w:cs="Arial"/>
-        </w:rPr>
-        <w:t>max_duracion_segmento</w:t>
-      </w:r>
-      <w:proofErr w:type="spellEnd"/>
-      <w:r>
-        <w:rPr>
-          <w:rFonts w:ascii="Arial" w:hAnsi="Arial" w:cs="Arial"/>
-        </w:rPr>
-        <w:t>": 15,</w:t>
-      </w:r>
-    </w:p>
-    <w:p>
-      <w:pPr>
-        <w:rPr>
-          <w:rFonts w:ascii="Arial" w:hAnsi="Arial" w:cs="Arial"/>
-        </w:rPr>
-      </w:pPr>
-      <w:r>
-        <w:rPr>
-          <w:rFonts w:ascii="Arial" w:hAnsi="Arial" w:cs="Arial"/>
-        </w:rPr>
-        <w:t xml:space="preserve">  "priorizar": "balanceado",</w:t>
-      </w:r>
-    </w:p>
-    <w:p>
-      <w:pPr>
-        <w:rPr>
-          <w:rFonts w:ascii="Arial" w:hAnsi="Arial" w:cs="Arial"/>
-        </w:rPr>
-      </w:pPr>
-      <w:r>
-        <w:rPr>
-          <w:rFonts w:ascii="Arial" w:hAnsi="Arial" w:cs="Arial"/>
-        </w:rPr>
-        <w:t xml:space="preserve">  "</w:t>
-      </w:r>
-      <w:proofErr w:type="spellStart"/>
-      <w:r>
-        <w:rPr>
-          <w:rFonts w:ascii="Arial" w:hAnsi="Arial" w:cs="Arial"/>
-        </w:rPr>
-        <w:t>cantidad_shorts</w:t>
-      </w:r>
-      <w:proofErr w:type="spellEnd"/>
-      <w:r>
-        <w:rPr>
-          <w:rFonts w:ascii="Arial" w:hAnsi="Arial" w:cs="Arial"/>
-        </w:rPr>
-        <w:t>": 6,</w:t>
-      </w:r>
-    </w:p>
-    <w:p>
-      <w:pPr>
-        <w:rPr>
-          <w:rFonts w:ascii="Arial" w:hAnsi="Arial" w:cs="Arial"/>
-        </w:rPr>
-      </w:pPr>
-      <w:r>
-        <w:rPr>
-          <w:rFonts w:ascii="Arial" w:hAnsi="Arial" w:cs="Arial"/>
-        </w:rPr>
-        <w:t xml:space="preserve">  "</w:t>
-      </w:r>
-      <w:proofErr w:type="spellStart"/>
-      <w:r>
-        <w:rPr>
-          <w:rFonts w:ascii="Arial" w:hAnsi="Arial" w:cs="Arial"/>
-        </w:rPr>
-        <w:t>calidad_video</w:t>
-      </w:r>
-      <w:proofErr w:type="spellEnd"/>
-      <w:r>
-        <w:rPr>
-          <w:rFonts w:ascii="Arial" w:hAnsi="Arial" w:cs="Arial"/>
-        </w:rPr>
-        <w:t>": "720p"</w:t>
-      </w:r>
-    </w:p>
-    <w:p>
-      <w:pPr>
-        <w:rPr>
-          <w:rFonts w:ascii="Arial" w:hAnsi="Arial" w:cs="Arial"/>
-        </w:rPr>
-      </w:pPr>
-      <w:r>
-        <w:rPr>
-          <w:rFonts w:ascii="Arial" w:hAnsi="Arial" w:cs="Arial"/>
-        </w:rPr>
-        <w:t>}</w:t>
-      </w:r>
-    </w:p>
-    <w:p>
-      <w:pPr>
-        <w:rPr>
-          <w:rFonts w:ascii="Arial" w:hAnsi="Arial" w:cs="Arial"/>
-          <w:b/>
-          <w:bCs/>
-        </w:rPr>
-      </w:pPr>
-      <w:r>
-        <w:rPr>
-          <w:rFonts w:ascii="Arial" w:hAnsi="Arial" w:cs="Arial"/>
-          <w:b/>
-          <w:bCs/>
-        </w:rPr>
-        <w:lastRenderedPageBreak/>
-        <w:t>Para tutoriales técnicos/codificación:</w:t>
-      </w:r>
-    </w:p>
-    <w:p>
-      <w:pPr>
-        <w:rPr>
-          <w:rFonts w:ascii="Arial" w:hAnsi="Arial" w:cs="Arial"/>
-        </w:rPr>
-      </w:pPr>
-      <w:proofErr w:type="spellStart"/>
-      <w:r>
-        <w:rPr>
-          <w:rFonts w:ascii="Arial" w:hAnsi="Arial" w:cs="Arial"/>
-        </w:rPr>
-        <w:t>json</w:t>
-      </w:r>
-      <w:proofErr w:type="spellEnd"/>
-    </w:p>
-    <w:p>
-      <w:pPr>
-        <w:rPr>
-          <w:rFonts w:ascii="Arial" w:hAnsi="Arial" w:cs="Arial"/>
-        </w:rPr>
-      </w:pPr>
-      <w:r>
-        <w:rPr>
-          <w:rFonts w:ascii="Arial" w:hAnsi="Arial" w:cs="Arial"/>
-        </w:rPr>
-        <w:t>{</w:t>
-      </w:r>
-    </w:p>
-    <w:p>
-      <w:pPr>
-        <w:rPr>
-          <w:rFonts w:ascii="Arial" w:hAnsi="Arial" w:cs="Arial"/>
-        </w:rPr>
-      </w:pPr>
-      <w:r>
-        <w:rPr>
-          <w:rFonts w:ascii="Arial" w:hAnsi="Arial" w:cs="Arial"/>
-        </w:rPr>
-        <w:t xml:space="preserve">  "</w:t>
-      </w:r>
-      <w:proofErr w:type="spellStart"/>
-      <w:r>
-        <w:rPr>
-          <w:rFonts w:ascii="Arial" w:hAnsi="Arial" w:cs="Arial"/>
-        </w:rPr>
-        <w:t>sensibilidad_cambio_escena</w:t>
-      </w:r>
-      <w:proofErr w:type="spellEnd"/>
-      <w:r>
-        <w:rPr>
-          <w:rFonts w:ascii="Arial" w:hAnsi="Arial" w:cs="Arial"/>
-        </w:rPr>
-        <w:t>": 0.2,</w:t>
-      </w:r>
-    </w:p>
-    <w:p>
-      <w:pPr>
-        <w:rPr>
-          <w:rFonts w:ascii="Arial" w:hAnsi="Arial" w:cs="Arial"/>
-        </w:rPr>
-      </w:pPr>
-      <w:r>
-        <w:rPr>
-          <w:rFonts w:ascii="Arial" w:hAnsi="Arial" w:cs="Arial"/>
-        </w:rPr>
-        <w:t xml:space="preserve">  "</w:t>
-      </w:r>
-      <w:proofErr w:type="spellStart"/>
-      <w:r>
-        <w:rPr>
-          <w:rFonts w:ascii="Arial" w:hAnsi="Arial" w:cs="Arial"/>
-        </w:rPr>
-        <w:t>umbral_volumen</w:t>
-      </w:r>
-      <w:proofErr w:type="spellEnd"/>
-      <w:r>
-        <w:rPr>
-          <w:rFonts w:ascii="Arial" w:hAnsi="Arial" w:cs="Arial"/>
-        </w:rPr>
-        <w:t>": 0.3,</w:t>
-      </w:r>
-    </w:p>
-    <w:p>
-      <w:pPr>
-        <w:rPr>
-          <w:rFonts w:ascii="Arial" w:hAnsi="Arial" w:cs="Arial"/>
-        </w:rPr>
-      </w:pPr>
-      <w:r>
-        <w:rPr>
-          <w:rFonts w:ascii="Arial" w:hAnsi="Arial" w:cs="Arial"/>
-        </w:rPr>
-        <w:t xml:space="preserve">  "</w:t>
-      </w:r>
-      <w:proofErr w:type="spellStart"/>
-      <w:r>
-        <w:rPr>
-          <w:rFonts w:ascii="Arial" w:hAnsi="Arial" w:cs="Arial"/>
-        </w:rPr>
-        <w:t>min_duracion_segmento</w:t>
-      </w:r>
-      <w:proofErr w:type="spellEnd"/>
-      <w:r>
-        <w:rPr>
-          <w:rFonts w:ascii="Arial" w:hAnsi="Arial" w:cs="Arial"/>
-        </w:rPr>
-        <w:t>": 10,</w:t>
-      </w:r>
-    </w:p>
-    <w:p>
-      <w:pPr>
-        <w:rPr>
-          <w:rFonts w:ascii="Arial" w:hAnsi="Arial" w:cs="Arial"/>
-        </w:rPr>
-      </w:pPr>
-      <w:r>
-        <w:rPr>
-          <w:rFonts w:ascii="Arial" w:hAnsi="Arial" w:cs="Arial"/>
-        </w:rPr>
-        <w:t xml:space="preserve">  "</w:t>
-      </w:r>
-      <w:proofErr w:type="spellStart"/>
-      <w:r>
-        <w:rPr>
-          <w:rFonts w:ascii="Arial" w:hAnsi="Arial" w:cs="Arial"/>
-        </w:rPr>
-        <w:t>max_duracion_segmento</w:t>
-      </w:r>
-      <w:proofErr w:type="spellEnd"/>
-      <w:r>
-        <w:rPr>
-          <w:rFonts w:ascii="Arial" w:hAnsi="Arial" w:cs="Arial"/>
-        </w:rPr>
-        <w:t>": 30,</w:t>
-      </w:r>
-    </w:p>
-    <w:p>
-      <w:pPr>
-        <w:rPr>
-          <w:rFonts w:ascii="Arial" w:hAnsi="Arial" w:cs="Arial"/>
-        </w:rPr>
-      </w:pPr>
-      <w:r>
-        <w:rPr>
-          <w:rFonts w:ascii="Arial" w:hAnsi="Arial" w:cs="Arial"/>
-        </w:rPr>
-        <w:t xml:space="preserve">  "priorizar": "video",</w:t>
-      </w:r>
-    </w:p>
-    <w:p>
-      <w:pPr>
-        <w:rPr>
-          <w:rFonts w:ascii="Arial" w:hAnsi="Arial" w:cs="Arial"/>
-        </w:rPr>
-      </w:pPr>
-      <w:r>
-        <w:rPr>
-          <w:rFonts w:ascii="Arial" w:hAnsi="Arial" w:cs="Arial"/>
-        </w:rPr>
-        <w:t xml:space="preserve">  "</w:t>
-      </w:r>
-      <w:proofErr w:type="spellStart"/>
-      <w:r>
-        <w:rPr>
-          <w:rFonts w:ascii="Arial" w:hAnsi="Arial" w:cs="Arial"/>
-        </w:rPr>
-        <w:t>cantidad_shorts</w:t>
-      </w:r>
-      <w:proofErr w:type="spellEnd"/>
-      <w:r>
-        <w:rPr>
-          <w:rFonts w:ascii="Arial" w:hAnsi="Arial" w:cs="Arial"/>
-        </w:rPr>
-        <w:t>": 4,</w:t>
-      </w:r>
-    </w:p>
-    <w:p>
-      <w:pPr>
-        <w:rPr>
-          <w:rFonts w:ascii="Arial" w:hAnsi="Arial" w:cs="Arial"/>
-        </w:rPr>
-      </w:pPr>
-      <w:r>
-        <w:rPr>
-          <w:rFonts w:ascii="Arial" w:hAnsi="Arial" w:cs="Arial"/>
-        </w:rPr>
-        <w:t xml:space="preserve">  "</w:t>
-      </w:r>
-      <w:proofErr w:type="spellStart"/>
-      <w:r>
-        <w:rPr>
-          <w:rFonts w:ascii="Arial" w:hAnsi="Arial" w:cs="Arial"/>
-        </w:rPr>
-        <w:t>calidad_video</w:t>
-      </w:r>
-      <w:proofErr w:type="spellEnd"/>
-      <w:r>
-        <w:rPr>
-          <w:rFonts w:ascii="Arial" w:hAnsi="Arial" w:cs="Arial"/>
-        </w:rPr>
-        <w:t>": "1080p"</w:t>
-      </w:r>
-    </w:p>
-    <w:p>
-      <w:pPr>
-        <w:rPr>
-          <w:rFonts w:ascii="Arial" w:hAnsi="Arial" w:cs="Arial"/>
-        </w:rPr>
-      </w:pPr>
-      <w:r>
-        <w:rPr>
-          <w:rFonts w:ascii="Arial" w:hAnsi="Arial" w:cs="Arial"/>
-        </w:rPr>
-        <w:t>}</w:t>
-      </w:r>
-    </w:p>
-    <w:p>
-      <w:pPr>
-        <w:rPr>
-          <w:rFonts w:ascii="Arial" w:hAnsi="Arial" w:cs="Arial"/>
-          <w:b/>
-          <w:bCs/>
-        </w:rPr>
-      </w:pPr>
-      <w:r>
-        <w:rPr>
-          <w:rFonts w:ascii="Arial" w:hAnsi="Arial" w:cs="Arial"/>
-          <w:b/>
-          <w:bCs/>
-        </w:rPr>
-        <w:t>Para videos de cocina/recetas:</w:t>
-      </w:r>
-    </w:p>
-    <w:p>
-      <w:pPr>
-        <w:rPr>
-          <w:rFonts w:ascii="Arial" w:hAnsi="Arial" w:cs="Arial"/>
-        </w:rPr>
-      </w:pPr>
-      <w:proofErr w:type="spellStart"/>
-      <w:r>
-        <w:rPr>
-          <w:rFonts w:ascii="Arial" w:hAnsi="Arial" w:cs="Arial"/>
-        </w:rPr>
-        <w:t>json</w:t>
-      </w:r>
-      <w:proofErr w:type="spellEnd"/>
-    </w:p>
-    <w:p>
-      <w:pPr>
-        <w:rPr>
-          <w:rFonts w:ascii="Arial" w:hAnsi="Arial" w:cs="Arial"/>
-        </w:rPr>
-      </w:pPr>
-      <w:r>
-        <w:rPr>
-          <w:rFonts w:ascii="Arial" w:hAnsi="Arial" w:cs="Arial"/>
-        </w:rPr>
-        <w:t>{</w:t>
-      </w:r>
-    </w:p>
-    <w:p>
-      <w:pPr>
-        <w:rPr>
-          <w:rFonts w:ascii="Arial" w:hAnsi="Arial" w:cs="Arial"/>
-        </w:rPr>
-      </w:pPr>
-      <w:r>
-        <w:rPr>
-          <w:rFonts w:ascii="Arial" w:hAnsi="Arial" w:cs="Arial"/>
-        </w:rPr>
-        <w:t xml:space="preserve">  "</w:t>
-      </w:r>
-      <w:proofErr w:type="spellStart"/>
-      <w:r>
-        <w:rPr>
-          <w:rFonts w:ascii="Arial" w:hAnsi="Arial" w:cs="Arial"/>
-        </w:rPr>
-        <w:t>sensibilidad_cambio_escena</w:t>
-      </w:r>
-      <w:proofErr w:type="spellEnd"/>
-      <w:r>
-        <w:rPr>
-          <w:rFonts w:ascii="Arial" w:hAnsi="Arial" w:cs="Arial"/>
-        </w:rPr>
-        <w:t>": 0.3,</w:t>
-      </w:r>
-    </w:p>
-    <w:p>
-      <w:pPr>
-        <w:rPr>
-          <w:rFonts w:ascii="Arial" w:hAnsi="Arial" w:cs="Arial"/>
-        </w:rPr>
-      </w:pPr>
-      <w:r>
-        <w:rPr>
-          <w:rFonts w:ascii="Arial" w:hAnsi="Arial" w:cs="Arial"/>
-        </w:rPr>
-        <w:t xml:space="preserve">  "</w:t>
-      </w:r>
-      <w:proofErr w:type="spellStart"/>
-      <w:r>
-        <w:rPr>
-          <w:rFonts w:ascii="Arial" w:hAnsi="Arial" w:cs="Arial"/>
-        </w:rPr>
-        <w:t>umbral_volumen</w:t>
-      </w:r>
-      <w:proofErr w:type="spellEnd"/>
-      <w:r>
-        <w:rPr>
-          <w:rFonts w:ascii="Arial" w:hAnsi="Arial" w:cs="Arial"/>
-        </w:rPr>
-        <w:t>": 0.4,</w:t>
-      </w:r>
-    </w:p>
-    <w:p>
-      <w:pPr>
-        <w:rPr>
-          <w:rFonts w:ascii="Arial" w:hAnsi="Arial" w:cs="Arial"/>
-        </w:rPr>
-      </w:pPr>
-      <w:r>
-        <w:rPr>
-          <w:rFonts w:ascii="Arial" w:hAnsi="Arial" w:cs="Arial"/>
-        </w:rPr>
-        <w:t xml:space="preserve">  "</w:t>
-      </w:r>
-      <w:proofErr w:type="spellStart"/>
-      <w:r>
-        <w:rPr>
-          <w:rFonts w:ascii="Arial" w:hAnsi="Arial" w:cs="Arial"/>
-        </w:rPr>
-        <w:t>min_duracion_segmento</w:t>
-      </w:r>
-      <w:proofErr w:type="spellEnd"/>
-      <w:r>
-        <w:rPr>
-          <w:rFonts w:ascii="Arial" w:hAnsi="Arial" w:cs="Arial"/>
-        </w:rPr>
-        <w:t>": 5,</w:t>
-      </w:r>
-    </w:p>
-    <w:p>
-      <w:pPr>
-        <w:rPr>
-          <w:rFonts w:ascii="Arial" w:hAnsi="Arial" w:cs="Arial"/>
-        </w:rPr>
-      </w:pPr>
-      <w:r>
-        <w:rPr>
-          <w:rFonts w:ascii="Arial" w:hAnsi="Arial" w:cs="Arial"/>
-        </w:rPr>
-        <w:t xml:space="preserve">  "</w:t>
-      </w:r>
-      <w:proofErr w:type="spellStart"/>
-      <w:r>
-        <w:rPr>
-          <w:rFonts w:ascii="Arial" w:hAnsi="Arial" w:cs="Arial"/>
-        </w:rPr>
-        <w:t>max_duracion_segmento</w:t>
-      </w:r>
-      <w:proofErr w:type="spellEnd"/>
-      <w:r>
-        <w:rPr>
-          <w:rFonts w:ascii="Arial" w:hAnsi="Arial" w:cs="Arial"/>
-        </w:rPr>
-        <w:t>": 15,</w:t>
+        <w:t xml:space="preserve">  "sensibilidad_cambio_escena": 0.2,</w:t>
+      </w:r>
+    </w:p>
+    <w:p>
+      <w:pPr>
+        <w:rPr>
+          <w:rFonts w:ascii="Arial" w:hAnsi="Arial" w:cs="Arial"/>
+        </w:rPr>
+      </w:pPr>
+      <w:r>
+        <w:rPr>
+          <w:rFonts w:ascii="Arial" w:hAnsi="Arial" w:cs="Arial"/>
+        </w:rPr>
+        <w:t xml:space="preserve">  "umbral_volumen": 0.4,</w:t>
+      </w:r>
+    </w:p>
+    <w:p>
+      <w:pPr>
+        <w:rPr>
+          <w:rFonts w:ascii="Arial" w:hAnsi="Arial" w:cs="Arial"/>
+        </w:rPr>
+      </w:pPr>
+      <w:r>
+        <w:rPr>
+          <w:rFonts w:ascii="Arial" w:hAnsi="Arial" w:cs="Arial"/>
+        </w:rPr>
+        <w:t xml:space="preserve">  "min_duracion_segmento": 8,</w:t>
+      </w:r>
+    </w:p>
+    <w:p>
+      <w:pPr>
+        <w:rPr>
+          <w:rFonts w:ascii="Arial" w:hAnsi="Arial" w:cs="Arial"/>
+        </w:rPr>
+      </w:pPr>
+      <w:r>
+        <w:rPr>
+          <w:rFonts w:ascii="Arial" w:hAnsi="Arial" w:cs="Arial"/>
+        </w:rPr>
+        <w:t xml:space="preserve">  "max_duracion_segmento": 30,</w:t>
       </w:r>
     </w:p>
     <w:p>
@@ -8837,48 +7100,20 @@
         <w:rPr>
           <w:rFonts w:ascii="Arial" w:hAnsi="Arial" w:cs="Arial"/>
         </w:rPr>
-        <w:t xml:space="preserve">  "</w:t>
-      </w:r>
-      <w:proofErr w:type="spellStart"/>
-      <w:r>
-        <w:rPr>
-          <w:rFonts w:ascii="Arial" w:hAnsi="Arial" w:cs="Arial"/>
-        </w:rPr>
-        <w:t>cantidad_shorts</w:t>
-      </w:r>
-      <w:proofErr w:type="spellEnd"/>
-      <w:r>
-        <w:rPr>
-          <w:rFonts w:ascii="Arial" w:hAnsi="Arial" w:cs="Arial"/>
-        </w:rPr>
-        <w:t>": 5,</w:t>
-      </w:r>
-    </w:p>
-    <w:p>
-      <w:pPr>
-        <w:rPr>
-          <w:rFonts w:ascii="Arial" w:hAnsi="Arial" w:cs="Arial"/>
-        </w:rPr>
-      </w:pPr>
-      <w:r>
-        <w:rPr>
-          <w:rFonts w:ascii="Arial" w:hAnsi="Arial" w:cs="Arial"/>
-        </w:rPr>
-        <w:t xml:space="preserve">  "</w:t>
-      </w:r>
-      <w:proofErr w:type="spellStart"/>
-      <w:r>
-        <w:rPr>
-          <w:rFonts w:ascii="Arial" w:hAnsi="Arial" w:cs="Arial"/>
-        </w:rPr>
-        <w:t>calidad_video</w:t>
-      </w:r>
-      <w:proofErr w:type="spellEnd"/>
-      <w:r>
-        <w:rPr>
-          <w:rFonts w:ascii="Arial" w:hAnsi="Arial" w:cs="Arial"/>
-        </w:rPr>
-        <w:t>": "720p"</w:t>
+        <w:t xml:space="preserve">  "cantidad_shorts": 4,</w:t>
+      </w:r>
+    </w:p>
+    <w:p>
+      <w:pPr>
+        <w:rPr>
+          <w:rFonts w:ascii="Arial" w:hAnsi="Arial" w:cs="Arial"/>
+        </w:rPr>
+      </w:pPr>
+      <w:r>
+        <w:rPr>
+          <w:rFonts w:ascii="Arial" w:hAnsi="Arial" w:cs="Arial"/>
+        </w:rPr>
+        <w:t xml:space="preserve">  "calidad_video": "1080p"</w:t>
       </w:r>
     </w:p>
     <w:p>
@@ -8898,6 +7133,456 @@
       <w:pPr>
         <w:rPr>
           <w:rFonts w:ascii="Arial" w:hAnsi="Arial" w:cs="Arial"/>
+        </w:rPr>
+      </w:pPr>
+    </w:p>
+    <w:p>
+      <w:pPr>
+        <w:rPr>
+          <w:rFonts w:ascii="Arial" w:hAnsi="Arial" w:cs="Arial"/>
+          <w:b/>
+          <w:bCs/>
+        </w:rPr>
+      </w:pPr>
+      <w:r>
+        <w:rPr>
+          <w:rFonts w:ascii="Arial" w:hAnsi="Arial" w:cs="Arial"/>
+          <w:b/>
+          <w:bCs/>
+        </w:rPr>
+        <w:t>Para videos de viajes/vlogs:</w:t>
+      </w:r>
+    </w:p>
+    <w:p>
+      <w:pPr>
+        <w:rPr>
+          <w:rFonts w:ascii="Arial" w:hAnsi="Arial" w:cs="Arial"/>
+        </w:rPr>
+      </w:pPr>
+      <w:r>
+        <w:rPr>
+          <w:rFonts w:ascii="Arial" w:hAnsi="Arial" w:cs="Arial"/>
+        </w:rPr>
+        <w:t>json</w:t>
+      </w:r>
+    </w:p>
+    <w:p>
+      <w:pPr>
+        <w:rPr>
+          <w:rFonts w:ascii="Arial" w:hAnsi="Arial" w:cs="Arial"/>
+        </w:rPr>
+      </w:pPr>
+      <w:r>
+        <w:rPr>
+          <w:rFonts w:ascii="Arial" w:hAnsi="Arial" w:cs="Arial"/>
+        </w:rPr>
+        <w:t>{</w:t>
+      </w:r>
+    </w:p>
+    <w:p>
+      <w:pPr>
+        <w:rPr>
+          <w:rFonts w:ascii="Arial" w:hAnsi="Arial" w:cs="Arial"/>
+        </w:rPr>
+      </w:pPr>
+      <w:r>
+        <w:rPr>
+          <w:rFonts w:ascii="Arial" w:hAnsi="Arial" w:cs="Arial"/>
+        </w:rPr>
+        <w:t xml:space="preserve">  "sensibilidad_cambio_escena": 0.3,</w:t>
+      </w:r>
+    </w:p>
+    <w:p>
+      <w:pPr>
+        <w:rPr>
+          <w:rFonts w:ascii="Arial" w:hAnsi="Arial" w:cs="Arial"/>
+        </w:rPr>
+      </w:pPr>
+      <w:r>
+        <w:rPr>
+          <w:rFonts w:ascii="Arial" w:hAnsi="Arial" w:cs="Arial"/>
+        </w:rPr>
+        <w:t xml:space="preserve">  "umbral_volumen": 0.5,</w:t>
+      </w:r>
+    </w:p>
+    <w:p>
+      <w:pPr>
+        <w:rPr>
+          <w:rFonts w:ascii="Arial" w:hAnsi="Arial" w:cs="Arial"/>
+        </w:rPr>
+      </w:pPr>
+      <w:r>
+        <w:rPr>
+          <w:rFonts w:ascii="Arial" w:hAnsi="Arial" w:cs="Arial"/>
+        </w:rPr>
+        <w:t xml:space="preserve">  "min_duracion_segmento": 4,</w:t>
+      </w:r>
+    </w:p>
+    <w:p>
+      <w:pPr>
+        <w:rPr>
+          <w:rFonts w:ascii="Arial" w:hAnsi="Arial" w:cs="Arial"/>
+        </w:rPr>
+      </w:pPr>
+      <w:r>
+        <w:rPr>
+          <w:rFonts w:ascii="Arial" w:hAnsi="Arial" w:cs="Arial"/>
+        </w:rPr>
+        <w:t xml:space="preserve">  "max_duracion_segmento": 15,</w:t>
+      </w:r>
+    </w:p>
+    <w:p>
+      <w:pPr>
+        <w:rPr>
+          <w:rFonts w:ascii="Arial" w:hAnsi="Arial" w:cs="Arial"/>
+        </w:rPr>
+      </w:pPr>
+      <w:r>
+        <w:rPr>
+          <w:rFonts w:ascii="Arial" w:hAnsi="Arial" w:cs="Arial"/>
+        </w:rPr>
+        <w:t xml:space="preserve">  "priorizar": "balanceado",</w:t>
+      </w:r>
+    </w:p>
+    <w:p>
+      <w:pPr>
+        <w:rPr>
+          <w:rFonts w:ascii="Arial" w:hAnsi="Arial" w:cs="Arial"/>
+        </w:rPr>
+      </w:pPr>
+      <w:r>
+        <w:rPr>
+          <w:rFonts w:ascii="Arial" w:hAnsi="Arial" w:cs="Arial"/>
+        </w:rPr>
+        <w:t xml:space="preserve">  "cantidad_shorts": 6,</w:t>
+      </w:r>
+    </w:p>
+    <w:p>
+      <w:pPr>
+        <w:rPr>
+          <w:rFonts w:ascii="Arial" w:hAnsi="Arial" w:cs="Arial"/>
+        </w:rPr>
+      </w:pPr>
+      <w:r>
+        <w:rPr>
+          <w:rFonts w:ascii="Arial" w:hAnsi="Arial" w:cs="Arial"/>
+        </w:rPr>
+        <w:t xml:space="preserve">  "calidad_video": "720p"</w:t>
+      </w:r>
+    </w:p>
+    <w:p>
+      <w:pPr>
+        <w:rPr>
+          <w:rFonts w:ascii="Arial" w:hAnsi="Arial" w:cs="Arial"/>
+        </w:rPr>
+      </w:pPr>
+      <w:r>
+        <w:rPr>
+          <w:rFonts w:ascii="Arial" w:hAnsi="Arial" w:cs="Arial"/>
+        </w:rPr>
+        <w:t>}</w:t>
+      </w:r>
+    </w:p>
+    <w:p>
+      <w:pPr>
+        <w:rPr>
+          <w:rFonts w:ascii="Arial" w:hAnsi="Arial" w:cs="Arial"/>
+          <w:b/>
+          <w:bCs/>
+        </w:rPr>
+      </w:pPr>
+      <w:r>
+        <w:rPr>
+          <w:rFonts w:ascii="Arial" w:hAnsi="Arial" w:cs="Arial"/>
+          <w:b/>
+          <w:bCs/>
+        </w:rPr>
+        <w:t>Para tutoriales técnicos/codificación:</w:t>
+      </w:r>
+    </w:p>
+    <w:p>
+      <w:pPr>
+        <w:rPr>
+          <w:rFonts w:ascii="Arial" w:hAnsi="Arial" w:cs="Arial"/>
+        </w:rPr>
+      </w:pPr>
+      <w:r>
+        <w:rPr>
+          <w:rFonts w:ascii="Arial" w:hAnsi="Arial" w:cs="Arial"/>
+        </w:rPr>
+        <w:t>json</w:t>
+      </w:r>
+    </w:p>
+    <w:p>
+      <w:pPr>
+        <w:rPr>
+          <w:rFonts w:ascii="Arial" w:hAnsi="Arial" w:cs="Arial"/>
+        </w:rPr>
+      </w:pPr>
+      <w:r>
+        <w:rPr>
+          <w:rFonts w:ascii="Arial" w:hAnsi="Arial" w:cs="Arial"/>
+        </w:rPr>
+        <w:lastRenderedPageBreak/>
+        <w:t>{</w:t>
+      </w:r>
+    </w:p>
+    <w:p>
+      <w:pPr>
+        <w:rPr>
+          <w:rFonts w:ascii="Arial" w:hAnsi="Arial" w:cs="Arial"/>
+        </w:rPr>
+      </w:pPr>
+      <w:r>
+        <w:rPr>
+          <w:rFonts w:ascii="Arial" w:hAnsi="Arial" w:cs="Arial"/>
+        </w:rPr>
+        <w:t xml:space="preserve">  "sensibilidad_cambio_escena": 0.2,</w:t>
+      </w:r>
+    </w:p>
+    <w:p>
+      <w:pPr>
+        <w:rPr>
+          <w:rFonts w:ascii="Arial" w:hAnsi="Arial" w:cs="Arial"/>
+        </w:rPr>
+      </w:pPr>
+      <w:r>
+        <w:rPr>
+          <w:rFonts w:ascii="Arial" w:hAnsi="Arial" w:cs="Arial"/>
+        </w:rPr>
+        <w:t xml:space="preserve">  "umbral_volumen": 0.3,</w:t>
+      </w:r>
+    </w:p>
+    <w:p>
+      <w:pPr>
+        <w:rPr>
+          <w:rFonts w:ascii="Arial" w:hAnsi="Arial" w:cs="Arial"/>
+        </w:rPr>
+      </w:pPr>
+      <w:r>
+        <w:rPr>
+          <w:rFonts w:ascii="Arial" w:hAnsi="Arial" w:cs="Arial"/>
+        </w:rPr>
+        <w:t xml:space="preserve">  "min_duracion_segmento": 10,</w:t>
+      </w:r>
+    </w:p>
+    <w:p>
+      <w:pPr>
+        <w:rPr>
+          <w:rFonts w:ascii="Arial" w:hAnsi="Arial" w:cs="Arial"/>
+        </w:rPr>
+      </w:pPr>
+      <w:r>
+        <w:rPr>
+          <w:rFonts w:ascii="Arial" w:hAnsi="Arial" w:cs="Arial"/>
+        </w:rPr>
+        <w:t xml:space="preserve">  "max_duracion_segmento": 30,</w:t>
+      </w:r>
+    </w:p>
+    <w:p>
+      <w:pPr>
+        <w:rPr>
+          <w:rFonts w:ascii="Arial" w:hAnsi="Arial" w:cs="Arial"/>
+        </w:rPr>
+      </w:pPr>
+      <w:r>
+        <w:rPr>
+          <w:rFonts w:ascii="Arial" w:hAnsi="Arial" w:cs="Arial"/>
+        </w:rPr>
+        <w:t xml:space="preserve">  "priorizar": "video",</w:t>
+      </w:r>
+    </w:p>
+    <w:p>
+      <w:pPr>
+        <w:rPr>
+          <w:rFonts w:ascii="Arial" w:hAnsi="Arial" w:cs="Arial"/>
+        </w:rPr>
+      </w:pPr>
+      <w:r>
+        <w:rPr>
+          <w:rFonts w:ascii="Arial" w:hAnsi="Arial" w:cs="Arial"/>
+        </w:rPr>
+        <w:t xml:space="preserve">  "cantidad_shorts": 4,</w:t>
+      </w:r>
+    </w:p>
+    <w:p>
+      <w:pPr>
+        <w:rPr>
+          <w:rFonts w:ascii="Arial" w:hAnsi="Arial" w:cs="Arial"/>
+        </w:rPr>
+      </w:pPr>
+      <w:r>
+        <w:rPr>
+          <w:rFonts w:ascii="Arial" w:hAnsi="Arial" w:cs="Arial"/>
+        </w:rPr>
+        <w:t xml:space="preserve">  "calidad_video": "1080p"</w:t>
+      </w:r>
+    </w:p>
+    <w:p>
+      <w:pPr>
+        <w:rPr>
+          <w:rFonts w:ascii="Arial" w:hAnsi="Arial" w:cs="Arial"/>
+        </w:rPr>
+      </w:pPr>
+      <w:r>
+        <w:rPr>
+          <w:rFonts w:ascii="Arial" w:hAnsi="Arial" w:cs="Arial"/>
+        </w:rPr>
+        <w:t>}</w:t>
+      </w:r>
+    </w:p>
+    <w:p>
+      <w:pPr>
+        <w:rPr>
+          <w:rFonts w:ascii="Arial" w:hAnsi="Arial" w:cs="Arial"/>
+          <w:b/>
+          <w:bCs/>
+        </w:rPr>
+      </w:pPr>
+      <w:r>
+        <w:rPr>
+          <w:rFonts w:ascii="Arial" w:hAnsi="Arial" w:cs="Arial"/>
+          <w:b/>
+          <w:bCs/>
+        </w:rPr>
+        <w:t>Para videos de cocina/recetas:</w:t>
+      </w:r>
+    </w:p>
+    <w:p>
+      <w:pPr>
+        <w:rPr>
+          <w:rFonts w:ascii="Arial" w:hAnsi="Arial" w:cs="Arial"/>
+        </w:rPr>
+      </w:pPr>
+      <w:r>
+        <w:rPr>
+          <w:rFonts w:ascii="Arial" w:hAnsi="Arial" w:cs="Arial"/>
+        </w:rPr>
+        <w:t>json</w:t>
+      </w:r>
+    </w:p>
+    <w:p>
+      <w:pPr>
+        <w:rPr>
+          <w:rFonts w:ascii="Arial" w:hAnsi="Arial" w:cs="Arial"/>
+        </w:rPr>
+      </w:pPr>
+      <w:r>
+        <w:rPr>
+          <w:rFonts w:ascii="Arial" w:hAnsi="Arial" w:cs="Arial"/>
+        </w:rPr>
+        <w:t>{</w:t>
+      </w:r>
+    </w:p>
+    <w:p>
+      <w:pPr>
+        <w:rPr>
+          <w:rFonts w:ascii="Arial" w:hAnsi="Arial" w:cs="Arial"/>
+        </w:rPr>
+      </w:pPr>
+      <w:r>
+        <w:rPr>
+          <w:rFonts w:ascii="Arial" w:hAnsi="Arial" w:cs="Arial"/>
+        </w:rPr>
+        <w:t xml:space="preserve">  "sensibilidad_cambio_escena": 0.3,</w:t>
+      </w:r>
+    </w:p>
+    <w:p>
+      <w:pPr>
+        <w:rPr>
+          <w:rFonts w:ascii="Arial" w:hAnsi="Arial" w:cs="Arial"/>
+        </w:rPr>
+      </w:pPr>
+      <w:r>
+        <w:rPr>
+          <w:rFonts w:ascii="Arial" w:hAnsi="Arial" w:cs="Arial"/>
+        </w:rPr>
+        <w:t xml:space="preserve">  "umbral_volumen": 0.4,</w:t>
+      </w:r>
+    </w:p>
+    <w:p>
+      <w:pPr>
+        <w:rPr>
+          <w:rFonts w:ascii="Arial" w:hAnsi="Arial" w:cs="Arial"/>
+        </w:rPr>
+      </w:pPr>
+      <w:r>
+        <w:rPr>
+          <w:rFonts w:ascii="Arial" w:hAnsi="Arial" w:cs="Arial"/>
+        </w:rPr>
+        <w:t xml:space="preserve">  "min_duracion_segmento": 5,</w:t>
+      </w:r>
+    </w:p>
+    <w:p>
+      <w:pPr>
+        <w:rPr>
+          <w:rFonts w:ascii="Arial" w:hAnsi="Arial" w:cs="Arial"/>
+        </w:rPr>
+      </w:pPr>
+      <w:r>
+        <w:rPr>
+          <w:rFonts w:ascii="Arial" w:hAnsi="Arial" w:cs="Arial"/>
+        </w:rPr>
+        <w:t xml:space="preserve">  "max_duracion_segmento": 15,</w:t>
+      </w:r>
+    </w:p>
+    <w:p>
+      <w:pPr>
+        <w:rPr>
+          <w:rFonts w:ascii="Arial" w:hAnsi="Arial" w:cs="Arial"/>
+        </w:rPr>
+      </w:pPr>
+      <w:r>
+        <w:rPr>
+          <w:rFonts w:ascii="Arial" w:hAnsi="Arial" w:cs="Arial"/>
+        </w:rPr>
+        <w:t xml:space="preserve">  "priorizar": "balanceado",</w:t>
+      </w:r>
+    </w:p>
+    <w:p>
+      <w:pPr>
+        <w:rPr>
+          <w:rFonts w:ascii="Arial" w:hAnsi="Arial" w:cs="Arial"/>
+        </w:rPr>
+      </w:pPr>
+      <w:r>
+        <w:rPr>
+          <w:rFonts w:ascii="Arial" w:hAnsi="Arial" w:cs="Arial"/>
+        </w:rPr>
+        <w:t xml:space="preserve">  "cantidad_shorts": 5,</w:t>
+      </w:r>
+    </w:p>
+    <w:p>
+      <w:pPr>
+        <w:rPr>
+          <w:rFonts w:ascii="Arial" w:hAnsi="Arial" w:cs="Arial"/>
+        </w:rPr>
+      </w:pPr>
+      <w:r>
+        <w:rPr>
+          <w:rFonts w:ascii="Arial" w:hAnsi="Arial" w:cs="Arial"/>
+        </w:rPr>
+        <w:lastRenderedPageBreak/>
+        <w:t xml:space="preserve">  "calidad_video": "720p"</w:t>
+      </w:r>
+    </w:p>
+    <w:p>
+      <w:pPr>
+        <w:rPr>
+          <w:rFonts w:ascii="Arial" w:hAnsi="Arial" w:cs="Arial"/>
+        </w:rPr>
+      </w:pPr>
+      <w:r>
+        <w:rPr>
+          <w:rFonts w:ascii="Arial" w:hAnsi="Arial" w:cs="Arial"/>
+        </w:rPr>
+        <w:t>}</w:t>
+      </w:r>
+    </w:p>
+    <w:p>
+      <w:pPr>
+        <w:rPr>
+          <w:rFonts w:ascii="Arial" w:hAnsi="Arial" w:cs="Arial"/>
           <w:b/>
           <w:bCs/>
         </w:rPr>
@@ -8917,14 +7602,12 @@
           <w:rFonts w:ascii="Arial" w:hAnsi="Arial" w:cs="Arial"/>
         </w:rPr>
       </w:pPr>
-      <w:proofErr w:type="spellStart"/>
       <w:r>
         <w:rPr>
           <w:rFonts w:ascii="Arial" w:hAnsi="Arial" w:cs="Arial"/>
         </w:rPr>
         <w:t>json</w:t>
       </w:r>
-      <w:proofErr w:type="spellEnd"/>
     </w:p>
     <w:p>
       <w:pPr>
@@ -8949,102 +7632,46 @@
         <w:rPr>
           <w:rFonts w:ascii="Arial" w:hAnsi="Arial" w:cs="Arial"/>
         </w:rPr>
-        <w:t xml:space="preserve">  "</w:t>
-      </w:r>
-      <w:proofErr w:type="spellStart"/>
-      <w:r>
-        <w:rPr>
-          <w:rFonts w:ascii="Arial" w:hAnsi="Arial" w:cs="Arial"/>
-        </w:rPr>
-        <w:t>sensibilidad_cambio_escena</w:t>
-      </w:r>
-      <w:proofErr w:type="spellEnd"/>
-      <w:r>
-        <w:rPr>
-          <w:rFonts w:ascii="Arial" w:hAnsi="Arial" w:cs="Arial"/>
-        </w:rPr>
-        <w:t>": 0.4,</w:t>
-      </w:r>
-    </w:p>
-    <w:p>
-      <w:pPr>
-        <w:rPr>
-          <w:rFonts w:ascii="Arial" w:hAnsi="Arial" w:cs="Arial"/>
-        </w:rPr>
-      </w:pPr>
-      <w:r>
-        <w:rPr>
-          <w:rFonts w:ascii="Arial" w:hAnsi="Arial" w:cs="Arial"/>
-        </w:rPr>
-        <w:t xml:space="preserve">  "</w:t>
-      </w:r>
-      <w:proofErr w:type="spellStart"/>
-      <w:r>
-        <w:rPr>
-          <w:rFonts w:ascii="Arial" w:hAnsi="Arial" w:cs="Arial"/>
-        </w:rPr>
-        <w:t>umbral_volumen</w:t>
-      </w:r>
-      <w:proofErr w:type="spellEnd"/>
-      <w:r>
-        <w:rPr>
-          <w:rFonts w:ascii="Arial" w:hAnsi="Arial" w:cs="Arial"/>
-        </w:rPr>
-        <w:t>": 0.6,</w:t>
-      </w:r>
-    </w:p>
-    <w:p>
-      <w:pPr>
-        <w:rPr>
-          <w:rFonts w:ascii="Arial" w:hAnsi="Arial" w:cs="Arial"/>
-        </w:rPr>
-      </w:pPr>
-      <w:r>
-        <w:rPr>
-          <w:rFonts w:ascii="Arial" w:hAnsi="Arial" w:cs="Arial"/>
-        </w:rPr>
-        <w:t xml:space="preserve">  "</w:t>
-      </w:r>
-      <w:proofErr w:type="spellStart"/>
-      <w:r>
-        <w:rPr>
-          <w:rFonts w:ascii="Arial" w:hAnsi="Arial" w:cs="Arial"/>
-        </w:rPr>
-        <w:t>min_duracion_segmento</w:t>
-      </w:r>
-      <w:proofErr w:type="spellEnd"/>
-      <w:r>
-        <w:rPr>
-          <w:rFonts w:ascii="Arial" w:hAnsi="Arial" w:cs="Arial"/>
-        </w:rPr>
-        <w:t>": 3,</w:t>
-      </w:r>
-    </w:p>
-    <w:p>
-      <w:pPr>
-        <w:rPr>
-          <w:rFonts w:ascii="Arial" w:hAnsi="Arial" w:cs="Arial"/>
-        </w:rPr>
-      </w:pPr>
-      <w:r>
-        <w:rPr>
-          <w:rFonts w:ascii="Arial" w:hAnsi="Arial" w:cs="Arial"/>
-        </w:rPr>
-        <w:t xml:space="preserve">  "</w:t>
-      </w:r>
-      <w:proofErr w:type="spellStart"/>
-      <w:r>
-        <w:rPr>
-          <w:rFonts w:ascii="Arial" w:hAnsi="Arial" w:cs="Arial"/>
-        </w:rPr>
-        <w:t>max_duracion_segmento</w:t>
-      </w:r>
-      <w:proofErr w:type="spellEnd"/>
-      <w:r>
-        <w:rPr>
-          <w:rFonts w:ascii="Arial" w:hAnsi="Arial" w:cs="Arial"/>
-        </w:rPr>
-        <w:t>": 12,</w:t>
+        <w:t xml:space="preserve">  "sensibilidad_cambio_escena": 0.4,</w:t>
+      </w:r>
+    </w:p>
+    <w:p>
+      <w:pPr>
+        <w:rPr>
+          <w:rFonts w:ascii="Arial" w:hAnsi="Arial" w:cs="Arial"/>
+        </w:rPr>
+      </w:pPr>
+      <w:r>
+        <w:rPr>
+          <w:rFonts w:ascii="Arial" w:hAnsi="Arial" w:cs="Arial"/>
+        </w:rPr>
+        <w:t xml:space="preserve">  "umbral_volumen": 0.6,</w:t>
+      </w:r>
+    </w:p>
+    <w:p>
+      <w:pPr>
+        <w:rPr>
+          <w:rFonts w:ascii="Arial" w:hAnsi="Arial" w:cs="Arial"/>
+        </w:rPr>
+      </w:pPr>
+      <w:r>
+        <w:rPr>
+          <w:rFonts w:ascii="Arial" w:hAnsi="Arial" w:cs="Arial"/>
+        </w:rPr>
+        <w:t xml:space="preserve">  "min_duracion_segmento": 3,</w:t>
+      </w:r>
+    </w:p>
+    <w:p>
+      <w:pPr>
+        <w:rPr>
+          <w:rFonts w:ascii="Arial" w:hAnsi="Arial" w:cs="Arial"/>
+        </w:rPr>
+      </w:pPr>
+      <w:r>
+        <w:rPr>
+          <w:rFonts w:ascii="Arial" w:hAnsi="Arial" w:cs="Arial"/>
+        </w:rPr>
+        <w:t xml:space="preserve">  "max_duracion_segmento": 12,</w:t>
       </w:r>
     </w:p>
     <w:p>
@@ -9070,48 +7697,20 @@
         <w:rPr>
           <w:rFonts w:ascii="Arial" w:hAnsi="Arial" w:cs="Arial"/>
         </w:rPr>
-        <w:t xml:space="preserve">  "</w:t>
-      </w:r>
-      <w:proofErr w:type="spellStart"/>
-      <w:r>
-        <w:rPr>
-          <w:rFonts w:ascii="Arial" w:hAnsi="Arial" w:cs="Arial"/>
-        </w:rPr>
-        <w:t>cantidad_shorts</w:t>
-      </w:r>
-      <w:proofErr w:type="spellEnd"/>
-      <w:r>
-        <w:rPr>
-          <w:rFonts w:ascii="Arial" w:hAnsi="Arial" w:cs="Arial"/>
-        </w:rPr>
-        <w:t>": 8,</w:t>
-      </w:r>
-    </w:p>
-    <w:p>
-      <w:pPr>
-        <w:rPr>
-          <w:rFonts w:ascii="Arial" w:hAnsi="Arial" w:cs="Arial"/>
-        </w:rPr>
-      </w:pPr>
-      <w:r>
-        <w:rPr>
-          <w:rFonts w:ascii="Arial" w:hAnsi="Arial" w:cs="Arial"/>
-        </w:rPr>
-        <w:t xml:space="preserve">  "</w:t>
-      </w:r>
-      <w:proofErr w:type="spellStart"/>
-      <w:r>
-        <w:rPr>
-          <w:rFonts w:ascii="Arial" w:hAnsi="Arial" w:cs="Arial"/>
-        </w:rPr>
-        <w:t>calidad_video</w:t>
-      </w:r>
-      <w:proofErr w:type="spellEnd"/>
-      <w:r>
-        <w:rPr>
-          <w:rFonts w:ascii="Arial" w:hAnsi="Arial" w:cs="Arial"/>
-        </w:rPr>
-        <w:t>": "720p"</w:t>
+        <w:t xml:space="preserve">  "cantidad_shorts": 8,</w:t>
+      </w:r>
+    </w:p>
+    <w:p>
+      <w:pPr>
+        <w:rPr>
+          <w:rFonts w:ascii="Arial" w:hAnsi="Arial" w:cs="Arial"/>
+        </w:rPr>
+      </w:pPr>
+      <w:r>
+        <w:rPr>
+          <w:rFonts w:ascii="Arial" w:hAnsi="Arial" w:cs="Arial"/>
+        </w:rPr>
+        <w:t xml:space="preserve">  "calidad_video": "720p"</w:t>
       </w:r>
     </w:p>
     <w:p>
@@ -9141,41 +7740,21 @@
           <w:b/>
           <w:bCs/>
         </w:rPr>
-        <w:t xml:space="preserve">Para videos de </w:t>
-      </w:r>
-      <w:proofErr w:type="spellStart"/>
-      <w:r>
-        <w:rPr>
-          <w:rFonts w:ascii="Arial" w:hAnsi="Arial" w:cs="Arial"/>
-          <w:b/>
-          <w:bCs/>
-        </w:rPr>
-        <w:t>unboxing</w:t>
-      </w:r>
-      <w:proofErr w:type="spellEnd"/>
-      <w:r>
-        <w:rPr>
-          <w:rFonts w:ascii="Arial" w:hAnsi="Arial" w:cs="Arial"/>
-          <w:b/>
-          <w:bCs/>
-        </w:rPr>
-        <w:t>/productos:</w:t>
-      </w:r>
-    </w:p>
-    <w:p>
-      <w:pPr>
-        <w:rPr>
-          <w:rFonts w:ascii="Arial" w:hAnsi="Arial" w:cs="Arial"/>
-        </w:rPr>
-      </w:pPr>
-      <w:proofErr w:type="spellStart"/>
+        <w:t>Para videos de unboxing/productos:</w:t>
+      </w:r>
+    </w:p>
+    <w:p>
+      <w:pPr>
+        <w:rPr>
+          <w:rFonts w:ascii="Arial" w:hAnsi="Arial" w:cs="Arial"/>
+        </w:rPr>
+      </w:pPr>
       <w:r>
         <w:rPr>
           <w:rFonts w:ascii="Arial" w:hAnsi="Arial" w:cs="Arial"/>
         </w:rPr>
         <w:t>json</w:t>
       </w:r>
-      <w:proofErr w:type="spellEnd"/>
     </w:p>
     <w:p>
       <w:pPr>
@@ -9200,103 +7779,47 @@
         <w:rPr>
           <w:rFonts w:ascii="Arial" w:hAnsi="Arial" w:cs="Arial"/>
         </w:rPr>
+        <w:t xml:space="preserve">  "sensibilidad_cambio_escena": 0.3,</w:t>
+      </w:r>
+    </w:p>
+    <w:p>
+      <w:pPr>
+        <w:rPr>
+          <w:rFonts w:ascii="Arial" w:hAnsi="Arial" w:cs="Arial"/>
+        </w:rPr>
+      </w:pPr>
+      <w:r>
+        <w:rPr>
+          <w:rFonts w:ascii="Arial" w:hAnsi="Arial" w:cs="Arial"/>
+        </w:rPr>
+        <w:t xml:space="preserve">  "umbral_volumen": 0.5,</w:t>
+      </w:r>
+    </w:p>
+    <w:p>
+      <w:pPr>
+        <w:rPr>
+          <w:rFonts w:ascii="Arial" w:hAnsi="Arial" w:cs="Arial"/>
+        </w:rPr>
+      </w:pPr>
+      <w:r>
+        <w:rPr>
+          <w:rFonts w:ascii="Arial" w:hAnsi="Arial" w:cs="Arial"/>
+        </w:rPr>
         <w:lastRenderedPageBreak/>
-        <w:t xml:space="preserve">  "</w:t>
-      </w:r>
-      <w:proofErr w:type="spellStart"/>
-      <w:r>
-        <w:rPr>
-          <w:rFonts w:ascii="Arial" w:hAnsi="Arial" w:cs="Arial"/>
-        </w:rPr>
-        <w:t>sensibilidad_cambio_escena</w:t>
-      </w:r>
-      <w:proofErr w:type="spellEnd"/>
-      <w:r>
-        <w:rPr>
-          <w:rFonts w:ascii="Arial" w:hAnsi="Arial" w:cs="Arial"/>
-        </w:rPr>
-        <w:t>": 0.3,</w:t>
-      </w:r>
-    </w:p>
-    <w:p>
-      <w:pPr>
-        <w:rPr>
-          <w:rFonts w:ascii="Arial" w:hAnsi="Arial" w:cs="Arial"/>
-        </w:rPr>
-      </w:pPr>
-      <w:r>
-        <w:rPr>
-          <w:rFonts w:ascii="Arial" w:hAnsi="Arial" w:cs="Arial"/>
-        </w:rPr>
-        <w:t xml:space="preserve">  "</w:t>
-      </w:r>
-      <w:proofErr w:type="spellStart"/>
-      <w:r>
-        <w:rPr>
-          <w:rFonts w:ascii="Arial" w:hAnsi="Arial" w:cs="Arial"/>
-        </w:rPr>
-        <w:t>umbral_volumen</w:t>
-      </w:r>
-      <w:proofErr w:type="spellEnd"/>
-      <w:r>
-        <w:rPr>
-          <w:rFonts w:ascii="Arial" w:hAnsi="Arial" w:cs="Arial"/>
-        </w:rPr>
-        <w:t>": 0.5,</w:t>
-      </w:r>
-    </w:p>
-    <w:p>
-      <w:pPr>
-        <w:rPr>
-          <w:rFonts w:ascii="Arial" w:hAnsi="Arial" w:cs="Arial"/>
-        </w:rPr>
-      </w:pPr>
-      <w:r>
-        <w:rPr>
-          <w:rFonts w:ascii="Arial" w:hAnsi="Arial" w:cs="Arial"/>
-        </w:rPr>
-        <w:t xml:space="preserve">  "</w:t>
-      </w:r>
-      <w:proofErr w:type="spellStart"/>
-      <w:r>
-        <w:rPr>
-          <w:rFonts w:ascii="Arial" w:hAnsi="Arial" w:cs="Arial"/>
-        </w:rPr>
-        <w:t>min_duracion_segmento</w:t>
-      </w:r>
-      <w:proofErr w:type="spellEnd"/>
-      <w:r>
-        <w:rPr>
-          <w:rFonts w:ascii="Arial" w:hAnsi="Arial" w:cs="Arial"/>
-        </w:rPr>
-        <w:t>": 5,</w:t>
-      </w:r>
-    </w:p>
-    <w:p>
-      <w:pPr>
-        <w:rPr>
-          <w:rFonts w:ascii="Arial" w:hAnsi="Arial" w:cs="Arial"/>
-        </w:rPr>
-      </w:pPr>
-      <w:r>
-        <w:rPr>
-          <w:rFonts w:ascii="Arial" w:hAnsi="Arial" w:cs="Arial"/>
-        </w:rPr>
-        <w:t xml:space="preserve">  "</w:t>
-      </w:r>
-      <w:proofErr w:type="spellStart"/>
-      <w:r>
-        <w:rPr>
-          <w:rFonts w:ascii="Arial" w:hAnsi="Arial" w:cs="Arial"/>
-        </w:rPr>
-        <w:t>max_duracion_segmento</w:t>
-      </w:r>
-      <w:proofErr w:type="spellEnd"/>
-      <w:r>
-        <w:rPr>
-          <w:rFonts w:ascii="Arial" w:hAnsi="Arial" w:cs="Arial"/>
-        </w:rPr>
-        <w:t>": 15,</w:t>
+        <w:t xml:space="preserve">  "min_duracion_segmento": 5,</w:t>
+      </w:r>
+    </w:p>
+    <w:p>
+      <w:pPr>
+        <w:rPr>
+          <w:rFonts w:ascii="Arial" w:hAnsi="Arial" w:cs="Arial"/>
+        </w:rPr>
+      </w:pPr>
+      <w:r>
+        <w:rPr>
+          <w:rFonts w:ascii="Arial" w:hAnsi="Arial" w:cs="Arial"/>
+        </w:rPr>
+        <w:t xml:space="preserve">  "max_duracion_segmento": 15,</w:t>
       </w:r>
     </w:p>
     <w:p>
@@ -9322,48 +7845,20 @@
         <w:rPr>
           <w:rFonts w:ascii="Arial" w:hAnsi="Arial" w:cs="Arial"/>
         </w:rPr>
-        <w:t xml:space="preserve">  "</w:t>
-      </w:r>
-      <w:proofErr w:type="spellStart"/>
-      <w:r>
-        <w:rPr>
-          <w:rFonts w:ascii="Arial" w:hAnsi="Arial" w:cs="Arial"/>
-        </w:rPr>
-        <w:t>cantidad_shorts</w:t>
-      </w:r>
-      <w:proofErr w:type="spellEnd"/>
-      <w:r>
-        <w:rPr>
-          <w:rFonts w:ascii="Arial" w:hAnsi="Arial" w:cs="Arial"/>
-        </w:rPr>
-        <w:t>": 5,</w:t>
-      </w:r>
-    </w:p>
-    <w:p>
-      <w:pPr>
-        <w:rPr>
-          <w:rFonts w:ascii="Arial" w:hAnsi="Arial" w:cs="Arial"/>
-        </w:rPr>
-      </w:pPr>
-      <w:r>
-        <w:rPr>
-          <w:rFonts w:ascii="Arial" w:hAnsi="Arial" w:cs="Arial"/>
-        </w:rPr>
-        <w:t xml:space="preserve">  "</w:t>
-      </w:r>
-      <w:proofErr w:type="spellStart"/>
-      <w:r>
-        <w:rPr>
-          <w:rFonts w:ascii="Arial" w:hAnsi="Arial" w:cs="Arial"/>
-        </w:rPr>
-        <w:t>calidad_video</w:t>
-      </w:r>
-      <w:proofErr w:type="spellEnd"/>
-      <w:r>
-        <w:rPr>
-          <w:rFonts w:ascii="Arial" w:hAnsi="Arial" w:cs="Arial"/>
-        </w:rPr>
-        <w:t>": "1080p"</w:t>
+        <w:t xml:space="preserve">  "cantidad_shorts": 5,</w:t>
+      </w:r>
+    </w:p>
+    <w:p>
+      <w:pPr>
+        <w:rPr>
+          <w:rFonts w:ascii="Arial" w:hAnsi="Arial" w:cs="Arial"/>
+        </w:rPr>
+      </w:pPr>
+      <w:r>
+        <w:rPr>
+          <w:rFonts w:ascii="Arial" w:hAnsi="Arial" w:cs="Arial"/>
+        </w:rPr>
+        <w:t xml:space="preserve">  "calidad_video": "1080p"</w:t>
       </w:r>
     </w:p>
     <w:p>
@@ -9402,14 +7897,12 @@
           <w:rFonts w:ascii="Arial" w:hAnsi="Arial" w:cs="Arial"/>
         </w:rPr>
       </w:pPr>
-      <w:proofErr w:type="spellStart"/>
       <w:r>
         <w:rPr>
           <w:rFonts w:ascii="Arial" w:hAnsi="Arial" w:cs="Arial"/>
         </w:rPr>
         <w:t>json</w:t>
       </w:r>
-      <w:proofErr w:type="spellEnd"/>
     </w:p>
     <w:p>
       <w:pPr>
@@ -9434,102 +7927,46 @@
         <w:rPr>
           <w:rFonts w:ascii="Arial" w:hAnsi="Arial" w:cs="Arial"/>
         </w:rPr>
-        <w:t xml:space="preserve">  "</w:t>
-      </w:r>
-      <w:proofErr w:type="spellStart"/>
-      <w:r>
-        <w:rPr>
-          <w:rFonts w:ascii="Arial" w:hAnsi="Arial" w:cs="Arial"/>
-        </w:rPr>
-        <w:t>sensibilidad_cambio_escena</w:t>
-      </w:r>
-      <w:proofErr w:type="spellEnd"/>
-      <w:r>
-        <w:rPr>
-          <w:rFonts w:ascii="Arial" w:hAnsi="Arial" w:cs="Arial"/>
-        </w:rPr>
-        <w:t>": 0.4,</w:t>
-      </w:r>
-    </w:p>
-    <w:p>
-      <w:pPr>
-        <w:rPr>
-          <w:rFonts w:ascii="Arial" w:hAnsi="Arial" w:cs="Arial"/>
-        </w:rPr>
-      </w:pPr>
-      <w:r>
-        <w:rPr>
-          <w:rFonts w:ascii="Arial" w:hAnsi="Arial" w:cs="Arial"/>
-        </w:rPr>
-        <w:t xml:space="preserve">  "</w:t>
-      </w:r>
-      <w:proofErr w:type="spellStart"/>
-      <w:r>
-        <w:rPr>
-          <w:rFonts w:ascii="Arial" w:hAnsi="Arial" w:cs="Arial"/>
-        </w:rPr>
-        <w:t>umbral_volumen</w:t>
-      </w:r>
-      <w:proofErr w:type="spellEnd"/>
-      <w:r>
-        <w:rPr>
-          <w:rFonts w:ascii="Arial" w:hAnsi="Arial" w:cs="Arial"/>
-        </w:rPr>
-        <w:t>": 0.7,</w:t>
-      </w:r>
-    </w:p>
-    <w:p>
-      <w:pPr>
-        <w:rPr>
-          <w:rFonts w:ascii="Arial" w:hAnsi="Arial" w:cs="Arial"/>
-        </w:rPr>
-      </w:pPr>
-      <w:r>
-        <w:rPr>
-          <w:rFonts w:ascii="Arial" w:hAnsi="Arial" w:cs="Arial"/>
-        </w:rPr>
-        <w:t xml:space="preserve">  "</w:t>
-      </w:r>
-      <w:proofErr w:type="spellStart"/>
-      <w:r>
-        <w:rPr>
-          <w:rFonts w:ascii="Arial" w:hAnsi="Arial" w:cs="Arial"/>
-        </w:rPr>
-        <w:t>min_duracion_segmento</w:t>
-      </w:r>
-      <w:proofErr w:type="spellEnd"/>
-      <w:r>
-        <w:rPr>
-          <w:rFonts w:ascii="Arial" w:hAnsi="Arial" w:cs="Arial"/>
-        </w:rPr>
-        <w:t>": 5,</w:t>
-      </w:r>
-    </w:p>
-    <w:p>
-      <w:pPr>
-        <w:rPr>
-          <w:rFonts w:ascii="Arial" w:hAnsi="Arial" w:cs="Arial"/>
-        </w:rPr>
-      </w:pPr>
-      <w:r>
-        <w:rPr>
-          <w:rFonts w:ascii="Arial" w:hAnsi="Arial" w:cs="Arial"/>
-        </w:rPr>
-        <w:t xml:space="preserve">  "</w:t>
-      </w:r>
-      <w:proofErr w:type="spellStart"/>
-      <w:r>
-        <w:rPr>
-          <w:rFonts w:ascii="Arial" w:hAnsi="Arial" w:cs="Arial"/>
-        </w:rPr>
-        <w:t>max_duracion_segmento</w:t>
-      </w:r>
-      <w:proofErr w:type="spellEnd"/>
-      <w:r>
-        <w:rPr>
-          <w:rFonts w:ascii="Arial" w:hAnsi="Arial" w:cs="Arial"/>
-        </w:rPr>
-        <w:t>": 15,</w:t>
+        <w:t xml:space="preserve">  "sensibilidad_cambio_escena": 0.4,</w:t>
+      </w:r>
+    </w:p>
+    <w:p>
+      <w:pPr>
+        <w:rPr>
+          <w:rFonts w:ascii="Arial" w:hAnsi="Arial" w:cs="Arial"/>
+        </w:rPr>
+      </w:pPr>
+      <w:r>
+        <w:rPr>
+          <w:rFonts w:ascii="Arial" w:hAnsi="Arial" w:cs="Arial"/>
+        </w:rPr>
+        <w:t xml:space="preserve">  "umbral_volumen": 0.7,</w:t>
+      </w:r>
+    </w:p>
+    <w:p>
+      <w:pPr>
+        <w:rPr>
+          <w:rFonts w:ascii="Arial" w:hAnsi="Arial" w:cs="Arial"/>
+        </w:rPr>
+      </w:pPr>
+      <w:r>
+        <w:rPr>
+          <w:rFonts w:ascii="Arial" w:hAnsi="Arial" w:cs="Arial"/>
+        </w:rPr>
+        <w:t xml:space="preserve">  "min_duracion_segmento": 5,</w:t>
+      </w:r>
+    </w:p>
+    <w:p>
+      <w:pPr>
+        <w:rPr>
+          <w:rFonts w:ascii="Arial" w:hAnsi="Arial" w:cs="Arial"/>
+        </w:rPr>
+      </w:pPr>
+      <w:r>
+        <w:rPr>
+          <w:rFonts w:ascii="Arial" w:hAnsi="Arial" w:cs="Arial"/>
+        </w:rPr>
+        <w:t xml:space="preserve">  "max_duracion_segmento": 15,</w:t>
       </w:r>
     </w:p>
     <w:p>
@@ -9555,48 +7992,50 @@
         <w:rPr>
           <w:rFonts w:ascii="Arial" w:hAnsi="Arial" w:cs="Arial"/>
         </w:rPr>
-        <w:t xml:space="preserve">  "</w:t>
-      </w:r>
-      <w:proofErr w:type="spellStart"/>
-      <w:r>
-        <w:rPr>
-          <w:rFonts w:ascii="Arial" w:hAnsi="Arial" w:cs="Arial"/>
-        </w:rPr>
-        <w:t>cantidad_shorts</w:t>
-      </w:r>
-      <w:proofErr w:type="spellEnd"/>
-      <w:r>
-        <w:rPr>
-          <w:rFonts w:ascii="Arial" w:hAnsi="Arial" w:cs="Arial"/>
-        </w:rPr>
-        <w:t>": 5,</w:t>
-      </w:r>
-    </w:p>
-    <w:p>
-      <w:pPr>
-        <w:rPr>
-          <w:rFonts w:ascii="Arial" w:hAnsi="Arial" w:cs="Arial"/>
-        </w:rPr>
-      </w:pPr>
-      <w:r>
-        <w:rPr>
-          <w:rFonts w:ascii="Arial" w:hAnsi="Arial" w:cs="Arial"/>
-        </w:rPr>
-        <w:t xml:space="preserve">  "</w:t>
-      </w:r>
-      <w:proofErr w:type="spellStart"/>
-      <w:r>
-        <w:rPr>
-          <w:rFonts w:ascii="Arial" w:hAnsi="Arial" w:cs="Arial"/>
-        </w:rPr>
-        <w:t>calidad_video</w:t>
-      </w:r>
-      <w:proofErr w:type="spellEnd"/>
-      <w:r>
-        <w:rPr>
-          <w:rFonts w:ascii="Arial" w:hAnsi="Arial" w:cs="Arial"/>
-        </w:rPr>
-        <w:t>": "1080p"</w:t>
+        <w:t xml:space="preserve">  "cantidad_shorts": 5,</w:t>
+      </w:r>
+    </w:p>
+    <w:p>
+      <w:pPr>
+        <w:rPr>
+          <w:rFonts w:ascii="Arial" w:hAnsi="Arial" w:cs="Arial"/>
+        </w:rPr>
+      </w:pPr>
+      <w:r>
+        <w:rPr>
+          <w:rFonts w:ascii="Arial" w:hAnsi="Arial" w:cs="Arial"/>
+        </w:rPr>
+        <w:t xml:space="preserve">  "calidad_video": "1080p"</w:t>
+      </w:r>
+    </w:p>
+    <w:p>
+      <w:pPr>
+        <w:rPr>
+          <w:rFonts w:ascii="Arial" w:hAnsi="Arial" w:cs="Arial"/>
+        </w:rPr>
+      </w:pPr>
+      <w:r>
+        <w:rPr>
+          <w:rFonts w:ascii="Arial" w:hAnsi="Arial" w:cs="Arial"/>
+        </w:rPr>
+        <w:t>}</w:t>
+      </w:r>
+    </w:p>
+    <w:p>
+      <w:pPr>
+        <w:rPr>
+          <w:rFonts w:ascii="Arial" w:hAnsi="Arial" w:cs="Arial"/>
+          <w:b/>
+          <w:bCs/>
+        </w:rPr>
+      </w:pPr>
+      <w:r>
+        <w:rPr>
+          <w:rFonts w:ascii="Arial" w:hAnsi="Arial" w:cs="Arial"/>
+          <w:b/>
+          <w:bCs/>
+        </w:rPr>
+        <w:t>Para gameplays/streaming:</w:t>
       </w:r>
     </w:p>
     <w:p>
@@ -9610,6 +8049,123 @@
           <w:rFonts w:ascii="Arial" w:hAnsi="Arial" w:cs="Arial"/>
         </w:rPr>
         <w:lastRenderedPageBreak/>
+        <w:t>json</w:t>
+      </w:r>
+    </w:p>
+    <w:p>
+      <w:pPr>
+        <w:rPr>
+          <w:rFonts w:ascii="Arial" w:hAnsi="Arial" w:cs="Arial"/>
+        </w:rPr>
+      </w:pPr>
+      <w:r>
+        <w:rPr>
+          <w:rFonts w:ascii="Arial" w:hAnsi="Arial" w:cs="Arial"/>
+        </w:rPr>
+        <w:t>{</w:t>
+      </w:r>
+    </w:p>
+    <w:p>
+      <w:pPr>
+        <w:rPr>
+          <w:rFonts w:ascii="Arial" w:hAnsi="Arial" w:cs="Arial"/>
+        </w:rPr>
+      </w:pPr>
+      <w:r>
+        <w:rPr>
+          <w:rFonts w:ascii="Arial" w:hAnsi="Arial" w:cs="Arial"/>
+        </w:rPr>
+        <w:t xml:space="preserve">  "sensibilidad_cambio_escena": 0.4,</w:t>
+      </w:r>
+    </w:p>
+    <w:p>
+      <w:pPr>
+        <w:rPr>
+          <w:rFonts w:ascii="Arial" w:hAnsi="Arial" w:cs="Arial"/>
+        </w:rPr>
+      </w:pPr>
+      <w:r>
+        <w:rPr>
+          <w:rFonts w:ascii="Arial" w:hAnsi="Arial" w:cs="Arial"/>
+        </w:rPr>
+        <w:t xml:space="preserve">  "umbral_volumen": 0.6,</w:t>
+      </w:r>
+    </w:p>
+    <w:p>
+      <w:pPr>
+        <w:rPr>
+          <w:rFonts w:ascii="Arial" w:hAnsi="Arial" w:cs="Arial"/>
+        </w:rPr>
+      </w:pPr>
+      <w:r>
+        <w:rPr>
+          <w:rFonts w:ascii="Arial" w:hAnsi="Arial" w:cs="Arial"/>
+        </w:rPr>
+        <w:t xml:space="preserve">  "min_duracion_segmento": 5,</w:t>
+      </w:r>
+    </w:p>
+    <w:p>
+      <w:pPr>
+        <w:rPr>
+          <w:rFonts w:ascii="Arial" w:hAnsi="Arial" w:cs="Arial"/>
+        </w:rPr>
+      </w:pPr>
+      <w:r>
+        <w:rPr>
+          <w:rFonts w:ascii="Arial" w:hAnsi="Arial" w:cs="Arial"/>
+        </w:rPr>
+        <w:t xml:space="preserve">  "max_duracion_segmento": 20,</w:t>
+      </w:r>
+    </w:p>
+    <w:p>
+      <w:pPr>
+        <w:rPr>
+          <w:rFonts w:ascii="Arial" w:hAnsi="Arial" w:cs="Arial"/>
+        </w:rPr>
+      </w:pPr>
+      <w:r>
+        <w:rPr>
+          <w:rFonts w:ascii="Arial" w:hAnsi="Arial" w:cs="Arial"/>
+        </w:rPr>
+        <w:t xml:space="preserve">  "priorizar": "balanceado",</w:t>
+      </w:r>
+    </w:p>
+    <w:p>
+      <w:pPr>
+        <w:rPr>
+          <w:rFonts w:ascii="Arial" w:hAnsi="Arial" w:cs="Arial"/>
+        </w:rPr>
+      </w:pPr>
+      <w:r>
+        <w:rPr>
+          <w:rFonts w:ascii="Arial" w:hAnsi="Arial" w:cs="Arial"/>
+        </w:rPr>
+        <w:t xml:space="preserve">  "cantidad_shorts": 6,</w:t>
+      </w:r>
+    </w:p>
+    <w:p>
+      <w:pPr>
+        <w:rPr>
+          <w:rFonts w:ascii="Arial" w:hAnsi="Arial" w:cs="Arial"/>
+        </w:rPr>
+      </w:pPr>
+      <w:r>
+        <w:rPr>
+          <w:rFonts w:ascii="Arial" w:hAnsi="Arial" w:cs="Arial"/>
+        </w:rPr>
+        <w:t xml:space="preserve">  "calidad_video": "720p"</w:t>
+      </w:r>
+    </w:p>
+    <w:p>
+      <w:pPr>
+        <w:rPr>
+          <w:rFonts w:ascii="Arial" w:hAnsi="Arial" w:cs="Arial"/>
+        </w:rPr>
+      </w:pPr>
+      <w:r>
+        <w:rPr>
+          <w:rFonts w:ascii="Arial" w:hAnsi="Arial" w:cs="Arial"/>
+        </w:rPr>
         <w:t>}</w:t>
       </w:r>
     </w:p>
@@ -9627,59 +8183,21 @@
           <w:b/>
           <w:bCs/>
         </w:rPr>
-        <w:t xml:space="preserve">Para </w:t>
-      </w:r>
-      <w:proofErr w:type="spellStart"/>
-      <w:r>
-        <w:rPr>
-          <w:rFonts w:ascii="Arial" w:hAnsi="Arial" w:cs="Arial"/>
-          <w:b/>
-          <w:bCs/>
-        </w:rPr>
-        <w:t>gameplays</w:t>
-      </w:r>
-      <w:proofErr w:type="spellEnd"/>
-      <w:r>
-        <w:rPr>
-          <w:rFonts w:ascii="Arial" w:hAnsi="Arial" w:cs="Arial"/>
-          <w:b/>
-          <w:bCs/>
-        </w:rPr>
-        <w:t>/</w:t>
-      </w:r>
-      <w:proofErr w:type="spellStart"/>
-      <w:r>
-        <w:rPr>
-          <w:rFonts w:ascii="Arial" w:hAnsi="Arial" w:cs="Arial"/>
-          <w:b/>
-          <w:bCs/>
-        </w:rPr>
-        <w:t>streaming</w:t>
-      </w:r>
-      <w:proofErr w:type="spellEnd"/>
-      <w:r>
-        <w:rPr>
-          <w:rFonts w:ascii="Arial" w:hAnsi="Arial" w:cs="Arial"/>
-          <w:b/>
-          <w:bCs/>
-        </w:rPr>
-        <w:t>:</w:t>
-      </w:r>
-    </w:p>
-    <w:p>
-      <w:pPr>
-        <w:rPr>
-          <w:rFonts w:ascii="Arial" w:hAnsi="Arial" w:cs="Arial"/>
-        </w:rPr>
-      </w:pPr>
-      <w:proofErr w:type="spellStart"/>
+        <w:t>Para videos de mascotas:</w:t>
+      </w:r>
+    </w:p>
+    <w:p>
+      <w:pPr>
+        <w:rPr>
+          <w:rFonts w:ascii="Arial" w:hAnsi="Arial" w:cs="Arial"/>
+        </w:rPr>
+      </w:pPr>
       <w:r>
         <w:rPr>
           <w:rFonts w:ascii="Arial" w:hAnsi="Arial" w:cs="Arial"/>
         </w:rPr>
         <w:t>json</w:t>
       </w:r>
-      <w:proofErr w:type="spellEnd"/>
     </w:p>
     <w:p>
       <w:pPr>
@@ -9704,308 +8222,59 @@
         <w:rPr>
           <w:rFonts w:ascii="Arial" w:hAnsi="Arial" w:cs="Arial"/>
         </w:rPr>
-        <w:t xml:space="preserve">  "</w:t>
-      </w:r>
-      <w:proofErr w:type="spellStart"/>
-      <w:r>
-        <w:rPr>
-          <w:rFonts w:ascii="Arial" w:hAnsi="Arial" w:cs="Arial"/>
-        </w:rPr>
-        <w:t>sensibilidad_cambio_escena</w:t>
-      </w:r>
-      <w:proofErr w:type="spellEnd"/>
-      <w:r>
-        <w:rPr>
-          <w:rFonts w:ascii="Arial" w:hAnsi="Arial" w:cs="Arial"/>
-        </w:rPr>
-        <w:t>": 0.4,</w:t>
-      </w:r>
-    </w:p>
-    <w:p>
-      <w:pPr>
-        <w:rPr>
-          <w:rFonts w:ascii="Arial" w:hAnsi="Arial" w:cs="Arial"/>
-        </w:rPr>
-      </w:pPr>
-      <w:r>
-        <w:rPr>
-          <w:rFonts w:ascii="Arial" w:hAnsi="Arial" w:cs="Arial"/>
-        </w:rPr>
-        <w:t xml:space="preserve">  "</w:t>
-      </w:r>
-      <w:proofErr w:type="spellStart"/>
-      <w:r>
-        <w:rPr>
-          <w:rFonts w:ascii="Arial" w:hAnsi="Arial" w:cs="Arial"/>
-        </w:rPr>
-        <w:t>umbral_volumen</w:t>
-      </w:r>
-      <w:proofErr w:type="spellEnd"/>
-      <w:r>
-        <w:rPr>
-          <w:rFonts w:ascii="Arial" w:hAnsi="Arial" w:cs="Arial"/>
-        </w:rPr>
-        <w:t>": 0.6,</w:t>
-      </w:r>
-    </w:p>
-    <w:p>
-      <w:pPr>
-        <w:rPr>
-          <w:rFonts w:ascii="Arial" w:hAnsi="Arial" w:cs="Arial"/>
-        </w:rPr>
-      </w:pPr>
-      <w:r>
-        <w:rPr>
-          <w:rFonts w:ascii="Arial" w:hAnsi="Arial" w:cs="Arial"/>
-        </w:rPr>
-        <w:t xml:space="preserve">  "</w:t>
-      </w:r>
-      <w:proofErr w:type="spellStart"/>
-      <w:r>
-        <w:rPr>
-          <w:rFonts w:ascii="Arial" w:hAnsi="Arial" w:cs="Arial"/>
-        </w:rPr>
-        <w:t>min_duracion_segmento</w:t>
-      </w:r>
-      <w:proofErr w:type="spellEnd"/>
-      <w:r>
-        <w:rPr>
-          <w:rFonts w:ascii="Arial" w:hAnsi="Arial" w:cs="Arial"/>
-        </w:rPr>
-        <w:t>": 5,</w:t>
-      </w:r>
-    </w:p>
-    <w:p>
-      <w:pPr>
-        <w:rPr>
-          <w:rFonts w:ascii="Arial" w:hAnsi="Arial" w:cs="Arial"/>
-        </w:rPr>
-      </w:pPr>
-      <w:r>
-        <w:rPr>
-          <w:rFonts w:ascii="Arial" w:hAnsi="Arial" w:cs="Arial"/>
-        </w:rPr>
-        <w:t xml:space="preserve">  "</w:t>
-      </w:r>
-      <w:proofErr w:type="spellStart"/>
-      <w:r>
-        <w:rPr>
-          <w:rFonts w:ascii="Arial" w:hAnsi="Arial" w:cs="Arial"/>
-        </w:rPr>
-        <w:t>max_duracion_segmento</w:t>
-      </w:r>
-      <w:proofErr w:type="spellEnd"/>
-      <w:r>
-        <w:rPr>
-          <w:rFonts w:ascii="Arial" w:hAnsi="Arial" w:cs="Arial"/>
-        </w:rPr>
-        <w:t>": 20,</w:t>
-      </w:r>
-    </w:p>
-    <w:p>
-      <w:pPr>
-        <w:rPr>
-          <w:rFonts w:ascii="Arial" w:hAnsi="Arial" w:cs="Arial"/>
-        </w:rPr>
-      </w:pPr>
-      <w:r>
-        <w:rPr>
-          <w:rFonts w:ascii="Arial" w:hAnsi="Arial" w:cs="Arial"/>
-        </w:rPr>
-        <w:t xml:space="preserve">  "priorizar": "balanceado",</w:t>
-      </w:r>
-    </w:p>
-    <w:p>
-      <w:pPr>
-        <w:rPr>
-          <w:rFonts w:ascii="Arial" w:hAnsi="Arial" w:cs="Arial"/>
-        </w:rPr>
-      </w:pPr>
-      <w:r>
-        <w:rPr>
-          <w:rFonts w:ascii="Arial" w:hAnsi="Arial" w:cs="Arial"/>
-        </w:rPr>
-        <w:t xml:space="preserve">  "</w:t>
-      </w:r>
-      <w:proofErr w:type="spellStart"/>
-      <w:r>
-        <w:rPr>
-          <w:rFonts w:ascii="Arial" w:hAnsi="Arial" w:cs="Arial"/>
-        </w:rPr>
-        <w:t>cantidad_shorts</w:t>
-      </w:r>
-      <w:proofErr w:type="spellEnd"/>
-      <w:r>
-        <w:rPr>
-          <w:rFonts w:ascii="Arial" w:hAnsi="Arial" w:cs="Arial"/>
-        </w:rPr>
-        <w:t>": 6,</w:t>
-      </w:r>
-    </w:p>
-    <w:p>
-      <w:pPr>
-        <w:rPr>
-          <w:rFonts w:ascii="Arial" w:hAnsi="Arial" w:cs="Arial"/>
-        </w:rPr>
-      </w:pPr>
-      <w:r>
-        <w:rPr>
-          <w:rFonts w:ascii="Arial" w:hAnsi="Arial" w:cs="Arial"/>
-        </w:rPr>
-        <w:t xml:space="preserve">  "</w:t>
-      </w:r>
-      <w:proofErr w:type="spellStart"/>
-      <w:r>
-        <w:rPr>
-          <w:rFonts w:ascii="Arial" w:hAnsi="Arial" w:cs="Arial"/>
-        </w:rPr>
-        <w:t>calidad_video</w:t>
-      </w:r>
-      <w:proofErr w:type="spellEnd"/>
-      <w:r>
-        <w:rPr>
-          <w:rFonts w:ascii="Arial" w:hAnsi="Arial" w:cs="Arial"/>
-        </w:rPr>
-        <w:t>": "720p"</w:t>
-      </w:r>
-    </w:p>
-    <w:p>
-      <w:pPr>
-        <w:rPr>
-          <w:rFonts w:ascii="Arial" w:hAnsi="Arial" w:cs="Arial"/>
-        </w:rPr>
-      </w:pPr>
-      <w:r>
-        <w:rPr>
-          <w:rFonts w:ascii="Arial" w:hAnsi="Arial" w:cs="Arial"/>
-        </w:rPr>
-        <w:t>}</w:t>
-      </w:r>
-    </w:p>
-    <w:p>
-      <w:pPr>
-        <w:rPr>
-          <w:rFonts w:ascii="Arial" w:hAnsi="Arial" w:cs="Arial"/>
-          <w:b/>
-          <w:bCs/>
-        </w:rPr>
-      </w:pPr>
-      <w:r>
-        <w:rPr>
-          <w:rFonts w:ascii="Arial" w:hAnsi="Arial" w:cs="Arial"/>
-          <w:b/>
-          <w:bCs/>
-        </w:rPr>
-        <w:t>Para videos de mascotas:</w:t>
-      </w:r>
-    </w:p>
-    <w:p>
-      <w:pPr>
-        <w:rPr>
-          <w:rFonts w:ascii="Arial" w:hAnsi="Arial" w:cs="Arial"/>
-        </w:rPr>
-      </w:pPr>
-      <w:proofErr w:type="spellStart"/>
-      <w:r>
-        <w:rPr>
-          <w:rFonts w:ascii="Arial" w:hAnsi="Arial" w:cs="Arial"/>
-        </w:rPr>
-        <w:t>json</w:t>
-      </w:r>
-      <w:proofErr w:type="spellEnd"/>
-    </w:p>
-    <w:p>
-      <w:pPr>
-        <w:rPr>
-          <w:rFonts w:ascii="Arial" w:hAnsi="Arial" w:cs="Arial"/>
-        </w:rPr>
-      </w:pPr>
-      <w:r>
-        <w:rPr>
-          <w:rFonts w:ascii="Arial" w:hAnsi="Arial" w:cs="Arial"/>
-        </w:rPr>
-        <w:t>{</w:t>
-      </w:r>
-    </w:p>
-    <w:p>
-      <w:pPr>
-        <w:rPr>
-          <w:rFonts w:ascii="Arial" w:hAnsi="Arial" w:cs="Arial"/>
-        </w:rPr>
-      </w:pPr>
-      <w:r>
-        <w:rPr>
-          <w:rFonts w:ascii="Arial" w:hAnsi="Arial" w:cs="Arial"/>
-        </w:rPr>
-        <w:t xml:space="preserve">  "</w:t>
-      </w:r>
-      <w:proofErr w:type="spellStart"/>
-      <w:r>
-        <w:rPr>
-          <w:rFonts w:ascii="Arial" w:hAnsi="Arial" w:cs="Arial"/>
-        </w:rPr>
-        <w:t>sensibilidad_cambio_escena</w:t>
-      </w:r>
-      <w:proofErr w:type="spellEnd"/>
-      <w:r>
-        <w:rPr>
-          <w:rFonts w:ascii="Arial" w:hAnsi="Arial" w:cs="Arial"/>
-        </w:rPr>
-        <w:t>": 0.3,</w:t>
-      </w:r>
-    </w:p>
-    <w:p>
-      <w:pPr>
-        <w:rPr>
-          <w:rFonts w:ascii="Arial" w:hAnsi="Arial" w:cs="Arial"/>
-        </w:rPr>
-      </w:pPr>
-      <w:r>
-        <w:rPr>
-          <w:rFonts w:ascii="Arial" w:hAnsi="Arial" w:cs="Arial"/>
-        </w:rPr>
-        <w:t xml:space="preserve">  "</w:t>
-      </w:r>
-      <w:proofErr w:type="spellStart"/>
-      <w:r>
-        <w:rPr>
-          <w:rFonts w:ascii="Arial" w:hAnsi="Arial" w:cs="Arial"/>
-        </w:rPr>
-        <w:t>umbral_volumen</w:t>
-      </w:r>
-      <w:proofErr w:type="spellEnd"/>
-      <w:r>
-        <w:rPr>
-          <w:rFonts w:ascii="Arial" w:hAnsi="Arial" w:cs="Arial"/>
-        </w:rPr>
-        <w:t>": 0.5,</w:t>
-      </w:r>
-    </w:p>
-    <w:p>
-      <w:pPr>
-        <w:rPr>
-          <w:rFonts w:ascii="Arial" w:hAnsi="Arial" w:cs="Arial"/>
-        </w:rPr>
-      </w:pPr>
-      <w:r>
-        <w:rPr>
-          <w:rFonts w:ascii="Arial" w:hAnsi="Arial" w:cs="Arial"/>
-        </w:rPr>
-        <w:t xml:space="preserve">  "</w:t>
-      </w:r>
-      <w:proofErr w:type="spellStart"/>
-      <w:r>
-        <w:rPr>
-          <w:rFonts w:ascii="Arial" w:hAnsi="Arial" w:cs="Arial"/>
-        </w:rPr>
-        <w:t>min_duracion_segmento</w:t>
-      </w:r>
-      <w:proofErr w:type="spellEnd"/>
-      <w:r>
-        <w:rPr>
-          <w:rFonts w:ascii="Arial" w:hAnsi="Arial" w:cs="Arial"/>
-        </w:rPr>
-        <w:t>": 3,</w:t>
+        <w:t xml:space="preserve">  "sensibilidad_cambio_escena": 0.3,</w:t>
+      </w:r>
+    </w:p>
+    <w:p>
+      <w:pPr>
+        <w:rPr>
+          <w:rFonts w:ascii="Arial" w:hAnsi="Arial" w:cs="Arial"/>
+        </w:rPr>
+      </w:pPr>
+      <w:r>
+        <w:rPr>
+          <w:rFonts w:ascii="Arial" w:hAnsi="Arial" w:cs="Arial"/>
+        </w:rPr>
+        <w:t xml:space="preserve">  "umbral_volumen": 0.5,</w:t>
+      </w:r>
+    </w:p>
+    <w:p>
+      <w:pPr>
+        <w:rPr>
+          <w:rFonts w:ascii="Arial" w:hAnsi="Arial" w:cs="Arial"/>
+        </w:rPr>
+      </w:pPr>
+      <w:r>
+        <w:rPr>
+          <w:rFonts w:ascii="Arial" w:hAnsi="Arial" w:cs="Arial"/>
+        </w:rPr>
+        <w:t xml:space="preserve">  "min_duracion_segmento": 3,</w:t>
+      </w:r>
+    </w:p>
+    <w:p>
+      <w:pPr>
+        <w:rPr>
+          <w:rFonts w:ascii="Arial" w:hAnsi="Arial" w:cs="Arial"/>
+        </w:rPr>
+      </w:pPr>
+      <w:r>
+        <w:rPr>
+          <w:rFonts w:ascii="Arial" w:hAnsi="Arial" w:cs="Arial"/>
+        </w:rPr>
+        <w:t xml:space="preserve">  "max_duracion_segmento": 10,</w:t>
+      </w:r>
+    </w:p>
+    <w:p>
+      <w:pPr>
+        <w:rPr>
+          <w:rFonts w:ascii="Arial" w:hAnsi="Arial" w:cs="Arial"/>
+        </w:rPr>
+      </w:pPr>
+      <w:r>
+        <w:rPr>
+          <w:rFonts w:ascii="Arial" w:hAnsi="Arial" w:cs="Arial"/>
+        </w:rPr>
+        <w:t xml:space="preserve">  "priorizar": "video",</w:t>
       </w:r>
     </w:p>
     <w:p>
@@ -10019,88 +8288,20 @@
           <w:rFonts w:ascii="Arial" w:hAnsi="Arial" w:cs="Arial"/>
         </w:rPr>
         <w:lastRenderedPageBreak/>
-        <w:t xml:space="preserve">  "</w:t>
-      </w:r>
-      <w:proofErr w:type="spellStart"/>
-      <w:r>
-        <w:rPr>
-          <w:rFonts w:ascii="Arial" w:hAnsi="Arial" w:cs="Arial"/>
-        </w:rPr>
-        <w:t>max_duracion_segmento</w:t>
-      </w:r>
-      <w:proofErr w:type="spellEnd"/>
-      <w:r>
-        <w:rPr>
-          <w:rFonts w:ascii="Arial" w:hAnsi="Arial" w:cs="Arial"/>
-        </w:rPr>
-        <w:t>": 10,</w:t>
-      </w:r>
-    </w:p>
-    <w:p>
-      <w:pPr>
-        <w:rPr>
-          <w:rFonts w:ascii="Arial" w:hAnsi="Arial" w:cs="Arial"/>
-        </w:rPr>
-      </w:pPr>
-      <w:r>
-        <w:rPr>
-          <w:rFonts w:ascii="Arial" w:hAnsi="Arial" w:cs="Arial"/>
-        </w:rPr>
-        <w:t xml:space="preserve">  "priorizar": "video",</w:t>
-      </w:r>
-    </w:p>
-    <w:p>
-      <w:pPr>
-        <w:rPr>
-          <w:rFonts w:ascii="Arial" w:hAnsi="Arial" w:cs="Arial"/>
-        </w:rPr>
-      </w:pPr>
-      <w:r>
-        <w:rPr>
-          <w:rFonts w:ascii="Arial" w:hAnsi="Arial" w:cs="Arial"/>
-        </w:rPr>
-        <w:t xml:space="preserve">  "</w:t>
-      </w:r>
-      <w:proofErr w:type="spellStart"/>
-      <w:r>
-        <w:rPr>
-          <w:rFonts w:ascii="Arial" w:hAnsi="Arial" w:cs="Arial"/>
-        </w:rPr>
-        <w:t>cantidad_shorts</w:t>
-      </w:r>
-      <w:proofErr w:type="spellEnd"/>
-      <w:r>
-        <w:rPr>
-          <w:rFonts w:ascii="Arial" w:hAnsi="Arial" w:cs="Arial"/>
-        </w:rPr>
-        <w:t>": 5,</w:t>
-      </w:r>
-    </w:p>
-    <w:p>
-      <w:pPr>
-        <w:rPr>
-          <w:rFonts w:ascii="Arial" w:hAnsi="Arial" w:cs="Arial"/>
-        </w:rPr>
-      </w:pPr>
-      <w:r>
-        <w:rPr>
-          <w:rFonts w:ascii="Arial" w:hAnsi="Arial" w:cs="Arial"/>
-        </w:rPr>
-        <w:t xml:space="preserve">  "</w:t>
-      </w:r>
-      <w:proofErr w:type="spellStart"/>
-      <w:r>
-        <w:rPr>
-          <w:rFonts w:ascii="Arial" w:hAnsi="Arial" w:cs="Arial"/>
-        </w:rPr>
-        <w:t>calidad_video</w:t>
-      </w:r>
-      <w:proofErr w:type="spellEnd"/>
-      <w:r>
-        <w:rPr>
-          <w:rFonts w:ascii="Arial" w:hAnsi="Arial" w:cs="Arial"/>
-        </w:rPr>
-        <w:t>": "720p"</w:t>
+        <w:t xml:space="preserve">  "cantidad_shorts": 5,</w:t>
+      </w:r>
+    </w:p>
+    <w:p>
+      <w:pPr>
+        <w:rPr>
+          <w:rFonts w:ascii="Arial" w:hAnsi="Arial" w:cs="Arial"/>
+        </w:rPr>
+      </w:pPr>
+      <w:r>
+        <w:rPr>
+          <w:rFonts w:ascii="Arial" w:hAnsi="Arial" w:cs="Arial"/>
+        </w:rPr>
+        <w:t xml:space="preserve">  "calidad_video": "720p"</w:t>
       </w:r>
     </w:p>
     <w:p>
@@ -10299,6 +8500,155 @@
     </w:lvl>
   </w:abstractNum>
   <w:abstractNum w:abstractNumId="1" w15:restartNumberingAfterBreak="0">
+    <w:nsid w:val="20FA4F0E"/>
+    <w:multiLevelType w:val="multilevel"/>
+    <w:tmpl w:val="38407744"/>
+    <w:lvl w:ilvl="0">
+      <w:start w:val="1"/>
+      <w:numFmt w:val="bullet"/>
+      <w:lvlText w:val=""/>
+      <w:lvlJc w:val="left"/>
+      <w:pPr>
+        <w:tabs>
+          <w:tab w:val="num" w:pos="720"/>
+        </w:tabs>
+        <w:ind w:left="720" w:hanging="360"/>
+      </w:pPr>
+      <w:rPr>
+        <w:rFonts w:ascii="Symbol" w:hAnsi="Symbol" w:hint="default"/>
+        <w:sz w:val="20"/>
+      </w:rPr>
+    </w:lvl>
+    <w:lvl w:ilvl="1">
+      <w:start w:val="1"/>
+      <w:numFmt w:val="bullet"/>
+      <w:lvlText w:val="o"/>
+      <w:lvlJc w:val="left"/>
+      <w:pPr>
+        <w:tabs>
+          <w:tab w:val="num" w:pos="1440"/>
+        </w:tabs>
+        <w:ind w:left="1440" w:hanging="360"/>
+      </w:pPr>
+      <w:rPr>
+        <w:rFonts w:ascii="Courier New" w:hAnsi="Courier New" w:hint="default"/>
+        <w:sz w:val="20"/>
+      </w:rPr>
+    </w:lvl>
+    <w:lvl w:ilvl="2" w:tentative="1">
+      <w:start w:val="1"/>
+      <w:numFmt w:val="bullet"/>
+      <w:lvlText w:val=""/>
+      <w:lvlJc w:val="left"/>
+      <w:pPr>
+        <w:tabs>
+          <w:tab w:val="num" w:pos="2160"/>
+        </w:tabs>
+        <w:ind w:left="2160" w:hanging="360"/>
+      </w:pPr>
+      <w:rPr>
+        <w:rFonts w:ascii="Wingdings" w:hAnsi="Wingdings" w:hint="default"/>
+        <w:sz w:val="20"/>
+      </w:rPr>
+    </w:lvl>
+    <w:lvl w:ilvl="3" w:tentative="1">
+      <w:start w:val="1"/>
+      <w:numFmt w:val="bullet"/>
+      <w:lvlText w:val=""/>
+      <w:lvlJc w:val="left"/>
+      <w:pPr>
+        <w:tabs>
+          <w:tab w:val="num" w:pos="2880"/>
+        </w:tabs>
+        <w:ind w:left="2880" w:hanging="360"/>
+      </w:pPr>
+      <w:rPr>
+        <w:rFonts w:ascii="Wingdings" w:hAnsi="Wingdings" w:hint="default"/>
+        <w:sz w:val="20"/>
+      </w:rPr>
+    </w:lvl>
+    <w:lvl w:ilvl="4" w:tentative="1">
+      <w:start w:val="1"/>
+      <w:numFmt w:val="bullet"/>
+      <w:lvlText w:val=""/>
+      <w:lvlJc w:val="left"/>
+      <w:pPr>
+        <w:tabs>
+          <w:tab w:val="num" w:pos="3600"/>
+        </w:tabs>
+        <w:ind w:left="3600" w:hanging="360"/>
+      </w:pPr>
+      <w:rPr>
+        <w:rFonts w:ascii="Wingdings" w:hAnsi="Wingdings" w:hint="default"/>
+        <w:sz w:val="20"/>
+      </w:rPr>
+    </w:lvl>
+    <w:lvl w:ilvl="5" w:tentative="1">
+      <w:start w:val="1"/>
+      <w:numFmt w:val="bullet"/>
+      <w:lvlText w:val=""/>
+      <w:lvlJc w:val="left"/>
+      <w:pPr>
+        <w:tabs>
+          <w:tab w:val="num" w:pos="4320"/>
+        </w:tabs>
+        <w:ind w:left="4320" w:hanging="360"/>
+      </w:pPr>
+      <w:rPr>
+        <w:rFonts w:ascii="Wingdings" w:hAnsi="Wingdings" w:hint="default"/>
+        <w:sz w:val="20"/>
+      </w:rPr>
+    </w:lvl>
+    <w:lvl w:ilvl="6" w:tentative="1">
+      <w:start w:val="1"/>
+      <w:numFmt w:val="bullet"/>
+      <w:lvlText w:val=""/>
+      <w:lvlJc w:val="left"/>
+      <w:pPr>
+        <w:tabs>
+          <w:tab w:val="num" w:pos="5040"/>
+        </w:tabs>
+        <w:ind w:left="5040" w:hanging="360"/>
+      </w:pPr>
+      <w:rPr>
+        <w:rFonts w:ascii="Wingdings" w:hAnsi="Wingdings" w:hint="default"/>
+        <w:sz w:val="20"/>
+      </w:rPr>
+    </w:lvl>
+    <w:lvl w:ilvl="7" w:tentative="1">
+      <w:start w:val="1"/>
+      <w:numFmt w:val="bullet"/>
+      <w:lvlText w:val=""/>
+      <w:lvlJc w:val="left"/>
+      <w:pPr>
+        <w:tabs>
+          <w:tab w:val="num" w:pos="5760"/>
+        </w:tabs>
+        <w:ind w:left="5760" w:hanging="360"/>
+      </w:pPr>
+      <w:rPr>
+        <w:rFonts w:ascii="Wingdings" w:hAnsi="Wingdings" w:hint="default"/>
+        <w:sz w:val="20"/>
+      </w:rPr>
+    </w:lvl>
+    <w:lvl w:ilvl="8" w:tentative="1">
+      <w:start w:val="1"/>
+      <w:numFmt w:val="bullet"/>
+      <w:lvlText w:val=""/>
+      <w:lvlJc w:val="left"/>
+      <w:pPr>
+        <w:tabs>
+          <w:tab w:val="num" w:pos="6480"/>
+        </w:tabs>
+        <w:ind w:left="6480" w:hanging="360"/>
+      </w:pPr>
+      <w:rPr>
+        <w:rFonts w:ascii="Wingdings" w:hAnsi="Wingdings" w:hint="default"/>
+        <w:sz w:val="20"/>
+      </w:rPr>
+    </w:lvl>
+  </w:abstractNum>
+  <w:abstractNum w:abstractNumId="2" w15:restartNumberingAfterBreak="0">
     <w:nsid w:val="211D0849"/>
     <w:multiLevelType w:val="multilevel"/>
     <w:tmpl w:val="1E921080"/>
@@ -10447,7 +8797,156 @@
       </w:rPr>
     </w:lvl>
   </w:abstractNum>
-  <w:abstractNum w:abstractNumId="2" w15:restartNumberingAfterBreak="0">
+  <w:abstractNum w:abstractNumId="3" w15:restartNumberingAfterBreak="0">
+    <w:nsid w:val="2C0A4496"/>
+    <w:multiLevelType w:val="multilevel"/>
+    <w:tmpl w:val="C7B64E16"/>
+    <w:lvl w:ilvl="0">
+      <w:start w:val="1"/>
+      <w:numFmt w:val="bullet"/>
+      <w:lvlText w:val=""/>
+      <w:lvlJc w:val="left"/>
+      <w:pPr>
+        <w:tabs>
+          <w:tab w:val="num" w:pos="720"/>
+        </w:tabs>
+        <w:ind w:left="720" w:hanging="360"/>
+      </w:pPr>
+      <w:rPr>
+        <w:rFonts w:ascii="Symbol" w:hAnsi="Symbol" w:hint="default"/>
+        <w:sz w:val="20"/>
+      </w:rPr>
+    </w:lvl>
+    <w:lvl w:ilvl="1">
+      <w:start w:val="1"/>
+      <w:numFmt w:val="bullet"/>
+      <w:lvlText w:val="o"/>
+      <w:lvlJc w:val="left"/>
+      <w:pPr>
+        <w:tabs>
+          <w:tab w:val="num" w:pos="1440"/>
+        </w:tabs>
+        <w:ind w:left="1440" w:hanging="360"/>
+      </w:pPr>
+      <w:rPr>
+        <w:rFonts w:ascii="Courier New" w:hAnsi="Courier New" w:hint="default"/>
+        <w:sz w:val="20"/>
+      </w:rPr>
+    </w:lvl>
+    <w:lvl w:ilvl="2" w:tentative="1">
+      <w:start w:val="1"/>
+      <w:numFmt w:val="bullet"/>
+      <w:lvlText w:val=""/>
+      <w:lvlJc w:val="left"/>
+      <w:pPr>
+        <w:tabs>
+          <w:tab w:val="num" w:pos="2160"/>
+        </w:tabs>
+        <w:ind w:left="2160" w:hanging="360"/>
+      </w:pPr>
+      <w:rPr>
+        <w:rFonts w:ascii="Wingdings" w:hAnsi="Wingdings" w:hint="default"/>
+        <w:sz w:val="20"/>
+      </w:rPr>
+    </w:lvl>
+    <w:lvl w:ilvl="3" w:tentative="1">
+      <w:start w:val="1"/>
+      <w:numFmt w:val="bullet"/>
+      <w:lvlText w:val=""/>
+      <w:lvlJc w:val="left"/>
+      <w:pPr>
+        <w:tabs>
+          <w:tab w:val="num" w:pos="2880"/>
+        </w:tabs>
+        <w:ind w:left="2880" w:hanging="360"/>
+      </w:pPr>
+      <w:rPr>
+        <w:rFonts w:ascii="Wingdings" w:hAnsi="Wingdings" w:hint="default"/>
+        <w:sz w:val="20"/>
+      </w:rPr>
+    </w:lvl>
+    <w:lvl w:ilvl="4" w:tentative="1">
+      <w:start w:val="1"/>
+      <w:numFmt w:val="bullet"/>
+      <w:lvlText w:val=""/>
+      <w:lvlJc w:val="left"/>
+      <w:pPr>
+        <w:tabs>
+          <w:tab w:val="num" w:pos="3600"/>
+        </w:tabs>
+        <w:ind w:left="3600" w:hanging="360"/>
+      </w:pPr>
+      <w:rPr>
+        <w:rFonts w:ascii="Wingdings" w:hAnsi="Wingdings" w:hint="default"/>
+        <w:sz w:val="20"/>
+      </w:rPr>
+    </w:lvl>
+    <w:lvl w:ilvl="5" w:tentative="1">
+      <w:start w:val="1"/>
+      <w:numFmt w:val="bullet"/>
+      <w:lvlText w:val=""/>
+      <w:lvlJc w:val="left"/>
+      <w:pPr>
+        <w:tabs>
+          <w:tab w:val="num" w:pos="4320"/>
+        </w:tabs>
+        <w:ind w:left="4320" w:hanging="360"/>
+      </w:pPr>
+      <w:rPr>
+        <w:rFonts w:ascii="Wingdings" w:hAnsi="Wingdings" w:hint="default"/>
+        <w:sz w:val="20"/>
+      </w:rPr>
+    </w:lvl>
+    <w:lvl w:ilvl="6" w:tentative="1">
+      <w:start w:val="1"/>
+      <w:numFmt w:val="bullet"/>
+      <w:lvlText w:val=""/>
+      <w:lvlJc w:val="left"/>
+      <w:pPr>
+        <w:tabs>
+          <w:tab w:val="num" w:pos="5040"/>
+        </w:tabs>
+        <w:ind w:left="5040" w:hanging="360"/>
+      </w:pPr>
+      <w:rPr>
+        <w:rFonts w:ascii="Wingdings" w:hAnsi="Wingdings" w:hint="default"/>
+        <w:sz w:val="20"/>
+      </w:rPr>
+    </w:lvl>
+    <w:lvl w:ilvl="7" w:tentative="1">
+      <w:start w:val="1"/>
+      <w:numFmt w:val="bullet"/>
+      <w:lvlText w:val=""/>
+      <w:lvlJc w:val="left"/>
+      <w:pPr>
+        <w:tabs>
+          <w:tab w:val="num" w:pos="5760"/>
+        </w:tabs>
+        <w:ind w:left="5760" w:hanging="360"/>
+      </w:pPr>
+      <w:rPr>
+        <w:rFonts w:ascii="Wingdings" w:hAnsi="Wingdings" w:hint="default"/>
+        <w:sz w:val="20"/>
+      </w:rPr>
+    </w:lvl>
+    <w:lvl w:ilvl="8" w:tentative="1">
+      <w:start w:val="1"/>
+      <w:numFmt w:val="bullet"/>
+      <w:lvlText w:val=""/>
+      <w:lvlJc w:val="left"/>
+      <w:pPr>
+        <w:tabs>
+          <w:tab w:val="num" w:pos="6480"/>
+        </w:tabs>
+        <w:ind w:left="6480" w:hanging="360"/>
+      </w:pPr>
+      <w:rPr>
+        <w:rFonts w:ascii="Wingdings" w:hAnsi="Wingdings" w:hint="default"/>
+        <w:sz w:val="20"/>
+      </w:rPr>
+    </w:lvl>
+  </w:abstractNum>
+  <w:abstractNum w:abstractNumId="4" w15:restartNumberingAfterBreak="0">
     <w:nsid w:val="33382106"/>
     <w:multiLevelType w:val="multilevel"/>
     <w:tmpl w:val="479A2D04"/>
@@ -10560,7 +9059,156 @@
       </w:pPr>
     </w:lvl>
   </w:abstractNum>
-  <w:abstractNum w:abstractNumId="3" w15:restartNumberingAfterBreak="0">
+  <w:abstractNum w:abstractNumId="5" w15:restartNumberingAfterBreak="0">
+    <w:nsid w:val="40DC032F"/>
+    <w:multiLevelType w:val="multilevel"/>
+    <w:tmpl w:val="B9301FF0"/>
+    <w:lvl w:ilvl="0">
+      <w:start w:val="1"/>
+      <w:numFmt w:val="bullet"/>
+      <w:lvlText w:val=""/>
+      <w:lvlJc w:val="left"/>
+      <w:pPr>
+        <w:tabs>
+          <w:tab w:val="num" w:pos="720"/>
+        </w:tabs>
+        <w:ind w:left="720" w:hanging="360"/>
+      </w:pPr>
+      <w:rPr>
+        <w:rFonts w:ascii="Symbol" w:hAnsi="Symbol" w:hint="default"/>
+        <w:sz w:val="20"/>
+      </w:rPr>
+    </w:lvl>
+    <w:lvl w:ilvl="1">
+      <w:start w:val="1"/>
+      <w:numFmt w:val="bullet"/>
+      <w:lvlText w:val="o"/>
+      <w:lvlJc w:val="left"/>
+      <w:pPr>
+        <w:tabs>
+          <w:tab w:val="num" w:pos="1440"/>
+        </w:tabs>
+        <w:ind w:left="1440" w:hanging="360"/>
+      </w:pPr>
+      <w:rPr>
+        <w:rFonts w:ascii="Courier New" w:hAnsi="Courier New" w:hint="default"/>
+        <w:sz w:val="20"/>
+      </w:rPr>
+    </w:lvl>
+    <w:lvl w:ilvl="2" w:tentative="1">
+      <w:start w:val="1"/>
+      <w:numFmt w:val="bullet"/>
+      <w:lvlText w:val=""/>
+      <w:lvlJc w:val="left"/>
+      <w:pPr>
+        <w:tabs>
+          <w:tab w:val="num" w:pos="2160"/>
+        </w:tabs>
+        <w:ind w:left="2160" w:hanging="360"/>
+      </w:pPr>
+      <w:rPr>
+        <w:rFonts w:ascii="Wingdings" w:hAnsi="Wingdings" w:hint="default"/>
+        <w:sz w:val="20"/>
+      </w:rPr>
+    </w:lvl>
+    <w:lvl w:ilvl="3" w:tentative="1">
+      <w:start w:val="1"/>
+      <w:numFmt w:val="bullet"/>
+      <w:lvlText w:val=""/>
+      <w:lvlJc w:val="left"/>
+      <w:pPr>
+        <w:tabs>
+          <w:tab w:val="num" w:pos="2880"/>
+        </w:tabs>
+        <w:ind w:left="2880" w:hanging="360"/>
+      </w:pPr>
+      <w:rPr>
+        <w:rFonts w:ascii="Wingdings" w:hAnsi="Wingdings" w:hint="default"/>
+        <w:sz w:val="20"/>
+      </w:rPr>
+    </w:lvl>
+    <w:lvl w:ilvl="4" w:tentative="1">
+      <w:start w:val="1"/>
+      <w:numFmt w:val="bullet"/>
+      <w:lvlText w:val=""/>
+      <w:lvlJc w:val="left"/>
+      <w:pPr>
+        <w:tabs>
+          <w:tab w:val="num" w:pos="3600"/>
+        </w:tabs>
+        <w:ind w:left="3600" w:hanging="360"/>
+      </w:pPr>
+      <w:rPr>
+        <w:rFonts w:ascii="Wingdings" w:hAnsi="Wingdings" w:hint="default"/>
+        <w:sz w:val="20"/>
+      </w:rPr>
+    </w:lvl>
+    <w:lvl w:ilvl="5" w:tentative="1">
+      <w:start w:val="1"/>
+      <w:numFmt w:val="bullet"/>
+      <w:lvlText w:val=""/>
+      <w:lvlJc w:val="left"/>
+      <w:pPr>
+        <w:tabs>
+          <w:tab w:val="num" w:pos="4320"/>
+        </w:tabs>
+        <w:ind w:left="4320" w:hanging="360"/>
+      </w:pPr>
+      <w:rPr>
+        <w:rFonts w:ascii="Wingdings" w:hAnsi="Wingdings" w:hint="default"/>
+        <w:sz w:val="20"/>
+      </w:rPr>
+    </w:lvl>
+    <w:lvl w:ilvl="6" w:tentative="1">
+      <w:start w:val="1"/>
+      <w:numFmt w:val="bullet"/>
+      <w:lvlText w:val=""/>
+      <w:lvlJc w:val="left"/>
+      <w:pPr>
+        <w:tabs>
+          <w:tab w:val="num" w:pos="5040"/>
+        </w:tabs>
+        <w:ind w:left="5040" w:hanging="360"/>
+      </w:pPr>
+      <w:rPr>
+        <w:rFonts w:ascii="Wingdings" w:hAnsi="Wingdings" w:hint="default"/>
+        <w:sz w:val="20"/>
+      </w:rPr>
+    </w:lvl>
+    <w:lvl w:ilvl="7" w:tentative="1">
+      <w:start w:val="1"/>
+      <w:numFmt w:val="bullet"/>
+      <w:lvlText w:val=""/>
+      <w:lvlJc w:val="left"/>
+      <w:pPr>
+        <w:tabs>
+          <w:tab w:val="num" w:pos="5760"/>
+        </w:tabs>
+        <w:ind w:left="5760" w:hanging="360"/>
+      </w:pPr>
+      <w:rPr>
+        <w:rFonts w:ascii="Wingdings" w:hAnsi="Wingdings" w:hint="default"/>
+        <w:sz w:val="20"/>
+      </w:rPr>
+    </w:lvl>
+    <w:lvl w:ilvl="8" w:tentative="1">
+      <w:start w:val="1"/>
+      <w:numFmt w:val="bullet"/>
+      <w:lvlText w:val=""/>
+      <w:lvlJc w:val="left"/>
+      <w:pPr>
+        <w:tabs>
+          <w:tab w:val="num" w:pos="6480"/>
+        </w:tabs>
+        <w:ind w:left="6480" w:hanging="360"/>
+      </w:pPr>
+      <w:rPr>
+        <w:rFonts w:ascii="Wingdings" w:hAnsi="Wingdings" w:hint="default"/>
+        <w:sz w:val="20"/>
+      </w:rPr>
+    </w:lvl>
+  </w:abstractNum>
+  <w:abstractNum w:abstractNumId="6" w15:restartNumberingAfterBreak="0">
     <w:nsid w:val="413C6FC0"/>
     <w:multiLevelType w:val="multilevel"/>
     <w:tmpl w:val="BB38C710"/>
@@ -10677,7 +9325,454 @@
       </w:pPr>
     </w:lvl>
   </w:abstractNum>
-  <w:abstractNum w:abstractNumId="4" w15:restartNumberingAfterBreak="0">
+  <w:abstractNum w:abstractNumId="7" w15:restartNumberingAfterBreak="0">
+    <w:nsid w:val="4681168D"/>
+    <w:multiLevelType w:val="multilevel"/>
+    <w:tmpl w:val="B28655A2"/>
+    <w:lvl w:ilvl="0">
+      <w:start w:val="1"/>
+      <w:numFmt w:val="bullet"/>
+      <w:lvlText w:val=""/>
+      <w:lvlJc w:val="left"/>
+      <w:pPr>
+        <w:tabs>
+          <w:tab w:val="num" w:pos="720"/>
+        </w:tabs>
+        <w:ind w:left="720" w:hanging="360"/>
+      </w:pPr>
+      <w:rPr>
+        <w:rFonts w:ascii="Symbol" w:hAnsi="Symbol" w:hint="default"/>
+        <w:sz w:val="20"/>
+      </w:rPr>
+    </w:lvl>
+    <w:lvl w:ilvl="1">
+      <w:start w:val="1"/>
+      <w:numFmt w:val="bullet"/>
+      <w:lvlText w:val="o"/>
+      <w:lvlJc w:val="left"/>
+      <w:pPr>
+        <w:tabs>
+          <w:tab w:val="num" w:pos="1440"/>
+        </w:tabs>
+        <w:ind w:left="1440" w:hanging="360"/>
+      </w:pPr>
+      <w:rPr>
+        <w:rFonts w:ascii="Courier New" w:hAnsi="Courier New" w:hint="default"/>
+        <w:sz w:val="20"/>
+      </w:rPr>
+    </w:lvl>
+    <w:lvl w:ilvl="2" w:tentative="1">
+      <w:start w:val="1"/>
+      <w:numFmt w:val="bullet"/>
+      <w:lvlText w:val=""/>
+      <w:lvlJc w:val="left"/>
+      <w:pPr>
+        <w:tabs>
+          <w:tab w:val="num" w:pos="2160"/>
+        </w:tabs>
+        <w:ind w:left="2160" w:hanging="360"/>
+      </w:pPr>
+      <w:rPr>
+        <w:rFonts w:ascii="Wingdings" w:hAnsi="Wingdings" w:hint="default"/>
+        <w:sz w:val="20"/>
+      </w:rPr>
+    </w:lvl>
+    <w:lvl w:ilvl="3" w:tentative="1">
+      <w:start w:val="1"/>
+      <w:numFmt w:val="bullet"/>
+      <w:lvlText w:val=""/>
+      <w:lvlJc w:val="left"/>
+      <w:pPr>
+        <w:tabs>
+          <w:tab w:val="num" w:pos="2880"/>
+        </w:tabs>
+        <w:ind w:left="2880" w:hanging="360"/>
+      </w:pPr>
+      <w:rPr>
+        <w:rFonts w:ascii="Wingdings" w:hAnsi="Wingdings" w:hint="default"/>
+        <w:sz w:val="20"/>
+      </w:rPr>
+    </w:lvl>
+    <w:lvl w:ilvl="4" w:tentative="1">
+      <w:start w:val="1"/>
+      <w:numFmt w:val="bullet"/>
+      <w:lvlText w:val=""/>
+      <w:lvlJc w:val="left"/>
+      <w:pPr>
+        <w:tabs>
+          <w:tab w:val="num" w:pos="3600"/>
+        </w:tabs>
+        <w:ind w:left="3600" w:hanging="360"/>
+      </w:pPr>
+      <w:rPr>
+        <w:rFonts w:ascii="Wingdings" w:hAnsi="Wingdings" w:hint="default"/>
+        <w:sz w:val="20"/>
+      </w:rPr>
+    </w:lvl>
+    <w:lvl w:ilvl="5" w:tentative="1">
+      <w:start w:val="1"/>
+      <w:numFmt w:val="bullet"/>
+      <w:lvlText w:val=""/>
+      <w:lvlJc w:val="left"/>
+      <w:pPr>
+        <w:tabs>
+          <w:tab w:val="num" w:pos="4320"/>
+        </w:tabs>
+        <w:ind w:left="4320" w:hanging="360"/>
+      </w:pPr>
+      <w:rPr>
+        <w:rFonts w:ascii="Wingdings" w:hAnsi="Wingdings" w:hint="default"/>
+        <w:sz w:val="20"/>
+      </w:rPr>
+    </w:lvl>
+    <w:lvl w:ilvl="6" w:tentative="1">
+      <w:start w:val="1"/>
+      <w:numFmt w:val="bullet"/>
+      <w:lvlText w:val=""/>
+      <w:lvlJc w:val="left"/>
+      <w:pPr>
+        <w:tabs>
+          <w:tab w:val="num" w:pos="5040"/>
+        </w:tabs>
+        <w:ind w:left="5040" w:hanging="360"/>
+      </w:pPr>
+      <w:rPr>
+        <w:rFonts w:ascii="Wingdings" w:hAnsi="Wingdings" w:hint="default"/>
+        <w:sz w:val="20"/>
+      </w:rPr>
+    </w:lvl>
+    <w:lvl w:ilvl="7" w:tentative="1">
+      <w:start w:val="1"/>
+      <w:numFmt w:val="bullet"/>
+      <w:lvlText w:val=""/>
+      <w:lvlJc w:val="left"/>
+      <w:pPr>
+        <w:tabs>
+          <w:tab w:val="num" w:pos="5760"/>
+        </w:tabs>
+        <w:ind w:left="5760" w:hanging="360"/>
+      </w:pPr>
+      <w:rPr>
+        <w:rFonts w:ascii="Wingdings" w:hAnsi="Wingdings" w:hint="default"/>
+        <w:sz w:val="20"/>
+      </w:rPr>
+    </w:lvl>
+    <w:lvl w:ilvl="8" w:tentative="1">
+      <w:start w:val="1"/>
+      <w:numFmt w:val="bullet"/>
+      <w:lvlText w:val=""/>
+      <w:lvlJc w:val="left"/>
+      <w:pPr>
+        <w:tabs>
+          <w:tab w:val="num" w:pos="6480"/>
+        </w:tabs>
+        <w:ind w:left="6480" w:hanging="360"/>
+      </w:pPr>
+      <w:rPr>
+        <w:rFonts w:ascii="Wingdings" w:hAnsi="Wingdings" w:hint="default"/>
+        <w:sz w:val="20"/>
+      </w:rPr>
+    </w:lvl>
+  </w:abstractNum>
+  <w:abstractNum w:abstractNumId="8" w15:restartNumberingAfterBreak="0">
+    <w:nsid w:val="48AA5951"/>
+    <w:multiLevelType w:val="multilevel"/>
+    <w:tmpl w:val="85AEC3F8"/>
+    <w:lvl w:ilvl="0">
+      <w:start w:val="1"/>
+      <w:numFmt w:val="bullet"/>
+      <w:lvlText w:val=""/>
+      <w:lvlJc w:val="left"/>
+      <w:pPr>
+        <w:tabs>
+          <w:tab w:val="num" w:pos="720"/>
+        </w:tabs>
+        <w:ind w:left="720" w:hanging="360"/>
+      </w:pPr>
+      <w:rPr>
+        <w:rFonts w:ascii="Symbol" w:hAnsi="Symbol" w:hint="default"/>
+        <w:sz w:val="20"/>
+      </w:rPr>
+    </w:lvl>
+    <w:lvl w:ilvl="1">
+      <w:start w:val="1"/>
+      <w:numFmt w:val="bullet"/>
+      <w:lvlText w:val="o"/>
+      <w:lvlJc w:val="left"/>
+      <w:pPr>
+        <w:tabs>
+          <w:tab w:val="num" w:pos="1440"/>
+        </w:tabs>
+        <w:ind w:left="1440" w:hanging="360"/>
+      </w:pPr>
+      <w:rPr>
+        <w:rFonts w:ascii="Courier New" w:hAnsi="Courier New" w:hint="default"/>
+        <w:sz w:val="20"/>
+      </w:rPr>
+    </w:lvl>
+    <w:lvl w:ilvl="2" w:tentative="1">
+      <w:start w:val="1"/>
+      <w:numFmt w:val="bullet"/>
+      <w:lvlText w:val=""/>
+      <w:lvlJc w:val="left"/>
+      <w:pPr>
+        <w:tabs>
+          <w:tab w:val="num" w:pos="2160"/>
+        </w:tabs>
+        <w:ind w:left="2160" w:hanging="360"/>
+      </w:pPr>
+      <w:rPr>
+        <w:rFonts w:ascii="Wingdings" w:hAnsi="Wingdings" w:hint="default"/>
+        <w:sz w:val="20"/>
+      </w:rPr>
+    </w:lvl>
+    <w:lvl w:ilvl="3" w:tentative="1">
+      <w:start w:val="1"/>
+      <w:numFmt w:val="bullet"/>
+      <w:lvlText w:val=""/>
+      <w:lvlJc w:val="left"/>
+      <w:pPr>
+        <w:tabs>
+          <w:tab w:val="num" w:pos="2880"/>
+        </w:tabs>
+        <w:ind w:left="2880" w:hanging="360"/>
+      </w:pPr>
+      <w:rPr>
+        <w:rFonts w:ascii="Wingdings" w:hAnsi="Wingdings" w:hint="default"/>
+        <w:sz w:val="20"/>
+      </w:rPr>
+    </w:lvl>
+    <w:lvl w:ilvl="4" w:tentative="1">
+      <w:start w:val="1"/>
+      <w:numFmt w:val="bullet"/>
+      <w:lvlText w:val=""/>
+      <w:lvlJc w:val="left"/>
+      <w:pPr>
+        <w:tabs>
+          <w:tab w:val="num" w:pos="3600"/>
+        </w:tabs>
+        <w:ind w:left="3600" w:hanging="360"/>
+      </w:pPr>
+      <w:rPr>
+        <w:rFonts w:ascii="Wingdings" w:hAnsi="Wingdings" w:hint="default"/>
+        <w:sz w:val="20"/>
+      </w:rPr>
+    </w:lvl>
+    <w:lvl w:ilvl="5" w:tentative="1">
+      <w:start w:val="1"/>
+      <w:numFmt w:val="bullet"/>
+      <w:lvlText w:val=""/>
+      <w:lvlJc w:val="left"/>
+      <w:pPr>
+        <w:tabs>
+          <w:tab w:val="num" w:pos="4320"/>
+        </w:tabs>
+        <w:ind w:left="4320" w:hanging="360"/>
+      </w:pPr>
+      <w:rPr>
+        <w:rFonts w:ascii="Wingdings" w:hAnsi="Wingdings" w:hint="default"/>
+        <w:sz w:val="20"/>
+      </w:rPr>
+    </w:lvl>
+    <w:lvl w:ilvl="6" w:tentative="1">
+      <w:start w:val="1"/>
+      <w:numFmt w:val="bullet"/>
+      <w:lvlText w:val=""/>
+      <w:lvlJc w:val="left"/>
+      <w:pPr>
+        <w:tabs>
+          <w:tab w:val="num" w:pos="5040"/>
+        </w:tabs>
+        <w:ind w:left="5040" w:hanging="360"/>
+      </w:pPr>
+      <w:rPr>
+        <w:rFonts w:ascii="Wingdings" w:hAnsi="Wingdings" w:hint="default"/>
+        <w:sz w:val="20"/>
+      </w:rPr>
+    </w:lvl>
+    <w:lvl w:ilvl="7" w:tentative="1">
+      <w:start w:val="1"/>
+      <w:numFmt w:val="bullet"/>
+      <w:lvlText w:val=""/>
+      <w:lvlJc w:val="left"/>
+      <w:pPr>
+        <w:tabs>
+          <w:tab w:val="num" w:pos="5760"/>
+        </w:tabs>
+        <w:ind w:left="5760" w:hanging="360"/>
+      </w:pPr>
+      <w:rPr>
+        <w:rFonts w:ascii="Wingdings" w:hAnsi="Wingdings" w:hint="default"/>
+        <w:sz w:val="20"/>
+      </w:rPr>
+    </w:lvl>
+    <w:lvl w:ilvl="8" w:tentative="1">
+      <w:start w:val="1"/>
+      <w:numFmt w:val="bullet"/>
+      <w:lvlText w:val=""/>
+      <w:lvlJc w:val="left"/>
+      <w:pPr>
+        <w:tabs>
+          <w:tab w:val="num" w:pos="6480"/>
+        </w:tabs>
+        <w:ind w:left="6480" w:hanging="360"/>
+      </w:pPr>
+      <w:rPr>
+        <w:rFonts w:ascii="Wingdings" w:hAnsi="Wingdings" w:hint="default"/>
+        <w:sz w:val="20"/>
+      </w:rPr>
+    </w:lvl>
+  </w:abstractNum>
+  <w:abstractNum w:abstractNumId="9" w15:restartNumberingAfterBreak="0">
+    <w:nsid w:val="4C6F7C40"/>
+    <w:multiLevelType w:val="multilevel"/>
+    <w:tmpl w:val="D02CB7F8"/>
+    <w:lvl w:ilvl="0">
+      <w:start w:val="1"/>
+      <w:numFmt w:val="bullet"/>
+      <w:lvlText w:val=""/>
+      <w:lvlJc w:val="left"/>
+      <w:pPr>
+        <w:tabs>
+          <w:tab w:val="num" w:pos="720"/>
+        </w:tabs>
+        <w:ind w:left="720" w:hanging="360"/>
+      </w:pPr>
+      <w:rPr>
+        <w:rFonts w:ascii="Symbol" w:hAnsi="Symbol" w:hint="default"/>
+        <w:sz w:val="20"/>
+      </w:rPr>
+    </w:lvl>
+    <w:lvl w:ilvl="1">
+      <w:start w:val="1"/>
+      <w:numFmt w:val="bullet"/>
+      <w:lvlText w:val="o"/>
+      <w:lvlJc w:val="left"/>
+      <w:pPr>
+        <w:tabs>
+          <w:tab w:val="num" w:pos="1440"/>
+        </w:tabs>
+        <w:ind w:left="1440" w:hanging="360"/>
+      </w:pPr>
+      <w:rPr>
+        <w:rFonts w:ascii="Courier New" w:hAnsi="Courier New" w:hint="default"/>
+        <w:sz w:val="20"/>
+      </w:rPr>
+    </w:lvl>
+    <w:lvl w:ilvl="2" w:tentative="1">
+      <w:start w:val="1"/>
+      <w:numFmt w:val="bullet"/>
+      <w:lvlText w:val=""/>
+      <w:lvlJc w:val="left"/>
+      <w:pPr>
+        <w:tabs>
+          <w:tab w:val="num" w:pos="2160"/>
+        </w:tabs>
+        <w:ind w:left="2160" w:hanging="360"/>
+      </w:pPr>
+      <w:rPr>
+        <w:rFonts w:ascii="Wingdings" w:hAnsi="Wingdings" w:hint="default"/>
+        <w:sz w:val="20"/>
+      </w:rPr>
+    </w:lvl>
+    <w:lvl w:ilvl="3" w:tentative="1">
+      <w:start w:val="1"/>
+      <w:numFmt w:val="bullet"/>
+      <w:lvlText w:val=""/>
+      <w:lvlJc w:val="left"/>
+      <w:pPr>
+        <w:tabs>
+          <w:tab w:val="num" w:pos="2880"/>
+        </w:tabs>
+        <w:ind w:left="2880" w:hanging="360"/>
+      </w:pPr>
+      <w:rPr>
+        <w:rFonts w:ascii="Wingdings" w:hAnsi="Wingdings" w:hint="default"/>
+        <w:sz w:val="20"/>
+      </w:rPr>
+    </w:lvl>
+    <w:lvl w:ilvl="4" w:tentative="1">
+      <w:start w:val="1"/>
+      <w:numFmt w:val="bullet"/>
+      <w:lvlText w:val=""/>
+      <w:lvlJc w:val="left"/>
+      <w:pPr>
+        <w:tabs>
+          <w:tab w:val="num" w:pos="3600"/>
+        </w:tabs>
+        <w:ind w:left="3600" w:hanging="360"/>
+      </w:pPr>
+      <w:rPr>
+        <w:rFonts w:ascii="Wingdings" w:hAnsi="Wingdings" w:hint="default"/>
+        <w:sz w:val="20"/>
+      </w:rPr>
+    </w:lvl>
+    <w:lvl w:ilvl="5" w:tentative="1">
+      <w:start w:val="1"/>
+      <w:numFmt w:val="bullet"/>
+      <w:lvlText w:val=""/>
+      <w:lvlJc w:val="left"/>
+      <w:pPr>
+        <w:tabs>
+          <w:tab w:val="num" w:pos="4320"/>
+        </w:tabs>
+        <w:ind w:left="4320" w:hanging="360"/>
+      </w:pPr>
+      <w:rPr>
+        <w:rFonts w:ascii="Wingdings" w:hAnsi="Wingdings" w:hint="default"/>
+        <w:sz w:val="20"/>
+      </w:rPr>
+    </w:lvl>
+    <w:lvl w:ilvl="6" w:tentative="1">
+      <w:start w:val="1"/>
+      <w:numFmt w:val="bullet"/>
+      <w:lvlText w:val=""/>
+      <w:lvlJc w:val="left"/>
+      <w:pPr>
+        <w:tabs>
+          <w:tab w:val="num" w:pos="5040"/>
+        </w:tabs>
+        <w:ind w:left="5040" w:hanging="360"/>
+      </w:pPr>
+      <w:rPr>
+        <w:rFonts w:ascii="Wingdings" w:hAnsi="Wingdings" w:hint="default"/>
+        <w:sz w:val="20"/>
+      </w:rPr>
+    </w:lvl>
+    <w:lvl w:ilvl="7" w:tentative="1">
+      <w:start w:val="1"/>
+      <w:numFmt w:val="bullet"/>
+      <w:lvlText w:val=""/>
+      <w:lvlJc w:val="left"/>
+      <w:pPr>
+        <w:tabs>
+          <w:tab w:val="num" w:pos="5760"/>
+        </w:tabs>
+        <w:ind w:left="5760" w:hanging="360"/>
+      </w:pPr>
+      <w:rPr>
+        <w:rFonts w:ascii="Wingdings" w:hAnsi="Wingdings" w:hint="default"/>
+        <w:sz w:val="20"/>
+      </w:rPr>
+    </w:lvl>
+    <w:lvl w:ilvl="8" w:tentative="1">
+      <w:start w:val="1"/>
+      <w:numFmt w:val="bullet"/>
+      <w:lvlText w:val=""/>
+      <w:lvlJc w:val="left"/>
+      <w:pPr>
+        <w:tabs>
+          <w:tab w:val="num" w:pos="6480"/>
+        </w:tabs>
+        <w:ind w:left="6480" w:hanging="360"/>
+      </w:pPr>
+      <w:rPr>
+        <w:rFonts w:ascii="Wingdings" w:hAnsi="Wingdings" w:hint="default"/>
+        <w:sz w:val="20"/>
+      </w:rPr>
+    </w:lvl>
+  </w:abstractNum>
+  <w:abstractNum w:abstractNumId="10" w15:restartNumberingAfterBreak="0">
     <w:nsid w:val="4F9377C2"/>
     <w:multiLevelType w:val="multilevel"/>
     <w:tmpl w:val="3AECCF4A"/>
@@ -10826,7 +9921,7 @@
       </w:rPr>
     </w:lvl>
   </w:abstractNum>
-  <w:abstractNum w:abstractNumId="5" w15:restartNumberingAfterBreak="0">
+  <w:abstractNum w:abstractNumId="11" w15:restartNumberingAfterBreak="0">
     <w:nsid w:val="5CE44DE8"/>
     <w:multiLevelType w:val="multilevel"/>
     <w:tmpl w:val="21D8D88E"/>
@@ -10975,7 +10070,156 @@
       </w:rPr>
     </w:lvl>
   </w:abstractNum>
-  <w:abstractNum w:abstractNumId="6" w15:restartNumberingAfterBreak="0">
+  <w:abstractNum w:abstractNumId="12" w15:restartNumberingAfterBreak="0">
+    <w:nsid w:val="64887DB8"/>
+    <w:multiLevelType w:val="multilevel"/>
+    <w:tmpl w:val="8B0E1D5C"/>
+    <w:lvl w:ilvl="0">
+      <w:start w:val="1"/>
+      <w:numFmt w:val="bullet"/>
+      <w:lvlText w:val=""/>
+      <w:lvlJc w:val="left"/>
+      <w:pPr>
+        <w:tabs>
+          <w:tab w:val="num" w:pos="720"/>
+        </w:tabs>
+        <w:ind w:left="720" w:hanging="360"/>
+      </w:pPr>
+      <w:rPr>
+        <w:rFonts w:ascii="Symbol" w:hAnsi="Symbol" w:hint="default"/>
+        <w:sz w:val="20"/>
+      </w:rPr>
+    </w:lvl>
+    <w:lvl w:ilvl="1" w:tentative="1">
+      <w:start w:val="1"/>
+      <w:numFmt w:val="bullet"/>
+      <w:lvlText w:val="o"/>
+      <w:lvlJc w:val="left"/>
+      <w:pPr>
+        <w:tabs>
+          <w:tab w:val="num" w:pos="1440"/>
+        </w:tabs>
+        <w:ind w:left="1440" w:hanging="360"/>
+      </w:pPr>
+      <w:rPr>
+        <w:rFonts w:ascii="Courier New" w:hAnsi="Courier New" w:hint="default"/>
+        <w:sz w:val="20"/>
+      </w:rPr>
+    </w:lvl>
+    <w:lvl w:ilvl="2" w:tentative="1">
+      <w:start w:val="1"/>
+      <w:numFmt w:val="bullet"/>
+      <w:lvlText w:val=""/>
+      <w:lvlJc w:val="left"/>
+      <w:pPr>
+        <w:tabs>
+          <w:tab w:val="num" w:pos="2160"/>
+        </w:tabs>
+        <w:ind w:left="2160" w:hanging="360"/>
+      </w:pPr>
+      <w:rPr>
+        <w:rFonts w:ascii="Wingdings" w:hAnsi="Wingdings" w:hint="default"/>
+        <w:sz w:val="20"/>
+      </w:rPr>
+    </w:lvl>
+    <w:lvl w:ilvl="3" w:tentative="1">
+      <w:start w:val="1"/>
+      <w:numFmt w:val="bullet"/>
+      <w:lvlText w:val=""/>
+      <w:lvlJc w:val="left"/>
+      <w:pPr>
+        <w:tabs>
+          <w:tab w:val="num" w:pos="2880"/>
+        </w:tabs>
+        <w:ind w:left="2880" w:hanging="360"/>
+      </w:pPr>
+      <w:rPr>
+        <w:rFonts w:ascii="Wingdings" w:hAnsi="Wingdings" w:hint="default"/>
+        <w:sz w:val="20"/>
+      </w:rPr>
+    </w:lvl>
+    <w:lvl w:ilvl="4" w:tentative="1">
+      <w:start w:val="1"/>
+      <w:numFmt w:val="bullet"/>
+      <w:lvlText w:val=""/>
+      <w:lvlJc w:val="left"/>
+      <w:pPr>
+        <w:tabs>
+          <w:tab w:val="num" w:pos="3600"/>
+        </w:tabs>
+        <w:ind w:left="3600" w:hanging="360"/>
+      </w:pPr>
+      <w:rPr>
+        <w:rFonts w:ascii="Wingdings" w:hAnsi="Wingdings" w:hint="default"/>
+        <w:sz w:val="20"/>
+      </w:rPr>
+    </w:lvl>
+    <w:lvl w:ilvl="5" w:tentative="1">
+      <w:start w:val="1"/>
+      <w:numFmt w:val="bullet"/>
+      <w:lvlText w:val=""/>
+      <w:lvlJc w:val="left"/>
+      <w:pPr>
+        <w:tabs>
+          <w:tab w:val="num" w:pos="4320"/>
+        </w:tabs>
+        <w:ind w:left="4320" w:hanging="360"/>
+      </w:pPr>
+      <w:rPr>
+        <w:rFonts w:ascii="Wingdings" w:hAnsi="Wingdings" w:hint="default"/>
+        <w:sz w:val="20"/>
+      </w:rPr>
+    </w:lvl>
+    <w:lvl w:ilvl="6" w:tentative="1">
+      <w:start w:val="1"/>
+      <w:numFmt w:val="bullet"/>
+      <w:lvlText w:val=""/>
+      <w:lvlJc w:val="left"/>
+      <w:pPr>
+        <w:tabs>
+          <w:tab w:val="num" w:pos="5040"/>
+        </w:tabs>
+        <w:ind w:left="5040" w:hanging="360"/>
+      </w:pPr>
+      <w:rPr>
+        <w:rFonts w:ascii="Wingdings" w:hAnsi="Wingdings" w:hint="default"/>
+        <w:sz w:val="20"/>
+      </w:rPr>
+    </w:lvl>
+    <w:lvl w:ilvl="7" w:tentative="1">
+      <w:start w:val="1"/>
+      <w:numFmt w:val="bullet"/>
+      <w:lvlText w:val=""/>
+      <w:lvlJc w:val="left"/>
+      <w:pPr>
+        <w:tabs>
+          <w:tab w:val="num" w:pos="5760"/>
+        </w:tabs>
+        <w:ind w:left="5760" w:hanging="360"/>
+      </w:pPr>
+      <w:rPr>
+        <w:rFonts w:ascii="Wingdings" w:hAnsi="Wingdings" w:hint="default"/>
+        <w:sz w:val="20"/>
+      </w:rPr>
+    </w:lvl>
+    <w:lvl w:ilvl="8" w:tentative="1">
+      <w:start w:val="1"/>
+      <w:numFmt w:val="bullet"/>
+      <w:lvlText w:val=""/>
+      <w:lvlJc w:val="left"/>
+      <w:pPr>
+        <w:tabs>
+          <w:tab w:val="num" w:pos="6480"/>
+        </w:tabs>
+        <w:ind w:left="6480" w:hanging="360"/>
+      </w:pPr>
+      <w:rPr>
+        <w:rFonts w:ascii="Wingdings" w:hAnsi="Wingdings" w:hint="default"/>
+        <w:sz w:val="20"/>
+      </w:rPr>
+    </w:lvl>
+  </w:abstractNum>
+  <w:abstractNum w:abstractNumId="13" w15:restartNumberingAfterBreak="0">
     <w:nsid w:val="67FE4738"/>
     <w:multiLevelType w:val="multilevel"/>
     <w:tmpl w:val="05C0CFCA"/>
@@ -11124,26 +10368,199 @@
       </w:rPr>
     </w:lvl>
   </w:abstractNum>
+  <w:abstractNum w:abstractNumId="14" w15:restartNumberingAfterBreak="0">
+    <w:nsid w:val="728D4E8F"/>
+    <w:multiLevelType w:val="multilevel"/>
+    <w:tmpl w:val="F2F8CF0C"/>
+    <w:lvl w:ilvl="0">
+      <w:start w:val="1"/>
+      <w:numFmt w:val="bullet"/>
+      <w:lvlText w:val=""/>
+      <w:lvlJc w:val="left"/>
+      <w:pPr>
+        <w:tabs>
+          <w:tab w:val="num" w:pos="720"/>
+        </w:tabs>
+        <w:ind w:left="720" w:hanging="360"/>
+      </w:pPr>
+      <w:rPr>
+        <w:rFonts w:ascii="Symbol" w:hAnsi="Symbol" w:hint="default"/>
+        <w:sz w:val="20"/>
+      </w:rPr>
+    </w:lvl>
+    <w:lvl w:ilvl="1">
+      <w:start w:val="1"/>
+      <w:numFmt w:val="bullet"/>
+      <w:lvlText w:val="o"/>
+      <w:lvlJc w:val="left"/>
+      <w:pPr>
+        <w:tabs>
+          <w:tab w:val="num" w:pos="1440"/>
+        </w:tabs>
+        <w:ind w:left="1440" w:hanging="360"/>
+      </w:pPr>
+      <w:rPr>
+        <w:rFonts w:ascii="Courier New" w:hAnsi="Courier New" w:hint="default"/>
+        <w:sz w:val="20"/>
+      </w:rPr>
+    </w:lvl>
+    <w:lvl w:ilvl="2" w:tentative="1">
+      <w:start w:val="1"/>
+      <w:numFmt w:val="bullet"/>
+      <w:lvlText w:val=""/>
+      <w:lvlJc w:val="left"/>
+      <w:pPr>
+        <w:tabs>
+          <w:tab w:val="num" w:pos="2160"/>
+        </w:tabs>
+        <w:ind w:left="2160" w:hanging="360"/>
+      </w:pPr>
+      <w:rPr>
+        <w:rFonts w:ascii="Wingdings" w:hAnsi="Wingdings" w:hint="default"/>
+        <w:sz w:val="20"/>
+      </w:rPr>
+    </w:lvl>
+    <w:lvl w:ilvl="3" w:tentative="1">
+      <w:start w:val="1"/>
+      <w:numFmt w:val="bullet"/>
+      <w:lvlText w:val=""/>
+      <w:lvlJc w:val="left"/>
+      <w:pPr>
+        <w:tabs>
+          <w:tab w:val="num" w:pos="2880"/>
+        </w:tabs>
+        <w:ind w:left="2880" w:hanging="360"/>
+      </w:pPr>
+      <w:rPr>
+        <w:rFonts w:ascii="Wingdings" w:hAnsi="Wingdings" w:hint="default"/>
+        <w:sz w:val="20"/>
+      </w:rPr>
+    </w:lvl>
+    <w:lvl w:ilvl="4" w:tentative="1">
+      <w:start w:val="1"/>
+      <w:numFmt w:val="bullet"/>
+      <w:lvlText w:val=""/>
+      <w:lvlJc w:val="left"/>
+      <w:pPr>
+        <w:tabs>
+          <w:tab w:val="num" w:pos="3600"/>
+        </w:tabs>
+        <w:ind w:left="3600" w:hanging="360"/>
+      </w:pPr>
+      <w:rPr>
+        <w:rFonts w:ascii="Wingdings" w:hAnsi="Wingdings" w:hint="default"/>
+        <w:sz w:val="20"/>
+      </w:rPr>
+    </w:lvl>
+    <w:lvl w:ilvl="5" w:tentative="1">
+      <w:start w:val="1"/>
+      <w:numFmt w:val="bullet"/>
+      <w:lvlText w:val=""/>
+      <w:lvlJc w:val="left"/>
+      <w:pPr>
+        <w:tabs>
+          <w:tab w:val="num" w:pos="4320"/>
+        </w:tabs>
+        <w:ind w:left="4320" w:hanging="360"/>
+      </w:pPr>
+      <w:rPr>
+        <w:rFonts w:ascii="Wingdings" w:hAnsi="Wingdings" w:hint="default"/>
+        <w:sz w:val="20"/>
+      </w:rPr>
+    </w:lvl>
+    <w:lvl w:ilvl="6" w:tentative="1">
+      <w:start w:val="1"/>
+      <w:numFmt w:val="bullet"/>
+      <w:lvlText w:val=""/>
+      <w:lvlJc w:val="left"/>
+      <w:pPr>
+        <w:tabs>
+          <w:tab w:val="num" w:pos="5040"/>
+        </w:tabs>
+        <w:ind w:left="5040" w:hanging="360"/>
+      </w:pPr>
+      <w:rPr>
+        <w:rFonts w:ascii="Wingdings" w:hAnsi="Wingdings" w:hint="default"/>
+        <w:sz w:val="20"/>
+      </w:rPr>
+    </w:lvl>
+    <w:lvl w:ilvl="7" w:tentative="1">
+      <w:start w:val="1"/>
+      <w:numFmt w:val="bullet"/>
+      <w:lvlText w:val=""/>
+      <w:lvlJc w:val="left"/>
+      <w:pPr>
+        <w:tabs>
+          <w:tab w:val="num" w:pos="5760"/>
+        </w:tabs>
+        <w:ind w:left="5760" w:hanging="360"/>
+      </w:pPr>
+      <w:rPr>
+        <w:rFonts w:ascii="Wingdings" w:hAnsi="Wingdings" w:hint="default"/>
+        <w:sz w:val="20"/>
+      </w:rPr>
+    </w:lvl>
+    <w:lvl w:ilvl="8" w:tentative="1">
+      <w:start w:val="1"/>
+      <w:numFmt w:val="bullet"/>
+      <w:lvlText w:val=""/>
+      <w:lvlJc w:val="left"/>
+      <w:pPr>
+        <w:tabs>
+          <w:tab w:val="num" w:pos="6480"/>
+        </w:tabs>
+        <w:ind w:left="6480" w:hanging="360"/>
+      </w:pPr>
+      <w:rPr>
+        <w:rFonts w:ascii="Wingdings" w:hAnsi="Wingdings" w:hint="default"/>
+        <w:sz w:val="20"/>
+      </w:rPr>
+    </w:lvl>
+  </w:abstractNum>
   <w:num w:numId="1" w16cid:durableId="676469624">
-    <w:abstractNumId w:val="1"/>
+    <w:abstractNumId w:val="2"/>
   </w:num>
   <w:num w:numId="2" w16cid:durableId="448820757">
-    <w:abstractNumId w:val="3"/>
+    <w:abstractNumId w:val="6"/>
   </w:num>
   <w:num w:numId="3" w16cid:durableId="1734425138">
     <w:abstractNumId w:val="0"/>
   </w:num>
   <w:num w:numId="4" w16cid:durableId="1938057680">
+    <w:abstractNumId w:val="10"/>
+  </w:num>
+  <w:num w:numId="5" w16cid:durableId="710687297">
     <w:abstractNumId w:val="4"/>
   </w:num>
-  <w:num w:numId="5" w16cid:durableId="710687297">
-    <w:abstractNumId w:val="2"/>
-  </w:num>
   <w:num w:numId="6" w16cid:durableId="892815554">
-    <w:abstractNumId w:val="5"/>
+    <w:abstractNumId w:val="11"/>
   </w:num>
   <w:num w:numId="7" w16cid:durableId="124125494">
-    <w:abstractNumId w:val="6"/>
+    <w:abstractNumId w:val="13"/>
+  </w:num>
+  <w:num w:numId="8" w16cid:durableId="1563522448">
+    <w:abstractNumId w:val="12"/>
+  </w:num>
+  <w:num w:numId="9" w16cid:durableId="2012829733">
+    <w:abstractNumId w:val="1"/>
+  </w:num>
+  <w:num w:numId="10" w16cid:durableId="1417050851">
+    <w:abstractNumId w:val="8"/>
+  </w:num>
+  <w:num w:numId="11" w16cid:durableId="2069762737">
+    <w:abstractNumId w:val="3"/>
+  </w:num>
+  <w:num w:numId="12" w16cid:durableId="250698135">
+    <w:abstractNumId w:val="9"/>
+  </w:num>
+  <w:num w:numId="13" w16cid:durableId="1424103851">
+    <w:abstractNumId w:val="7"/>
+  </w:num>
+  <w:num w:numId="14" w16cid:durableId="1333951400">
+    <w:abstractNumId w:val="14"/>
+  </w:num>
+  <w:num w:numId="15" w16cid:durableId="1208179579">
+    <w:abstractNumId w:val="5"/>
   </w:num>
 </w:numbering>
 </file>
